--- a/GUIDE_Rubric_Document.docx
+++ b/GUIDE_Rubric_Document.docx
@@ -207,7 +207,7 @@
           <w:sz w:val="20"/>
           <w:szCs w:val="20"/>
         </w:rPr>
-        <w:t>Version: 3.0.0 | April 2026</w:t>
+        <w:t>Version: 3.1.2 | May 2026</w:t>
       </w:r>
     </w:p>
     <w:p>
@@ -292,7 +292,7 @@
           <w:sz w:val="20"/>
           <w:szCs w:val="20"/>
         </w:rPr>
-        <w:t>The framework gives you nine evaluation archetypes, each targeting a distinct instructional design domain. Every archetype evaluates across six research-grounded dimensions, scored on a 1-5 scale with explicit criteria anchored to source literature. Together, the nine archetypes provide 54 evaluation dimensions covering adult learning communication, assessment design, instructional sequencing, multimedia design, technical accessibility, formative evaluation, needs analysis, narrative design, and cognitive neuroscience alignment.</w:t>
+        <w:t>The framework gives you ten evaluation archetypes, each targeting a distinct instructional design domain. Every archetype evaluates across six research-grounded dimensions, scored on a 1-5 scale with explicit criteria anchored to source literature. Together, the nine archetypes provide 54 evaluation dimensions covering adult learning communication, assessment design, instructional sequencing, multimedia design, technical accessibility, formative evaluation, needs analysis, narrative design, and cognitive neuroscience alignment.</w:t>
       </w:r>
     </w:p>
     <w:p>
@@ -377,7 +377,7 @@
           <w:sz w:val="34"/>
           <w:szCs w:val="34"/>
         </w:rPr>
-        <w:t>Why Nine Archetypes?</w:t>
+        <w:t>Why Ten Archetypes?</w:t>
       </w:r>
     </w:p>
     <w:p>
@@ -393,7 +393,7 @@
           <w:sz w:val="20"/>
           <w:szCs w:val="20"/>
         </w:rPr>
-        <w:t xml:space="preserve">The nine archetypes are not arbitrary. They map to the core competency areas of the instructional design process as defined by the UCF MA Instructional Systems curriculum and the broader ID field. </w:t>
+        <w:t xml:space="preserve">The ten archetypes are not arbitrary. They map to the core competency areas of the instructional design process as defined by the UCF MA Instructional Systems curriculum and the broader ID field. </w:t>
       </w:r>
     </w:p>
     <w:p>
@@ -482,6 +482,11 @@
     </w:p>
     <w:p>
       <w:pPr>
+        <w:pStyle w:val="ListParagraph"/>
+        <w:numPr>
+          <w:ilvl w:val="0"/>
+          <w:numId w:val="1"/>
+        </w:numPr>
         <w:spacing w:before="240" w:after="120" w:line="319" w:lineRule="auto"/>
         <w:rPr>
           <w:sz w:val="20"/>
@@ -493,7 +498,23 @@
           <w:sz w:val="20"/>
           <w:szCs w:val="20"/>
         </w:rPr>
-        <w:t>Together, the nine archetypes and 54 dimensions provide coverage across the full ADDIE lifecycle (Analysis, Design, Development, Implementation, Evaluation) plus two cross-cutting lenses (narrative and neuroscience) that apply at every phase.</w:t>
+        <w:t>Archetype 10 (added in v3.1.0) is the synthesis lens. It evaluates whether the components from the other archetypes - objectives, instructional strategies, and assessments - cohere with each other and with broader curriculum and discipline scopes. It does not re-evaluate component quality; it asks whether the components, taken together, say the same thing.</w:t>
+      </w:r>
+    </w:p>
+    <w:p>
+      <w:pPr>
+        <w:spacing w:before="240" w:after="120" w:line="319" w:lineRule="auto"/>
+        <w:rPr>
+          <w:sz w:val="20"/>
+          <w:szCs w:val="20"/>
+        </w:rPr>
+      </w:pPr>
+      <w:r>
+        <w:rPr>
+          <w:sz w:val="20"/>
+          <w:szCs w:val="20"/>
+        </w:rPr>
+        <w:t>Together, the ten archetypes and 60 dimensions provide coverage across the full ADDIE lifecycle (Analysis, Design, Development, Implementation, Evaluation) plus two cross-cutting lenses (narrative and neuroscience) that apply at every phase.</w:t>
       </w:r>
     </w:p>
     <w:p>
@@ -525,6 +546,144 @@
           <w:szCs w:val="20"/>
         </w:rPr>
         <w:br w:type="page"/>
+      </w:r>
+    </w:p>
+    <w:p>
+      <w:pPr>
+        <w:pStyle w:val="Heading2"/>
+        <w:spacing w:before="200" w:after="120" w:line="319" w:lineRule="auto"/>
+        <w:rPr>
+          <w:color w:val="2E6EA6"/>
+          <w:sz w:val="34"/>
+          <w:szCs w:val="34"/>
+        </w:rPr>
+      </w:pPr>
+      <w:proofErr w:type="gramStart"/>
+      <w:r>
+        <w:rPr>
+          <w:color w:val="2E6EA6"/>
+          <w:sz w:val="34"/>
+          <w:szCs w:val="34"/>
+        </w:rPr>
+        <w:t>Quality Outcomes: Effective, Efficient, Engaging</w:t>
+      </w:r>
+      <w:proofErr w:type="gramEnd"/>
+      <w:proofErr w:type="gramStart"/>
+      <w:proofErr w:type="gramEnd"/>
+    </w:p>
+    <w:p>
+      <w:pPr>
+        <w:spacing w:before="240" w:after="120" w:line="319" w:lineRule="auto"/>
+        <w:jc w:val="center"/>
+        <w:rPr>
+          <w:b/>
+          <w:bCs/>
+          <w:color w:val="1B3A5C"/>
+          <w:sz w:val="48"/>
+          <w:szCs w:val="48"/>
+        </w:rPr>
+      </w:pPr>
+      <w:r>
+        <w:rPr>
+          <w:b/>
+          <w:bCs/>
+          <w:color w:val="1B3A5C"/>
+          <w:sz w:val="48"/>
+          <w:szCs w:val="48"/>
+        </w:rPr>
+        <w:t>High-quality instruction is effective, efficient, and engaging (Merrill, 2002). Hirumi (2025), building on Hirumi, Ratliff &amp; de la Mora (2021), maps each of those quality outcomes to an alignment of instructional elements. GUIDE operationalizes each.</w:t>
+      </w:r>
+    </w:p>
+    <w:p>
+      <w:pPr>
+        <w:spacing w:before="240" w:after="120" w:line="319" w:lineRule="auto"/>
+        <w:jc w:val="center"/>
+        <w:rPr>
+          <w:b/>
+          <w:bCs/>
+          <w:color w:val="1B3A5C"/>
+          <w:sz w:val="48"/>
+          <w:szCs w:val="48"/>
+        </w:rPr>
+      </w:pPr>
+      <w:r>
+        <w:rPr>
+          <w:b/>
+          <w:bCs/>
+          <w:color w:val="1B3A5C"/>
+          <w:sz w:val="48"/>
+          <w:szCs w:val="48"/>
+        </w:rPr>
+        <w:t>Effective - instructional elements aligned with theory, research, and documented best practice (Hannafin, Hannafin, Land, &amp; Oliver, 1997). Whether the artifact reflects what learning science actually says works. This is the grounded in Grounded Universal Instructional Design Evaluator.</w:t>
+      </w:r>
+    </w:p>
+    <w:p>
+      <w:pPr>
+        <w:spacing w:before="240" w:after="120" w:line="319" w:lineRule="auto"/>
+        <w:jc w:val="center"/>
+        <w:rPr>
+          <w:b/>
+          <w:bCs/>
+          <w:color w:val="1B3A5C"/>
+          <w:sz w:val="48"/>
+          <w:szCs w:val="48"/>
+        </w:rPr>
+      </w:pPr>
+      <w:r>
+        <w:rPr>
+          <w:b/>
+          <w:bCs/>
+          <w:color w:val="1B3A5C"/>
+          <w:sz w:val="48"/>
+          <w:szCs w:val="48"/>
+        </w:rPr>
+        <w:t>Efficient - objectives, instructional strategies (chunking and sequencing), and learner assessments aligned with each other (Tyler, 1949; Bloom, 1956; Dick, Carey &amp; Carey, 2015). Whether the artifact's internal pieces cohere so learners are not doing wasted work. Archetype 10 (Curriculum Alignment) operationalizes this alignment as a dedicated evaluation lens.</w:t>
+      </w:r>
+    </w:p>
+    <w:p>
+      <w:pPr>
+        <w:spacing w:before="240" w:after="120" w:line="319" w:lineRule="auto"/>
+        <w:jc w:val="center"/>
+        <w:rPr>
+          <w:b/>
+          <w:bCs/>
+          <w:color w:val="1B3A5C"/>
+          <w:sz w:val="48"/>
+          <w:szCs w:val="48"/>
+        </w:rPr>
+      </w:pPr>
+      <w:r>
+        <w:rPr>
+          <w:b/>
+          <w:bCs/>
+          <w:color w:val="1B3A5C"/>
+          <w:sz w:val="48"/>
+          <w:szCs w:val="48"/>
+        </w:rPr>
+        <w:t>Engaging - instructional elements aligned with learners' personal and professional goals, interests, and motivations (Keller, 1987, 2010 - ARCS). Whether the artifact connects to who the learner is and what they are trying to become. ARCS is operationalized as a capture requirement in Archetype 07 Level 4 (Learner Needs) and as a cross-cutting motivational design layer in Archetype 03 (Learning Domain Alignment).</w:t>
+      </w:r>
+    </w:p>
+    <w:p>
+      <w:pPr>
+        <w:spacing w:before="240" w:after="120" w:line="319" w:lineRule="auto"/>
+        <w:jc w:val="center"/>
+        <w:rPr>
+          <w:b/>
+          <w:bCs/>
+          <w:color w:val="1B3A5C"/>
+          <w:sz w:val="48"/>
+          <w:szCs w:val="48"/>
+        </w:rPr>
+      </w:pPr>
+      <w:r>
+        <w:rPr>
+          <w:b/>
+          <w:bCs/>
+          <w:color w:val="1B3A5C"/>
+          <w:sz w:val="48"/>
+          <w:szCs w:val="48"/>
+        </w:rPr>
+        <w:t>Each archetype below evaluates one or more of these three alignments. Archetypes 01-09 evaluate component quality across the ADDIE lifecycle; Archetype 10 is the synthesis archetype that evaluates internal coherence between objectives, instruction, and assessment.</w:t>
       </w:r>
     </w:p>
     <w:p>
@@ -1394,6 +1553,57 @@
                 <w:szCs w:val="18"/>
               </w:rPr>
               <w:t>5E Model Alignment, Memory System Optimization, Attention Management, Emotional Engagement for Encoding, Synaptic Strengthening Factors, Theory-Practice Grounding</w:t>
+            </w:r>
+          </w:p>
+        </w:tc>
+      </w:tr>
+      <w:tr>
+        <w:trPr>
+          <w:trHeight w:val="855"/>
+        </w:trPr>
+        <w:tc>
+          <w:tcPr>
+            <w:tcW w:w="1974" w:type="dxa"/>
+            <w:tcBorders>
+              <w:top w:val="nil"/>
+              <w:left w:val="single" w:sz="5" w:space="0" w:color="CCCCCC"/>
+              <w:bottom w:val="single" w:sz="5" w:space="0" w:color="CCCCCC"/>
+              <w:right w:val="single" w:sz="5" w:space="0" w:color="CCCCCC"/>
+            </w:tcBorders>
+            <w:shd w:val="clear" w:color="auto" w:fill="F5F8FA"/>
+            <w:tcMar>
+              <w:top w:w="60" w:type="dxa"/>
+              <w:left w:w="80" w:type="dxa"/>
+              <w:bottom w:w="60" w:type="dxa"/>
+              <w:right w:w="80" w:type="dxa"/>
+            </w:tcMar>
+          </w:tcPr>
+          <w:p>
+            <w:r>
+              <w:t>10 - Curriculum Alignment</w:t>
+            </w:r>
+          </w:p>
+        </w:tc>
+        <w:tc>
+          <w:tcPr>
+            <w:tcW w:w="7371" w:type="dxa"/>
+            <w:tcBorders>
+              <w:top w:val="nil"/>
+              <w:left w:val="nil"/>
+              <w:bottom w:val="single" w:sz="5" w:space="0" w:color="CCCCCC"/>
+              <w:right w:val="single" w:sz="5" w:space="0" w:color="CCCCCC"/>
+            </w:tcBorders>
+            <w:shd w:val="clear" w:color="auto" w:fill="F5F8FA"/>
+            <w:tcMar>
+              <w:top w:w="60" w:type="dxa"/>
+              <w:left w:w="80" w:type="dxa"/>
+              <w:bottom w:w="60" w:type="dxa"/>
+              <w:right w:w="80" w:type="dxa"/>
+            </w:tcMar>
+          </w:tcPr>
+          <w:p>
+            <w:r>
+              <w:t>Objective &lt;-&gt; Strategy Coherence, Strategy &lt;-&gt; Assessment Coherence, Objective &lt;-&gt; Assessment Coherence, Coverage Completeness, Vertical Alignment, Discipline Alignment</w:t>
             </w:r>
           </w:p>
         </w:tc>
@@ -18824,6 +19034,22 @@
     </w:p>
     <w:p>
       <w:pPr>
+        <w:spacing w:before="240" w:after="120" w:line="319" w:lineRule="auto"/>
+        <w:rPr>
+          <w:sz w:val="20"/>
+          <w:szCs w:val="20"/>
+        </w:rPr>
+      </w:pPr>
+      <w:r>
+        <w:rPr>
+          <w:sz w:val="20"/>
+          <w:szCs w:val="20"/>
+        </w:rPr>
+        <w:t>ARCS Motivational Layer (added in v3.0.2). For the Attitudes domain - and as a cross-cutting motivational lens for any domain - apply Keller's ARCS: Attention (curiosity-grabbing entry), Relevance (tie to the learner's personal/professional goals captured in Archetype 07 Level 4), Confidence (early scaffolded wins, clear success criteria), Satisfaction (intrinsic reward, recognition, applied outcomes). If the upstream needs assessment captured ARCS data and this instruction ignores it in favor of generic framing, that is a domain-alignment failure on the motivational layer, not just a polish issue.</w:t>
+      </w:r>
+    </w:p>
+    <w:p>
+      <w:pPr>
         <w:spacing w:before="240" w:after="60" w:line="319" w:lineRule="auto"/>
         <w:rPr>
           <w:b/>
@@ -35816,6 +36042,22 @@
     </w:p>
     <w:p>
       <w:pPr>
+        <w:spacing w:before="240" w:after="120" w:line="319" w:lineRule="auto"/>
+        <w:rPr>
+          <w:sz w:val="20"/>
+          <w:szCs w:val="20"/>
+        </w:rPr>
+      </w:pPr>
+      <w:r>
+        <w:rPr>
+          <w:sz w:val="20"/>
+          <w:szCs w:val="20"/>
+        </w:rPr>
+        <w:t>ARCS at Level 4 (added in v3.0.2). Beyond demographics and constraints, Learner Needs must capture the four motivational conditions instruction must satisfy (Keller, 1987, 2010): Attention (what currently holds learners' interest? what competes for it?), Relevance (what personal or professional goals, interests, or pain points does this instruction connect to?), Confidence (current self-efficacy; where might they expect to fail?), and Satisfaction (what intrinsic or extrinsic outcomes will make the effort feel worth it?). A Level 4 profile that lists demographics but omits goals/interests/motivations scores no higher than 3 on this dimension - engagement is alignment to the learner's why, not just their context.</w:t>
+      </w:r>
+    </w:p>
+    <w:p>
+      <w:pPr>
         <w:spacing w:before="240" w:after="60" w:line="319" w:lineRule="auto"/>
         <w:rPr>
           <w:b/>
@@ -46779,6 +47021,3315 @@
     <w:p>
       <w:pPr>
         <w:spacing w:before="240" w:after="240" w:line="319" w:lineRule="auto"/>
+        <w:rPr>
+          <w:sz w:val="20"/>
+          <w:szCs w:val="20"/>
+        </w:rPr>
+      </w:pPr>
+      <w:r>
+        <w:rPr>
+          <w:sz w:val="20"/>
+          <w:szCs w:val="20"/>
+        </w:rPr>
+        <w:t xml:space="preserve"> </w:t>
+      </w:r>
+    </w:p>
+    <w:p>
+      <w:pPr>
+        <w:pStyle w:val="Heading1"/>
+        <w:spacing w:before="480" w:after="180" w:line="319" w:lineRule="auto"/>
+        <w:rPr>
+          <w:color w:val="1B3A5C"/>
+          <w:sz w:val="46"/>
+          <w:szCs w:val="46"/>
+        </w:rPr>
+      </w:pPr>
+      <w:bookmarkStart w:id="70" w:name="_6jfy5trkcfmn" w:colFirst="0" w:colLast="0"/>
+      <w:bookmarkEnd w:id="70"/>
+      <w:r>
+        <w:rPr>
+          <w:color w:val="1B3A5C"/>
+          <w:sz w:val="46"/>
+          <w:szCs w:val="46"/>
+        </w:rPr>
+        <w:t>Archetype 10: Curriculum Alignment</w:t>
+      </w:r>
+    </w:p>
+    <w:p>
+      <w:pPr>
+        <w:spacing w:before="240" w:after="120" w:line="319" w:lineRule="auto"/>
+        <w:rPr>
+          <w:sz w:val="20"/>
+          <w:szCs w:val="20"/>
+        </w:rPr>
+      </w:pPr>
+      <w:r>
+        <w:rPr>
+          <w:sz w:val="20"/>
+          <w:szCs w:val="20"/>
+        </w:rPr>
+        <w:t>Evaluates whether an instructional artifact's internal pieces - objectives, instructional strategies (content, activities, chunking, sequencing), and learner assessments - cohere with each other and with broader scopes (course-level vertical progression, discipline-level competencies). This archetype operationalizes the Efficient quality outcome (Merrill, 2002) per the alignment mapping in Hirumi (2025). It does not evaluate the quality of any individual component - other archetypes (02, 03, 07) do that. It evaluates whether the components, taken together, say the same thing.</w:t>
+      </w:r>
+      <w:proofErr w:type="gramStart"/>
+      <w:proofErr w:type="gramEnd"/>
+    </w:p>
+    <w:tbl>
+      <w:tblPr>
+        <w:tblStyle w:val="afffc"/>
+        <w:tblW w:w="9345" w:type="dxa"/>
+        <w:tblInd w:w="0" w:type="dxa"/>
+        <w:tblBorders>
+          <w:top w:val="nil"/>
+          <w:left w:val="nil"/>
+          <w:bottom w:val="nil"/>
+          <w:right w:val="nil"/>
+          <w:insideH w:val="nil"/>
+          <w:insideV w:val="nil"/>
+        </w:tblBorders>
+        <w:tblLayout w:type="fixed"/>
+        <w:tblLook w:val="0600" w:firstRow="0" w:lastRow="0" w:firstColumn="0" w:lastColumn="0" w:noHBand="1" w:noVBand="1"/>
+      </w:tblPr>
+      <w:tblGrid>
+        <w:gridCol w:w="9345"/>
+      </w:tblGrid>
+      <w:tr>
+        <w:trPr>
+          <w:trHeight w:val="1515"/>
+        </w:trPr>
+        <w:tc>
+          <w:tcPr>
+            <w:tcW w:w="9345" w:type="dxa"/>
+            <w:tcBorders>
+              <w:top w:val="single" w:sz="5" w:space="0" w:color="2E6EA6"/>
+              <w:left w:val="single" w:sz="5" w:space="0" w:color="2E6EA6"/>
+              <w:bottom w:val="single" w:sz="5" w:space="0" w:color="2E6EA6"/>
+              <w:right w:val="single" w:sz="5" w:space="0" w:color="2E6EA6"/>
+            </w:tcBorders>
+            <w:shd w:val="clear" w:color="auto" w:fill="EBF2FA"/>
+            <w:tcMar>
+              <w:top w:w="100" w:type="dxa"/>
+              <w:left w:w="140" w:type="dxa"/>
+              <w:bottom w:w="100" w:type="dxa"/>
+              <w:right w:w="140" w:type="dxa"/>
+            </w:tcMar>
+          </w:tcPr>
+          <w:p>
+            <w:r>
+              <w:t>When to use this archetype:</w:t>
+              <w:br/>
+              <w:t>Apply for end-to-end course design reviews (objectives + lessons + assessments together), curriculum mapping against professional competencies, Bloom-drift checks between stated and tested behavior, detecting orphan objectives or extraneous instruction, and vertical alignment review across modules in a course or courses in a program. Run in addition to component archetypes (02, 03, 07) when the question is whether the pieces hang together rather than whether any one piece is well-designed.</w:t>
+            </w:r>
+          </w:p>
+        </w:tc>
+      </w:tr>
+    </w:tbl>
+    <w:p>
+      <w:pPr>
+        <w:spacing w:before="2400" w:after="240" w:line="319" w:lineRule="auto"/>
+        <w:rPr>
+          <w:sz w:val="20"/>
+          <w:szCs w:val="20"/>
+        </w:rPr>
+      </w:pPr>
+      <w:r>
+        <w:rPr>
+          <w:sz w:val="20"/>
+          <w:szCs w:val="20"/>
+        </w:rPr>
+        <w:t xml:space="preserve"> </w:t>
+      </w:r>
+    </w:p>
+    <w:p>
+      <w:pPr>
+        <w:pStyle w:val="Heading3"/>
+        <w:spacing w:before="280" w:after="80" w:line="319" w:lineRule="auto"/>
+        <w:rPr>
+          <w:color w:val="3A3A3A"/>
+          <w:sz w:val="26"/>
+          <w:szCs w:val="26"/>
+        </w:rPr>
+      </w:pPr>
+      <w:bookmarkStart w:id="13" w:name="_fp7fl0fj6nni" w:colFirst="0" w:colLast="0"/>
+      <w:bookmarkEnd w:id="13"/>
+      <w:r>
+        <w:rPr>
+          <w:color w:val="3A3A3A"/>
+          <w:sz w:val="26"/>
+          <w:szCs w:val="26"/>
+        </w:rPr>
+        <w:t>Dimension 1: Objective &lt;-&gt; Strategy Coherence</w:t>
+      </w:r>
+    </w:p>
+    <w:p>
+      <w:pPr>
+        <w:spacing w:before="240" w:after="120" w:line="319" w:lineRule="auto"/>
+        <w:rPr>
+          <w:sz w:val="20"/>
+          <w:szCs w:val="20"/>
+        </w:rPr>
+      </w:pPr>
+      <w:r>
+        <w:rPr>
+          <w:b/>
+          <w:bCs/>
+          <w:sz w:val="20"/>
+          <w:szCs w:val="20"/>
+        </w:rPr>
+        <w:t>Theoretical Foundation: Tyler (1949) curriculum alignment; Dick, Carey &amp; Carey (2015) objective-instruction linkage; Bloom (1956) / Anderson &amp; Krathwohl (2001) taxonomy</w:t>
+      </w:r>
+    </w:p>
+    <w:p>
+      <w:pPr>
+        <w:spacing w:before="240" w:after="120" w:line="319" w:lineRule="auto"/>
+        <w:rPr>
+          <w:sz w:val="20"/>
+          <w:szCs w:val="20"/>
+        </w:rPr>
+      </w:pPr>
+      <w:r>
+        <w:rPr>
+          <w:b/>
+          <w:bCs/>
+          <w:sz w:val="20"/>
+          <w:szCs w:val="20"/>
+        </w:rPr>
+        <w:t>Does the instruction actually teach what the objective states? Behavior verb in the objective is practiced in instruction; Bloom level taught matches Bloom level stated; no instruction exists that does not trace to a stated objective.</w:t>
+      </w:r>
+    </w:p>
+    <w:p>
+      <w:pPr>
+        <w:spacing w:before="240" w:after="120" w:line="319" w:lineRule="auto"/>
+        <w:rPr>
+          <w:sz w:val="20"/>
+          <w:szCs w:val="20"/>
+        </w:rPr>
+      </w:pPr>
+      <w:r>
+        <w:rPr>
+          <w:b/>
+          <w:bCs/>
+          <w:sz w:val="20"/>
+          <w:szCs w:val="20"/>
+        </w:rPr>
+        <w:t>Source Materials:</w:t>
+      </w:r>
+    </w:p>
+    <w:p>
+      <w:pPr>
+        <w:spacing w:before="240" w:after="120" w:line="319" w:lineRule="auto"/>
+        <w:rPr>
+          <w:sz w:val="20"/>
+          <w:szCs w:val="20"/>
+        </w:rPr>
+      </w:pPr>
+      <w:r>
+        <w:rPr>
+          <w:b/>
+          <w:bCs/>
+          <w:sz w:val="20"/>
+          <w:szCs w:val="20"/>
+        </w:rPr>
+        <w:t>Tyler, R.W. (1949). Basic Principles of Curriculum and Instruction. University of Chicago Press.</w:t>
+      </w:r>
+    </w:p>
+    <w:p>
+      <w:pPr>
+        <w:spacing w:before="240" w:after="120" w:line="319" w:lineRule="auto"/>
+        <w:rPr>
+          <w:sz w:val="20"/>
+          <w:szCs w:val="20"/>
+        </w:rPr>
+      </w:pPr>
+      <w:r>
+        <w:rPr>
+          <w:b/>
+          <w:bCs/>
+          <w:sz w:val="20"/>
+          <w:szCs w:val="20"/>
+        </w:rPr>
+        <w:t>Dick, W., Carey, L., &amp; Carey, J.O. (2015). The Systematic Design of Instruction (8th ed.). Pearson.</w:t>
+      </w:r>
+    </w:p>
+    <w:p>
+      <w:pPr>
+        <w:spacing w:before="240" w:after="120" w:line="319" w:lineRule="auto"/>
+        <w:rPr>
+          <w:sz w:val="20"/>
+          <w:szCs w:val="20"/>
+        </w:rPr>
+      </w:pPr>
+      <w:r>
+        <w:rPr>
+          <w:b/>
+          <w:bCs/>
+          <w:sz w:val="20"/>
+          <w:szCs w:val="20"/>
+        </w:rPr>
+        <w:t>Bloom, B.S. (1956). Taxonomy of Educational Objectives. David McKay.</w:t>
+      </w:r>
+    </w:p>
+    <w:p>
+      <w:pPr>
+        <w:spacing w:before="240" w:after="120" w:line="319" w:lineRule="auto"/>
+        <w:rPr>
+          <w:sz w:val="20"/>
+          <w:szCs w:val="20"/>
+        </w:rPr>
+      </w:pPr>
+      <w:r>
+        <w:rPr>
+          <w:b/>
+          <w:bCs/>
+          <w:sz w:val="20"/>
+          <w:szCs w:val="20"/>
+        </w:rPr>
+        <w:t>Anderson, L.W. &amp; Krathwohl, D.R. (2001). A Taxonomy for Learning, Teaching, and Assessing. Longman.</w:t>
+      </w:r>
+    </w:p>
+    <w:p>
+      <w:pPr>
+        <w:spacing w:before="2400" w:after="240" w:line="319" w:lineRule="auto"/>
+        <w:rPr>
+          <w:sz w:val="20"/>
+          <w:szCs w:val="20"/>
+        </w:rPr>
+      </w:pPr>
+      <w:r>
+        <w:rPr>
+          <w:sz w:val="20"/>
+          <w:szCs w:val="20"/>
+        </w:rPr>
+        <w:t xml:space="preserve"> </w:t>
+      </w:r>
+    </w:p>
+    <w:p>
+      <w:pPr>
+        <w:spacing w:before="240" w:after="120" w:line="319" w:lineRule="auto"/>
+        <w:rPr>
+          <w:sz w:val="20"/>
+          <w:szCs w:val="20"/>
+        </w:rPr>
+      </w:pPr>
+      <w:r>
+        <w:rPr>
+          <w:b/>
+          <w:bCs/>
+          <w:sz w:val="20"/>
+          <w:szCs w:val="20"/>
+        </w:rPr>
+        <w:t>Scoring Criteria:</w:t>
+      </w:r>
+    </w:p>
+    <w:tbl>
+      <w:tblPr>
+        <w:tblStyle w:val="a5"/>
+        <w:tblW w:w="9345" w:type="dxa"/>
+        <w:tblInd w:w="0" w:type="dxa"/>
+        <w:tblBorders>
+          <w:top w:val="nil"/>
+          <w:left w:val="nil"/>
+          <w:bottom w:val="nil"/>
+          <w:right w:val="nil"/>
+          <w:insideH w:val="nil"/>
+          <w:insideV w:val="nil"/>
+        </w:tblBorders>
+        <w:tblLayout w:type="fixed"/>
+        <w:tblLook w:val="0600" w:firstRow="0" w:lastRow="0" w:firstColumn="0" w:lastColumn="0" w:noHBand="1" w:noVBand="1"/>
+      </w:tblPr>
+      <w:tblGrid>
+        <w:gridCol w:w="960"/>
+        <w:gridCol w:w="8385"/>
+      </w:tblGrid>
+      <w:tr>
+        <w:trPr>
+          <w:trHeight w:val="405"/>
+        </w:trPr>
+        <w:tc>
+          <w:tcPr>
+            <w:tcW w:w="960" w:type="dxa"/>
+            <w:tcBorders>
+              <w:top w:val="single" w:sz="5" w:space="0" w:color="CCCCCC"/>
+              <w:left w:val="single" w:sz="5" w:space="0" w:color="CCCCCC"/>
+              <w:bottom w:val="single" w:sz="5" w:space="0" w:color="CCCCCC"/>
+              <w:right w:val="single" w:sz="5" w:space="0" w:color="CCCCCC"/>
+            </w:tcBorders>
+            <w:shd w:val="clear" w:color="auto" w:fill="1B3A5C"/>
+            <w:tcMar>
+              <w:top w:w="60" w:type="dxa"/>
+              <w:left w:w="80" w:type="dxa"/>
+              <w:bottom w:w="60" w:type="dxa"/>
+              <w:right w:w="80" w:type="dxa"/>
+            </w:tcMar>
+          </w:tcPr>
+          <w:p>
+            <w:pPr>
+              <w:spacing w:before="240" w:after="240" w:line="319" w:lineRule="auto"/>
+              <w:rPr>
+                <w:b/>
+                <w:bCs/>
+                <w:color w:val="FFFFFF"/>
+                <w:sz w:val="20"/>
+                <w:szCs w:val="20"/>
+              </w:rPr>
+            </w:pPr>
+            <w:r>
+              <w:rPr>
+                <w:b/>
+                <w:bCs/>
+                <w:color w:val="FFFFFF"/>
+                <w:sz w:val="20"/>
+                <w:szCs w:val="20"/>
+              </w:rPr>
+              <w:t>Score</w:t>
+            </w:r>
+          </w:p>
+        </w:tc>
+        <w:tc>
+          <w:tcPr>
+            <w:tcW w:w="8385" w:type="dxa"/>
+            <w:tcBorders>
+              <w:top w:val="single" w:sz="5" w:space="0" w:color="CCCCCC"/>
+              <w:left w:val="nil"/>
+              <w:bottom w:val="single" w:sz="5" w:space="0" w:color="CCCCCC"/>
+              <w:right w:val="single" w:sz="5" w:space="0" w:color="CCCCCC"/>
+            </w:tcBorders>
+            <w:shd w:val="clear" w:color="auto" w:fill="1B3A5C"/>
+            <w:tcMar>
+              <w:top w:w="60" w:type="dxa"/>
+              <w:left w:w="80" w:type="dxa"/>
+              <w:bottom w:w="60" w:type="dxa"/>
+              <w:right w:w="80" w:type="dxa"/>
+            </w:tcMar>
+          </w:tcPr>
+          <w:p>
+            <w:pPr>
+              <w:spacing w:before="240" w:after="240" w:line="319" w:lineRule="auto"/>
+              <w:rPr>
+                <w:b/>
+                <w:bCs/>
+                <w:color w:val="FFFFFF"/>
+                <w:sz w:val="20"/>
+                <w:szCs w:val="20"/>
+              </w:rPr>
+            </w:pPr>
+            <w:r>
+              <w:rPr>
+                <w:b/>
+                <w:bCs/>
+                <w:color w:val="FFFFFF"/>
+                <w:sz w:val="20"/>
+                <w:szCs w:val="20"/>
+              </w:rPr>
+              <w:t>Criteria</w:t>
+            </w:r>
+          </w:p>
+        </w:tc>
+      </w:tr>
+      <w:tr>
+        <w:trPr>
+          <w:trHeight w:val="930"/>
+        </w:trPr>
+        <w:tc>
+          <w:tcPr>
+            <w:tcW w:w="960" w:type="dxa"/>
+            <w:tcBorders>
+              <w:top w:val="nil"/>
+              <w:left w:val="single" w:sz="5" w:space="0" w:color="CCCCCC"/>
+              <w:bottom w:val="single" w:sz="5" w:space="0" w:color="CCCCCC"/>
+              <w:right w:val="single" w:sz="5" w:space="0" w:color="CCCCCC"/>
+            </w:tcBorders>
+            <w:shd w:val="clear" w:color="auto" w:fill="F5F8FA"/>
+            <w:tcMar>
+              <w:top w:w="60" w:type="dxa"/>
+              <w:left w:w="80" w:type="dxa"/>
+              <w:bottom w:w="60" w:type="dxa"/>
+              <w:right w:w="80" w:type="dxa"/>
+            </w:tcMar>
+          </w:tcPr>
+          <w:p>
+            <w:r>
+              <w:t>5</w:t>
+            </w:r>
+          </w:p>
+        </w:tc>
+        <w:tc>
+          <w:tcPr>
+            <w:tcW w:w="8385" w:type="dxa"/>
+            <w:tcBorders>
+              <w:top w:val="nil"/>
+              <w:left w:val="nil"/>
+              <w:bottom w:val="single" w:sz="5" w:space="0" w:color="CCCCCC"/>
+              <w:right w:val="single" w:sz="5" w:space="0" w:color="CCCCCC"/>
+            </w:tcBorders>
+            <w:shd w:val="clear" w:color="auto" w:fill="F5F8FA"/>
+            <w:tcMar>
+              <w:top w:w="60" w:type="dxa"/>
+              <w:left w:w="80" w:type="dxa"/>
+              <w:bottom w:w="60" w:type="dxa"/>
+              <w:right w:w="80" w:type="dxa"/>
+            </w:tcMar>
+          </w:tcPr>
+          <w:p>
+            <w:r>
+              <w:t>Every objective's behavior verb is directly practiced in instruction. Bloom level taught matches Bloom level stated. No instruction exists that does not trace to an objective.</w:t>
+            </w:r>
+          </w:p>
+        </w:tc>
+      </w:tr>
+      <w:tr>
+        <w:trPr>
+          <w:trHeight w:val="930"/>
+        </w:trPr>
+        <w:tc>
+          <w:tcPr>
+            <w:tcW w:w="960" w:type="dxa"/>
+            <w:tcBorders>
+              <w:top w:val="nil"/>
+              <w:left w:val="single" w:sz="5" w:space="0" w:color="CCCCCC"/>
+              <w:bottom w:val="single" w:sz="5" w:space="0" w:color="CCCCCC"/>
+              <w:right w:val="single" w:sz="5" w:space="0" w:color="CCCCCC"/>
+            </w:tcBorders>
+            <w:shd w:val="clear" w:color="auto" w:fill="FFFFFF"/>
+            <w:tcMar>
+              <w:top w:w="60" w:type="dxa"/>
+              <w:left w:w="80" w:type="dxa"/>
+              <w:bottom w:w="60" w:type="dxa"/>
+              <w:right w:w="80" w:type="dxa"/>
+            </w:tcMar>
+          </w:tcPr>
+          <w:p>
+            <w:r>
+              <w:t>4</w:t>
+            </w:r>
+          </w:p>
+        </w:tc>
+        <w:tc>
+          <w:tcPr>
+            <w:tcW w:w="8385" w:type="dxa"/>
+            <w:tcBorders>
+              <w:top w:val="nil"/>
+              <w:left w:val="nil"/>
+              <w:bottom w:val="single" w:sz="5" w:space="0" w:color="CCCCCC"/>
+              <w:right w:val="single" w:sz="5" w:space="0" w:color="CCCCCC"/>
+            </w:tcBorders>
+            <w:shd w:val="clear" w:color="auto" w:fill="FFFFFF"/>
+            <w:tcMar>
+              <w:top w:w="60" w:type="dxa"/>
+              <w:left w:w="80" w:type="dxa"/>
+              <w:bottom w:w="60" w:type="dxa"/>
+              <w:right w:w="80" w:type="dxa"/>
+            </w:tcMar>
+          </w:tcPr>
+          <w:p>
+            <w:r>
+              <w:t>Strong match; one minor verb-to-practice mismatch or one Bloom-level near-miss (one level off).</w:t>
+            </w:r>
+          </w:p>
+        </w:tc>
+      </w:tr>
+      <w:tr>
+        <w:trPr>
+          <w:trHeight w:val="660"/>
+        </w:trPr>
+        <w:tc>
+          <w:tcPr>
+            <w:tcW w:w="960" w:type="dxa"/>
+            <w:tcBorders>
+              <w:top w:val="nil"/>
+              <w:left w:val="single" w:sz="5" w:space="0" w:color="CCCCCC"/>
+              <w:bottom w:val="single" w:sz="5" w:space="0" w:color="CCCCCC"/>
+              <w:right w:val="single" w:sz="5" w:space="0" w:color="CCCCCC"/>
+            </w:tcBorders>
+            <w:shd w:val="clear" w:color="auto" w:fill="F5F8FA"/>
+            <w:tcMar>
+              <w:top w:w="60" w:type="dxa"/>
+              <w:left w:w="80" w:type="dxa"/>
+              <w:bottom w:w="60" w:type="dxa"/>
+              <w:right w:w="80" w:type="dxa"/>
+            </w:tcMar>
+          </w:tcPr>
+          <w:p>
+            <w:r>
+              <w:t>3</w:t>
+            </w:r>
+          </w:p>
+        </w:tc>
+        <w:tc>
+          <w:tcPr>
+            <w:tcW w:w="8385" w:type="dxa"/>
+            <w:tcBorders>
+              <w:top w:val="nil"/>
+              <w:left w:val="nil"/>
+              <w:bottom w:val="single" w:sz="5" w:space="0" w:color="CCCCCC"/>
+              <w:right w:val="single" w:sz="5" w:space="0" w:color="CCCCCC"/>
+            </w:tcBorders>
+            <w:shd w:val="clear" w:color="auto" w:fill="F5F8FA"/>
+            <w:tcMar>
+              <w:top w:w="60" w:type="dxa"/>
+              <w:left w:w="80" w:type="dxa"/>
+              <w:bottom w:w="60" w:type="dxa"/>
+              <w:right w:w="80" w:type="dxa"/>
+            </w:tcMar>
+          </w:tcPr>
+          <w:p>
+            <w:r>
+              <w:t>Moderate match; two or more dimensions teach a different cognitive level than the objective states (e.g., objective says 'analyze,' instruction stops at 'describe').</w:t>
+            </w:r>
+          </w:p>
+        </w:tc>
+      </w:tr>
+      <w:tr>
+        <w:trPr>
+          <w:trHeight w:val="660"/>
+        </w:trPr>
+        <w:tc>
+          <w:tcPr>
+            <w:tcW w:w="960" w:type="dxa"/>
+            <w:tcBorders>
+              <w:top w:val="nil"/>
+              <w:left w:val="single" w:sz="5" w:space="0" w:color="CCCCCC"/>
+              <w:bottom w:val="single" w:sz="5" w:space="0" w:color="CCCCCC"/>
+              <w:right w:val="single" w:sz="5" w:space="0" w:color="CCCCCC"/>
+            </w:tcBorders>
+            <w:shd w:val="clear" w:color="auto" w:fill="FFFFFF"/>
+            <w:tcMar>
+              <w:top w:w="60" w:type="dxa"/>
+              <w:left w:w="80" w:type="dxa"/>
+              <w:bottom w:w="60" w:type="dxa"/>
+              <w:right w:w="80" w:type="dxa"/>
+            </w:tcMar>
+          </w:tcPr>
+          <w:p>
+            <w:r>
+              <w:t>2</w:t>
+            </w:r>
+          </w:p>
+        </w:tc>
+        <w:tc>
+          <w:tcPr>
+            <w:tcW w:w="8385" w:type="dxa"/>
+            <w:tcBorders>
+              <w:top w:val="nil"/>
+              <w:left w:val="nil"/>
+              <w:bottom w:val="single" w:sz="5" w:space="0" w:color="CCCCCC"/>
+              <w:right w:val="single" w:sz="5" w:space="0" w:color="CCCCCC"/>
+            </w:tcBorders>
+            <w:shd w:val="clear" w:color="auto" w:fill="FFFFFF"/>
+            <w:tcMar>
+              <w:top w:w="60" w:type="dxa"/>
+              <w:left w:w="80" w:type="dxa"/>
+              <w:bottom w:w="60" w:type="dxa"/>
+              <w:right w:w="80" w:type="dxa"/>
+            </w:tcMar>
+          </w:tcPr>
+          <w:p>
+            <w:r>
+              <w:t>Significant misalignment; instruction teaches notably different skills than what the objectives state.</w:t>
+            </w:r>
+          </w:p>
+        </w:tc>
+      </w:tr>
+      <w:tr>
+        <w:trPr>
+          <w:trHeight w:val="405"/>
+        </w:trPr>
+        <w:tc>
+          <w:tcPr>
+            <w:tcW w:w="960" w:type="dxa"/>
+            <w:tcBorders>
+              <w:top w:val="nil"/>
+              <w:left w:val="single" w:sz="5" w:space="0" w:color="CCCCCC"/>
+              <w:bottom w:val="single" w:sz="5" w:space="0" w:color="CCCCCC"/>
+              <w:right w:val="single" w:sz="5" w:space="0" w:color="CCCCCC"/>
+            </w:tcBorders>
+            <w:shd w:val="clear" w:color="auto" w:fill="F5F8FA"/>
+            <w:tcMar>
+              <w:top w:w="60" w:type="dxa"/>
+              <w:left w:w="80" w:type="dxa"/>
+              <w:bottom w:w="60" w:type="dxa"/>
+              <w:right w:w="80" w:type="dxa"/>
+            </w:tcMar>
+          </w:tcPr>
+          <w:p>
+            <w:r>
+              <w:t>1</w:t>
+            </w:r>
+          </w:p>
+        </w:tc>
+        <w:tc>
+          <w:tcPr>
+            <w:tcW w:w="8385" w:type="dxa"/>
+            <w:tcBorders>
+              <w:top w:val="nil"/>
+              <w:left w:val="nil"/>
+              <w:bottom w:val="single" w:sz="5" w:space="0" w:color="CCCCCC"/>
+              <w:right w:val="single" w:sz="5" w:space="0" w:color="CCCCCC"/>
+            </w:tcBorders>
+            <w:shd w:val="clear" w:color="auto" w:fill="F5F8FA"/>
+            <w:tcMar>
+              <w:top w:w="60" w:type="dxa"/>
+              <w:left w:w="80" w:type="dxa"/>
+              <w:bottom w:w="60" w:type="dxa"/>
+              <w:right w:w="80" w:type="dxa"/>
+            </w:tcMar>
+          </w:tcPr>
+          <w:p>
+            <w:r>
+              <w:t>Instruction and objectives are essentially disconnected; the artifact teaches one thing and claims another.</w:t>
+            </w:r>
+          </w:p>
+        </w:tc>
+      </w:tr>
+    </w:tbl>
+    <w:p>
+      <w:pPr>
+        <w:spacing w:before="2400" w:after="240" w:line="319" w:lineRule="auto"/>
+        <w:rPr>
+          <w:sz w:val="20"/>
+          <w:szCs w:val="20"/>
+        </w:rPr>
+      </w:pPr>
+      <w:r>
+        <w:rPr>
+          <w:sz w:val="20"/>
+          <w:szCs w:val="20"/>
+        </w:rPr>
+        <w:t xml:space="preserve"> </w:t>
+      </w:r>
+    </w:p>
+    <w:p>
+      <w:pPr>
+        <w:pStyle w:val="Heading3"/>
+        <w:spacing w:before="280" w:after="80" w:line="319" w:lineRule="auto"/>
+        <w:rPr>
+          <w:color w:val="3A3A3A"/>
+          <w:sz w:val="26"/>
+          <w:szCs w:val="26"/>
+        </w:rPr>
+      </w:pPr>
+      <w:bookmarkStart w:id="13" w:name="_fp7fl0fj6nni" w:colFirst="0" w:colLast="0"/>
+      <w:bookmarkEnd w:id="13"/>
+      <w:r>
+        <w:rPr>
+          <w:color w:val="3A3A3A"/>
+          <w:sz w:val="26"/>
+          <w:szCs w:val="26"/>
+        </w:rPr>
+        <w:t>Dimension 2: Strategy &lt;-&gt; Assessment Coherence</w:t>
+      </w:r>
+    </w:p>
+    <w:p>
+      <w:pPr>
+        <w:spacing w:before="240" w:after="120" w:line="319" w:lineRule="auto"/>
+        <w:rPr>
+          <w:sz w:val="20"/>
+          <w:szCs w:val="20"/>
+        </w:rPr>
+      </w:pPr>
+      <w:r>
+        <w:rPr>
+          <w:b/>
+          <w:bCs/>
+          <w:sz w:val="20"/>
+          <w:szCs w:val="20"/>
+        </w:rPr>
+        <w:t>Theoretical Foundation: Dick, Carey &amp; Carey (2015) practice-assessment continuity; Mager (1997) congruence between practice and test conditions</w:t>
+      </w:r>
+    </w:p>
+    <w:p>
+      <w:pPr>
+        <w:spacing w:before="240" w:after="120" w:line="319" w:lineRule="auto"/>
+        <w:rPr>
+          <w:sz w:val="20"/>
+          <w:szCs w:val="20"/>
+        </w:rPr>
+      </w:pPr>
+      <w:r>
+        <w:rPr>
+          <w:b/>
+          <w:bCs/>
+          <w:sz w:val="20"/>
+          <w:szCs w:val="20"/>
+        </w:rPr>
+        <w:t>Does the assessment measure what was taught? Assessment tasks reflect the practice activities in format and cognitive demand; learners are not surprised by formats or content; the same Bloom level taught is tested.</w:t>
+      </w:r>
+    </w:p>
+    <w:p>
+      <w:pPr>
+        <w:spacing w:before="240" w:after="120" w:line="319" w:lineRule="auto"/>
+        <w:rPr>
+          <w:sz w:val="20"/>
+          <w:szCs w:val="20"/>
+        </w:rPr>
+      </w:pPr>
+      <w:r>
+        <w:rPr>
+          <w:b/>
+          <w:bCs/>
+          <w:sz w:val="20"/>
+          <w:szCs w:val="20"/>
+        </w:rPr>
+        <w:t>Source Materials:</w:t>
+      </w:r>
+    </w:p>
+    <w:p>
+      <w:pPr>
+        <w:spacing w:before="240" w:after="120" w:line="319" w:lineRule="auto"/>
+        <w:rPr>
+          <w:sz w:val="20"/>
+          <w:szCs w:val="20"/>
+        </w:rPr>
+      </w:pPr>
+      <w:r>
+        <w:rPr>
+          <w:b/>
+          <w:bCs/>
+          <w:sz w:val="20"/>
+          <w:szCs w:val="20"/>
+        </w:rPr>
+        <w:t>Dick, W., Carey, L., &amp; Carey, J.O. (2015). The Systematic Design of Instruction (8th ed.). Pearson.</w:t>
+      </w:r>
+    </w:p>
+    <w:p>
+      <w:pPr>
+        <w:spacing w:before="240" w:after="120" w:line="319" w:lineRule="auto"/>
+        <w:rPr>
+          <w:sz w:val="20"/>
+          <w:szCs w:val="20"/>
+        </w:rPr>
+      </w:pPr>
+      <w:r>
+        <w:rPr>
+          <w:b/>
+          <w:bCs/>
+          <w:sz w:val="20"/>
+          <w:szCs w:val="20"/>
+        </w:rPr>
+        <w:t>Mager, R.F. (1997). Preparing Instructional Objectives (3rd ed.). Center for Effective Performance.</w:t>
+      </w:r>
+    </w:p>
+    <w:p>
+      <w:pPr>
+        <w:spacing w:before="2400" w:after="240" w:line="319" w:lineRule="auto"/>
+        <w:rPr>
+          <w:sz w:val="20"/>
+          <w:szCs w:val="20"/>
+        </w:rPr>
+      </w:pPr>
+      <w:r>
+        <w:rPr>
+          <w:sz w:val="20"/>
+          <w:szCs w:val="20"/>
+        </w:rPr>
+        <w:t xml:space="preserve"> </w:t>
+      </w:r>
+    </w:p>
+    <w:p>
+      <w:pPr>
+        <w:spacing w:before="240" w:after="120" w:line="319" w:lineRule="auto"/>
+        <w:rPr>
+          <w:sz w:val="20"/>
+          <w:szCs w:val="20"/>
+        </w:rPr>
+      </w:pPr>
+      <w:r>
+        <w:rPr>
+          <w:b/>
+          <w:bCs/>
+          <w:sz w:val="20"/>
+          <w:szCs w:val="20"/>
+        </w:rPr>
+        <w:t>Scoring Criteria:</w:t>
+      </w:r>
+    </w:p>
+    <w:tbl>
+      <w:tblPr>
+        <w:tblStyle w:val="a5"/>
+        <w:tblW w:w="9345" w:type="dxa"/>
+        <w:tblInd w:w="0" w:type="dxa"/>
+        <w:tblBorders>
+          <w:top w:val="nil"/>
+          <w:left w:val="nil"/>
+          <w:bottom w:val="nil"/>
+          <w:right w:val="nil"/>
+          <w:insideH w:val="nil"/>
+          <w:insideV w:val="nil"/>
+        </w:tblBorders>
+        <w:tblLayout w:type="fixed"/>
+        <w:tblLook w:val="0600" w:firstRow="0" w:lastRow="0" w:firstColumn="0" w:lastColumn="0" w:noHBand="1" w:noVBand="1"/>
+      </w:tblPr>
+      <w:tblGrid>
+        <w:gridCol w:w="960"/>
+        <w:gridCol w:w="8385"/>
+      </w:tblGrid>
+      <w:tr>
+        <w:trPr>
+          <w:trHeight w:val="405"/>
+        </w:trPr>
+        <w:tc>
+          <w:tcPr>
+            <w:tcW w:w="960" w:type="dxa"/>
+            <w:tcBorders>
+              <w:top w:val="single" w:sz="5" w:space="0" w:color="CCCCCC"/>
+              <w:left w:val="single" w:sz="5" w:space="0" w:color="CCCCCC"/>
+              <w:bottom w:val="single" w:sz="5" w:space="0" w:color="CCCCCC"/>
+              <w:right w:val="single" w:sz="5" w:space="0" w:color="CCCCCC"/>
+            </w:tcBorders>
+            <w:shd w:val="clear" w:color="auto" w:fill="1B3A5C"/>
+            <w:tcMar>
+              <w:top w:w="60" w:type="dxa"/>
+              <w:left w:w="80" w:type="dxa"/>
+              <w:bottom w:w="60" w:type="dxa"/>
+              <w:right w:w="80" w:type="dxa"/>
+            </w:tcMar>
+          </w:tcPr>
+          <w:p>
+            <w:pPr>
+              <w:spacing w:before="240" w:after="240" w:line="319" w:lineRule="auto"/>
+              <w:rPr>
+                <w:b/>
+                <w:bCs/>
+                <w:color w:val="FFFFFF"/>
+                <w:sz w:val="20"/>
+                <w:szCs w:val="20"/>
+              </w:rPr>
+            </w:pPr>
+            <w:r>
+              <w:rPr>
+                <w:b/>
+                <w:bCs/>
+                <w:color w:val="FFFFFF"/>
+                <w:sz w:val="20"/>
+                <w:szCs w:val="20"/>
+              </w:rPr>
+              <w:t>Score</w:t>
+            </w:r>
+          </w:p>
+        </w:tc>
+        <w:tc>
+          <w:tcPr>
+            <w:tcW w:w="8385" w:type="dxa"/>
+            <w:tcBorders>
+              <w:top w:val="single" w:sz="5" w:space="0" w:color="CCCCCC"/>
+              <w:left w:val="nil"/>
+              <w:bottom w:val="single" w:sz="5" w:space="0" w:color="CCCCCC"/>
+              <w:right w:val="single" w:sz="5" w:space="0" w:color="CCCCCC"/>
+            </w:tcBorders>
+            <w:shd w:val="clear" w:color="auto" w:fill="1B3A5C"/>
+            <w:tcMar>
+              <w:top w:w="60" w:type="dxa"/>
+              <w:left w:w="80" w:type="dxa"/>
+              <w:bottom w:w="60" w:type="dxa"/>
+              <w:right w:w="80" w:type="dxa"/>
+            </w:tcMar>
+          </w:tcPr>
+          <w:p>
+            <w:pPr>
+              <w:spacing w:before="240" w:after="240" w:line="319" w:lineRule="auto"/>
+              <w:rPr>
+                <w:b/>
+                <w:bCs/>
+                <w:color w:val="FFFFFF"/>
+                <w:sz w:val="20"/>
+                <w:szCs w:val="20"/>
+              </w:rPr>
+            </w:pPr>
+            <w:r>
+              <w:rPr>
+                <w:b/>
+                <w:bCs/>
+                <w:color w:val="FFFFFF"/>
+                <w:sz w:val="20"/>
+                <w:szCs w:val="20"/>
+              </w:rPr>
+              <w:t>Criteria</w:t>
+            </w:r>
+          </w:p>
+        </w:tc>
+      </w:tr>
+      <w:tr>
+        <w:trPr>
+          <w:trHeight w:val="930"/>
+        </w:trPr>
+        <w:tc>
+          <w:tcPr>
+            <w:tcW w:w="960" w:type="dxa"/>
+            <w:tcBorders>
+              <w:top w:val="nil"/>
+              <w:left w:val="single" w:sz="5" w:space="0" w:color="CCCCCC"/>
+              <w:bottom w:val="single" w:sz="5" w:space="0" w:color="CCCCCC"/>
+              <w:right w:val="single" w:sz="5" w:space="0" w:color="CCCCCC"/>
+            </w:tcBorders>
+            <w:shd w:val="clear" w:color="auto" w:fill="F5F8FA"/>
+            <w:tcMar>
+              <w:top w:w="60" w:type="dxa"/>
+              <w:left w:w="80" w:type="dxa"/>
+              <w:bottom w:w="60" w:type="dxa"/>
+              <w:right w:w="80" w:type="dxa"/>
+            </w:tcMar>
+          </w:tcPr>
+          <w:p>
+            <w:r>
+              <w:t>5</w:t>
+            </w:r>
+          </w:p>
+        </w:tc>
+        <w:tc>
+          <w:tcPr>
+            <w:tcW w:w="8385" w:type="dxa"/>
+            <w:tcBorders>
+              <w:top w:val="nil"/>
+              <w:left w:val="nil"/>
+              <w:bottom w:val="single" w:sz="5" w:space="0" w:color="CCCCCC"/>
+              <w:right w:val="single" w:sz="5" w:space="0" w:color="CCCCCC"/>
+            </w:tcBorders>
+            <w:shd w:val="clear" w:color="auto" w:fill="F5F8FA"/>
+            <w:tcMar>
+              <w:top w:w="60" w:type="dxa"/>
+              <w:left w:w="80" w:type="dxa"/>
+              <w:bottom w:w="60" w:type="dxa"/>
+              <w:right w:w="80" w:type="dxa"/>
+            </w:tcMar>
+          </w:tcPr>
+          <w:p>
+            <w:r>
+              <w:t>Assessment tasks mirror the practice activities in format and cognitive demand. No surprises for the learner.</w:t>
+            </w:r>
+          </w:p>
+        </w:tc>
+      </w:tr>
+      <w:tr>
+        <w:trPr>
+          <w:trHeight w:val="930"/>
+        </w:trPr>
+        <w:tc>
+          <w:tcPr>
+            <w:tcW w:w="960" w:type="dxa"/>
+            <w:tcBorders>
+              <w:top w:val="nil"/>
+              <w:left w:val="single" w:sz="5" w:space="0" w:color="CCCCCC"/>
+              <w:bottom w:val="single" w:sz="5" w:space="0" w:color="CCCCCC"/>
+              <w:right w:val="single" w:sz="5" w:space="0" w:color="CCCCCC"/>
+            </w:tcBorders>
+            <w:shd w:val="clear" w:color="auto" w:fill="FFFFFF"/>
+            <w:tcMar>
+              <w:top w:w="60" w:type="dxa"/>
+              <w:left w:w="80" w:type="dxa"/>
+              <w:bottom w:w="60" w:type="dxa"/>
+              <w:right w:w="80" w:type="dxa"/>
+            </w:tcMar>
+          </w:tcPr>
+          <w:p>
+            <w:r>
+              <w:t>4</w:t>
+            </w:r>
+          </w:p>
+        </w:tc>
+        <w:tc>
+          <w:tcPr>
+            <w:tcW w:w="8385" w:type="dxa"/>
+            <w:tcBorders>
+              <w:top w:val="nil"/>
+              <w:left w:val="nil"/>
+              <w:bottom w:val="single" w:sz="5" w:space="0" w:color="CCCCCC"/>
+              <w:right w:val="single" w:sz="5" w:space="0" w:color="CCCCCC"/>
+            </w:tcBorders>
+            <w:shd w:val="clear" w:color="auto" w:fill="FFFFFF"/>
+            <w:tcMar>
+              <w:top w:w="60" w:type="dxa"/>
+              <w:left w:w="80" w:type="dxa"/>
+              <w:bottom w:w="60" w:type="dxa"/>
+              <w:right w:w="80" w:type="dxa"/>
+            </w:tcMar>
+          </w:tcPr>
+          <w:p>
+            <w:r>
+              <w:t>Mostly mirrored; one format change or one cognitive-demand step beyond what was practiced.</w:t>
+            </w:r>
+          </w:p>
+        </w:tc>
+      </w:tr>
+      <w:tr>
+        <w:trPr>
+          <w:trHeight w:val="660"/>
+        </w:trPr>
+        <w:tc>
+          <w:tcPr>
+            <w:tcW w:w="960" w:type="dxa"/>
+            <w:tcBorders>
+              <w:top w:val="nil"/>
+              <w:left w:val="single" w:sz="5" w:space="0" w:color="CCCCCC"/>
+              <w:bottom w:val="single" w:sz="5" w:space="0" w:color="CCCCCC"/>
+              <w:right w:val="single" w:sz="5" w:space="0" w:color="CCCCCC"/>
+            </w:tcBorders>
+            <w:shd w:val="clear" w:color="auto" w:fill="F5F8FA"/>
+            <w:tcMar>
+              <w:top w:w="60" w:type="dxa"/>
+              <w:left w:w="80" w:type="dxa"/>
+              <w:bottom w:w="60" w:type="dxa"/>
+              <w:right w:w="80" w:type="dxa"/>
+            </w:tcMar>
+          </w:tcPr>
+          <w:p>
+            <w:r>
+              <w:t>3</w:t>
+            </w:r>
+          </w:p>
+        </w:tc>
+        <w:tc>
+          <w:tcPr>
+            <w:tcW w:w="8385" w:type="dxa"/>
+            <w:tcBorders>
+              <w:top w:val="nil"/>
+              <w:left w:val="nil"/>
+              <w:bottom w:val="single" w:sz="5" w:space="0" w:color="CCCCCC"/>
+              <w:right w:val="single" w:sz="5" w:space="0" w:color="CCCCCC"/>
+            </w:tcBorders>
+            <w:shd w:val="clear" w:color="auto" w:fill="F5F8FA"/>
+            <w:tcMar>
+              <w:top w:w="60" w:type="dxa"/>
+              <w:left w:w="80" w:type="dxa"/>
+              <w:bottom w:w="60" w:type="dxa"/>
+              <w:right w:w="80" w:type="dxa"/>
+            </w:tcMar>
+          </w:tcPr>
+          <w:p>
+            <w:r>
+              <w:t>Partial mirror; learners would face at least one major surprise in format or required reasoning.</w:t>
+            </w:r>
+          </w:p>
+        </w:tc>
+      </w:tr>
+      <w:tr>
+        <w:trPr>
+          <w:trHeight w:val="660"/>
+        </w:trPr>
+        <w:tc>
+          <w:tcPr>
+            <w:tcW w:w="960" w:type="dxa"/>
+            <w:tcBorders>
+              <w:top w:val="nil"/>
+              <w:left w:val="single" w:sz="5" w:space="0" w:color="CCCCCC"/>
+              <w:bottom w:val="single" w:sz="5" w:space="0" w:color="CCCCCC"/>
+              <w:right w:val="single" w:sz="5" w:space="0" w:color="CCCCCC"/>
+            </w:tcBorders>
+            <w:shd w:val="clear" w:color="auto" w:fill="FFFFFF"/>
+            <w:tcMar>
+              <w:top w:w="60" w:type="dxa"/>
+              <w:left w:w="80" w:type="dxa"/>
+              <w:bottom w:w="60" w:type="dxa"/>
+              <w:right w:w="80" w:type="dxa"/>
+            </w:tcMar>
+          </w:tcPr>
+          <w:p>
+            <w:r>
+              <w:t>2</w:t>
+            </w:r>
+          </w:p>
+        </w:tc>
+        <w:tc>
+          <w:tcPr>
+            <w:tcW w:w="8385" w:type="dxa"/>
+            <w:tcBorders>
+              <w:top w:val="nil"/>
+              <w:left w:val="nil"/>
+              <w:bottom w:val="single" w:sz="5" w:space="0" w:color="CCCCCC"/>
+              <w:right w:val="single" w:sz="5" w:space="0" w:color="CCCCCC"/>
+            </w:tcBorders>
+            <w:shd w:val="clear" w:color="auto" w:fill="FFFFFF"/>
+            <w:tcMar>
+              <w:top w:w="60" w:type="dxa"/>
+              <w:left w:w="80" w:type="dxa"/>
+              <w:bottom w:w="60" w:type="dxa"/>
+              <w:right w:w="80" w:type="dxa"/>
+            </w:tcMar>
+          </w:tcPr>
+          <w:p>
+            <w:r>
+              <w:t>Significant mismatch; assessment requires skills that were not practiced.</w:t>
+            </w:r>
+          </w:p>
+        </w:tc>
+      </w:tr>
+      <w:tr>
+        <w:trPr>
+          <w:trHeight w:val="405"/>
+        </w:trPr>
+        <w:tc>
+          <w:tcPr>
+            <w:tcW w:w="960" w:type="dxa"/>
+            <w:tcBorders>
+              <w:top w:val="nil"/>
+              <w:left w:val="single" w:sz="5" w:space="0" w:color="CCCCCC"/>
+              <w:bottom w:val="single" w:sz="5" w:space="0" w:color="CCCCCC"/>
+              <w:right w:val="single" w:sz="5" w:space="0" w:color="CCCCCC"/>
+            </w:tcBorders>
+            <w:shd w:val="clear" w:color="auto" w:fill="F5F8FA"/>
+            <w:tcMar>
+              <w:top w:w="60" w:type="dxa"/>
+              <w:left w:w="80" w:type="dxa"/>
+              <w:bottom w:w="60" w:type="dxa"/>
+              <w:right w:w="80" w:type="dxa"/>
+            </w:tcMar>
+          </w:tcPr>
+          <w:p>
+            <w:r>
+              <w:t>1</w:t>
+            </w:r>
+          </w:p>
+        </w:tc>
+        <w:tc>
+          <w:tcPr>
+            <w:tcW w:w="8385" w:type="dxa"/>
+            <w:tcBorders>
+              <w:top w:val="nil"/>
+              <w:left w:val="nil"/>
+              <w:bottom w:val="single" w:sz="5" w:space="0" w:color="CCCCCC"/>
+              <w:right w:val="single" w:sz="5" w:space="0" w:color="CCCCCC"/>
+            </w:tcBorders>
+            <w:shd w:val="clear" w:color="auto" w:fill="F5F8FA"/>
+            <w:tcMar>
+              <w:top w:w="60" w:type="dxa"/>
+              <w:left w:w="80" w:type="dxa"/>
+              <w:bottom w:w="60" w:type="dxa"/>
+              <w:right w:w="80" w:type="dxa"/>
+            </w:tcMar>
+          </w:tcPr>
+          <w:p>
+            <w:r>
+              <w:t>Assessment effectively tests different content than what was taught.</w:t>
+            </w:r>
+          </w:p>
+        </w:tc>
+      </w:tr>
+    </w:tbl>
+    <w:p>
+      <w:pPr>
+        <w:spacing w:before="2400" w:after="240" w:line="319" w:lineRule="auto"/>
+        <w:rPr>
+          <w:sz w:val="20"/>
+          <w:szCs w:val="20"/>
+        </w:rPr>
+      </w:pPr>
+      <w:r>
+        <w:rPr>
+          <w:sz w:val="20"/>
+          <w:szCs w:val="20"/>
+        </w:rPr>
+        <w:t xml:space="preserve"> </w:t>
+      </w:r>
+    </w:p>
+    <w:p>
+      <w:pPr>
+        <w:pStyle w:val="Heading3"/>
+        <w:spacing w:before="280" w:after="80" w:line="319" w:lineRule="auto"/>
+        <w:rPr>
+          <w:color w:val="3A3A3A"/>
+          <w:sz w:val="26"/>
+          <w:szCs w:val="26"/>
+        </w:rPr>
+      </w:pPr>
+      <w:bookmarkStart w:id="13" w:name="_fp7fl0fj6nni" w:colFirst="0" w:colLast="0"/>
+      <w:bookmarkEnd w:id="13"/>
+      <w:r>
+        <w:rPr>
+          <w:color w:val="3A3A3A"/>
+          <w:sz w:val="26"/>
+          <w:szCs w:val="26"/>
+        </w:rPr>
+        <w:t>Dimension 3: Objective &lt;-&gt; Assessment Coherence</w:t>
+      </w:r>
+    </w:p>
+    <w:p>
+      <w:pPr>
+        <w:spacing w:before="240" w:after="120" w:line="319" w:lineRule="auto"/>
+        <w:rPr>
+          <w:sz w:val="20"/>
+          <w:szCs w:val="20"/>
+        </w:rPr>
+      </w:pPr>
+      <w:r>
+        <w:rPr>
+          <w:b/>
+          <w:bCs/>
+          <w:sz w:val="20"/>
+          <w:szCs w:val="20"/>
+        </w:rPr>
+        <w:t>Theoretical Foundation: Mager (1997) verb-to-task matching; Bloom (1956) / Anderson &amp; Krathwohl (2001) cognitive demand; Webb (1997) Depth of Knowledge</w:t>
+      </w:r>
+    </w:p>
+    <w:p>
+      <w:pPr>
+        <w:spacing w:before="240" w:after="120" w:line="319" w:lineRule="auto"/>
+        <w:rPr>
+          <w:sz w:val="20"/>
+          <w:szCs w:val="20"/>
+        </w:rPr>
+      </w:pPr>
+      <w:r>
+        <w:rPr>
+          <w:b/>
+          <w:bCs/>
+          <w:sz w:val="20"/>
+          <w:szCs w:val="20"/>
+        </w:rPr>
+        <w:t>Does the assessment test what the objective states? Verb-to-task match (Mager); Bloom-level match (Bloom / Anderson &amp; Krathwohl); Webb's Depth of Knowledge consistent; the criterion stated in the objective is the criterion in the rubric. Bloom-level mismatch of 2 or more levels triggers a major severity flag.</w:t>
+      </w:r>
+    </w:p>
+    <w:p>
+      <w:pPr>
+        <w:spacing w:before="240" w:after="120" w:line="319" w:lineRule="auto"/>
+        <w:rPr>
+          <w:sz w:val="20"/>
+          <w:szCs w:val="20"/>
+        </w:rPr>
+      </w:pPr>
+      <w:r>
+        <w:rPr>
+          <w:b/>
+          <w:bCs/>
+          <w:sz w:val="20"/>
+          <w:szCs w:val="20"/>
+        </w:rPr>
+        <w:t>Source Materials:</w:t>
+      </w:r>
+    </w:p>
+    <w:p>
+      <w:pPr>
+        <w:spacing w:before="240" w:after="120" w:line="319" w:lineRule="auto"/>
+        <w:rPr>
+          <w:sz w:val="20"/>
+          <w:szCs w:val="20"/>
+        </w:rPr>
+      </w:pPr>
+      <w:r>
+        <w:rPr>
+          <w:b/>
+          <w:bCs/>
+          <w:sz w:val="20"/>
+          <w:szCs w:val="20"/>
+        </w:rPr>
+        <w:t>Mager, R.F. (1997). Preparing Instructional Objectives (3rd ed.). Center for Effective Performance.</w:t>
+      </w:r>
+    </w:p>
+    <w:p>
+      <w:pPr>
+        <w:spacing w:before="240" w:after="120" w:line="319" w:lineRule="auto"/>
+        <w:rPr>
+          <w:sz w:val="20"/>
+          <w:szCs w:val="20"/>
+        </w:rPr>
+      </w:pPr>
+      <w:r>
+        <w:rPr>
+          <w:b/>
+          <w:bCs/>
+          <w:sz w:val="20"/>
+          <w:szCs w:val="20"/>
+        </w:rPr>
+        <w:t>Bloom, B.S. (1956). Taxonomy of Educational Objectives. David McKay.</w:t>
+      </w:r>
+    </w:p>
+    <w:p>
+      <w:pPr>
+        <w:spacing w:before="240" w:after="120" w:line="319" w:lineRule="auto"/>
+        <w:rPr>
+          <w:sz w:val="20"/>
+          <w:szCs w:val="20"/>
+        </w:rPr>
+      </w:pPr>
+      <w:r>
+        <w:rPr>
+          <w:b/>
+          <w:bCs/>
+          <w:sz w:val="20"/>
+          <w:szCs w:val="20"/>
+        </w:rPr>
+        <w:t>Anderson, L.W. &amp; Krathwohl, D.R. (2001). A Taxonomy for Learning, Teaching, and Assessing. Longman.</w:t>
+      </w:r>
+    </w:p>
+    <w:p>
+      <w:pPr>
+        <w:spacing w:before="240" w:after="120" w:line="319" w:lineRule="auto"/>
+        <w:rPr>
+          <w:sz w:val="20"/>
+          <w:szCs w:val="20"/>
+        </w:rPr>
+      </w:pPr>
+      <w:r>
+        <w:rPr>
+          <w:b/>
+          <w:bCs/>
+          <w:sz w:val="20"/>
+          <w:szCs w:val="20"/>
+        </w:rPr>
+        <w:t>Webb, N.L. (1997). Criteria for alignment of expectations and assessments. CCSSO Research Monograph No. 6.</w:t>
+      </w:r>
+    </w:p>
+    <w:p>
+      <w:pPr>
+        <w:spacing w:before="2400" w:after="240" w:line="319" w:lineRule="auto"/>
+        <w:rPr>
+          <w:sz w:val="20"/>
+          <w:szCs w:val="20"/>
+        </w:rPr>
+      </w:pPr>
+      <w:r>
+        <w:rPr>
+          <w:sz w:val="20"/>
+          <w:szCs w:val="20"/>
+        </w:rPr>
+        <w:t xml:space="preserve"> </w:t>
+      </w:r>
+    </w:p>
+    <w:p>
+      <w:pPr>
+        <w:spacing w:before="240" w:after="120" w:line="319" w:lineRule="auto"/>
+        <w:rPr>
+          <w:sz w:val="20"/>
+          <w:szCs w:val="20"/>
+        </w:rPr>
+      </w:pPr>
+      <w:r>
+        <w:rPr>
+          <w:b/>
+          <w:bCs/>
+          <w:sz w:val="20"/>
+          <w:szCs w:val="20"/>
+        </w:rPr>
+        <w:t>Scoring Criteria:</w:t>
+      </w:r>
+    </w:p>
+    <w:tbl>
+      <w:tblPr>
+        <w:tblStyle w:val="a5"/>
+        <w:tblW w:w="9345" w:type="dxa"/>
+        <w:tblInd w:w="0" w:type="dxa"/>
+        <w:tblBorders>
+          <w:top w:val="nil"/>
+          <w:left w:val="nil"/>
+          <w:bottom w:val="nil"/>
+          <w:right w:val="nil"/>
+          <w:insideH w:val="nil"/>
+          <w:insideV w:val="nil"/>
+        </w:tblBorders>
+        <w:tblLayout w:type="fixed"/>
+        <w:tblLook w:val="0600" w:firstRow="0" w:lastRow="0" w:firstColumn="0" w:lastColumn="0" w:noHBand="1" w:noVBand="1"/>
+      </w:tblPr>
+      <w:tblGrid>
+        <w:gridCol w:w="960"/>
+        <w:gridCol w:w="8385"/>
+      </w:tblGrid>
+      <w:tr>
+        <w:trPr>
+          <w:trHeight w:val="405"/>
+        </w:trPr>
+        <w:tc>
+          <w:tcPr>
+            <w:tcW w:w="960" w:type="dxa"/>
+            <w:tcBorders>
+              <w:top w:val="single" w:sz="5" w:space="0" w:color="CCCCCC"/>
+              <w:left w:val="single" w:sz="5" w:space="0" w:color="CCCCCC"/>
+              <w:bottom w:val="single" w:sz="5" w:space="0" w:color="CCCCCC"/>
+              <w:right w:val="single" w:sz="5" w:space="0" w:color="CCCCCC"/>
+            </w:tcBorders>
+            <w:shd w:val="clear" w:color="auto" w:fill="1B3A5C"/>
+            <w:tcMar>
+              <w:top w:w="60" w:type="dxa"/>
+              <w:left w:w="80" w:type="dxa"/>
+              <w:bottom w:w="60" w:type="dxa"/>
+              <w:right w:w="80" w:type="dxa"/>
+            </w:tcMar>
+          </w:tcPr>
+          <w:p>
+            <w:pPr>
+              <w:spacing w:before="240" w:after="240" w:line="319" w:lineRule="auto"/>
+              <w:rPr>
+                <w:b/>
+                <w:bCs/>
+                <w:color w:val="FFFFFF"/>
+                <w:sz w:val="20"/>
+                <w:szCs w:val="20"/>
+              </w:rPr>
+            </w:pPr>
+            <w:r>
+              <w:rPr>
+                <w:b/>
+                <w:bCs/>
+                <w:color w:val="FFFFFF"/>
+                <w:sz w:val="20"/>
+                <w:szCs w:val="20"/>
+              </w:rPr>
+              <w:t>Score</w:t>
+            </w:r>
+          </w:p>
+        </w:tc>
+        <w:tc>
+          <w:tcPr>
+            <w:tcW w:w="8385" w:type="dxa"/>
+            <w:tcBorders>
+              <w:top w:val="single" w:sz="5" w:space="0" w:color="CCCCCC"/>
+              <w:left w:val="nil"/>
+              <w:bottom w:val="single" w:sz="5" w:space="0" w:color="CCCCCC"/>
+              <w:right w:val="single" w:sz="5" w:space="0" w:color="CCCCCC"/>
+            </w:tcBorders>
+            <w:shd w:val="clear" w:color="auto" w:fill="1B3A5C"/>
+            <w:tcMar>
+              <w:top w:w="60" w:type="dxa"/>
+              <w:left w:w="80" w:type="dxa"/>
+              <w:bottom w:w="60" w:type="dxa"/>
+              <w:right w:w="80" w:type="dxa"/>
+            </w:tcMar>
+          </w:tcPr>
+          <w:p>
+            <w:pPr>
+              <w:spacing w:before="240" w:after="240" w:line="319" w:lineRule="auto"/>
+              <w:rPr>
+                <w:b/>
+                <w:bCs/>
+                <w:color w:val="FFFFFF"/>
+                <w:sz w:val="20"/>
+                <w:szCs w:val="20"/>
+              </w:rPr>
+            </w:pPr>
+            <w:r>
+              <w:rPr>
+                <w:b/>
+                <w:bCs/>
+                <w:color w:val="FFFFFF"/>
+                <w:sz w:val="20"/>
+                <w:szCs w:val="20"/>
+              </w:rPr>
+              <w:t>Criteria</w:t>
+            </w:r>
+          </w:p>
+        </w:tc>
+      </w:tr>
+      <w:tr>
+        <w:trPr>
+          <w:trHeight w:val="930"/>
+        </w:trPr>
+        <w:tc>
+          <w:tcPr>
+            <w:tcW w:w="960" w:type="dxa"/>
+            <w:tcBorders>
+              <w:top w:val="nil"/>
+              <w:left w:val="single" w:sz="5" w:space="0" w:color="CCCCCC"/>
+              <w:bottom w:val="single" w:sz="5" w:space="0" w:color="CCCCCC"/>
+              <w:right w:val="single" w:sz="5" w:space="0" w:color="CCCCCC"/>
+            </w:tcBorders>
+            <w:shd w:val="clear" w:color="auto" w:fill="F5F8FA"/>
+            <w:tcMar>
+              <w:top w:w="60" w:type="dxa"/>
+              <w:left w:w="80" w:type="dxa"/>
+              <w:bottom w:w="60" w:type="dxa"/>
+              <w:right w:w="80" w:type="dxa"/>
+            </w:tcMar>
+          </w:tcPr>
+          <w:p>
+            <w:r>
+              <w:t>5</w:t>
+            </w:r>
+          </w:p>
+        </w:tc>
+        <w:tc>
+          <w:tcPr>
+            <w:tcW w:w="8385" w:type="dxa"/>
+            <w:tcBorders>
+              <w:top w:val="nil"/>
+              <w:left w:val="nil"/>
+              <w:bottom w:val="single" w:sz="5" w:space="0" w:color="CCCCCC"/>
+              <w:right w:val="single" w:sz="5" w:space="0" w:color="CCCCCC"/>
+            </w:tcBorders>
+            <w:shd w:val="clear" w:color="auto" w:fill="F5F8FA"/>
+            <w:tcMar>
+              <w:top w:w="60" w:type="dxa"/>
+              <w:left w:w="80" w:type="dxa"/>
+              <w:bottom w:w="60" w:type="dxa"/>
+              <w:right w:w="80" w:type="dxa"/>
+            </w:tcMar>
+          </w:tcPr>
+          <w:p>
+            <w:r>
+              <w:t>Objective verb maps directly to assessment task (Mager); Bloom level of objective matches Bloom level of assessment item; Webb's DoK consistent; the criterion stated in the objective is the criterion in the rubric.</w:t>
+            </w:r>
+          </w:p>
+        </w:tc>
+      </w:tr>
+      <w:tr>
+        <w:trPr>
+          <w:trHeight w:val="930"/>
+        </w:trPr>
+        <w:tc>
+          <w:tcPr>
+            <w:tcW w:w="960" w:type="dxa"/>
+            <w:tcBorders>
+              <w:top w:val="nil"/>
+              <w:left w:val="single" w:sz="5" w:space="0" w:color="CCCCCC"/>
+              <w:bottom w:val="single" w:sz="5" w:space="0" w:color="CCCCCC"/>
+              <w:right w:val="single" w:sz="5" w:space="0" w:color="CCCCCC"/>
+            </w:tcBorders>
+            <w:shd w:val="clear" w:color="auto" w:fill="FFFFFF"/>
+            <w:tcMar>
+              <w:top w:w="60" w:type="dxa"/>
+              <w:left w:w="80" w:type="dxa"/>
+              <w:bottom w:w="60" w:type="dxa"/>
+              <w:right w:w="80" w:type="dxa"/>
+            </w:tcMar>
+          </w:tcPr>
+          <w:p>
+            <w:r>
+              <w:t>4</w:t>
+            </w:r>
+          </w:p>
+        </w:tc>
+        <w:tc>
+          <w:tcPr>
+            <w:tcW w:w="8385" w:type="dxa"/>
+            <w:tcBorders>
+              <w:top w:val="nil"/>
+              <w:left w:val="nil"/>
+              <w:bottom w:val="single" w:sz="5" w:space="0" w:color="CCCCCC"/>
+              <w:right w:val="single" w:sz="5" w:space="0" w:color="CCCCCC"/>
+            </w:tcBorders>
+            <w:shd w:val="clear" w:color="auto" w:fill="FFFFFF"/>
+            <w:tcMar>
+              <w:top w:w="60" w:type="dxa"/>
+              <w:left w:w="80" w:type="dxa"/>
+              <w:bottom w:w="60" w:type="dxa"/>
+              <w:right w:w="80" w:type="dxa"/>
+            </w:tcMar>
+          </w:tcPr>
+          <w:p>
+            <w:r>
+              <w:t>Strong; one verb is slightly off (e.g., objective says 'evaluate,' assessment asks 'compare') OR one Bloom level near-miss.</w:t>
+            </w:r>
+          </w:p>
+        </w:tc>
+      </w:tr>
+      <w:tr>
+        <w:trPr>
+          <w:trHeight w:val="660"/>
+        </w:trPr>
+        <w:tc>
+          <w:tcPr>
+            <w:tcW w:w="960" w:type="dxa"/>
+            <w:tcBorders>
+              <w:top w:val="nil"/>
+              <w:left w:val="single" w:sz="5" w:space="0" w:color="CCCCCC"/>
+              <w:bottom w:val="single" w:sz="5" w:space="0" w:color="CCCCCC"/>
+              <w:right w:val="single" w:sz="5" w:space="0" w:color="CCCCCC"/>
+            </w:tcBorders>
+            <w:shd w:val="clear" w:color="auto" w:fill="F5F8FA"/>
+            <w:tcMar>
+              <w:top w:w="60" w:type="dxa"/>
+              <w:left w:w="80" w:type="dxa"/>
+              <w:bottom w:w="60" w:type="dxa"/>
+              <w:right w:w="80" w:type="dxa"/>
+            </w:tcMar>
+          </w:tcPr>
+          <w:p>
+            <w:r>
+              <w:t>3</w:t>
+            </w:r>
+          </w:p>
+        </w:tc>
+        <w:tc>
+          <w:tcPr>
+            <w:tcW w:w="8385" w:type="dxa"/>
+            <w:tcBorders>
+              <w:top w:val="nil"/>
+              <w:left w:val="nil"/>
+              <w:bottom w:val="single" w:sz="5" w:space="0" w:color="CCCCCC"/>
+              <w:right w:val="single" w:sz="5" w:space="0" w:color="CCCCCC"/>
+            </w:tcBorders>
+            <w:shd w:val="clear" w:color="auto" w:fill="F5F8FA"/>
+            <w:tcMar>
+              <w:top w:w="60" w:type="dxa"/>
+              <w:left w:w="80" w:type="dxa"/>
+              <w:bottom w:w="60" w:type="dxa"/>
+              <w:right w:w="80" w:type="dxa"/>
+            </w:tcMar>
+          </w:tcPr>
+          <w:p>
+            <w:r>
+              <w:t>Two or more verb-to-task or Bloom-level mismatches.</w:t>
+            </w:r>
+          </w:p>
+        </w:tc>
+      </w:tr>
+      <w:tr>
+        <w:trPr>
+          <w:trHeight w:val="660"/>
+        </w:trPr>
+        <w:tc>
+          <w:tcPr>
+            <w:tcW w:w="960" w:type="dxa"/>
+            <w:tcBorders>
+              <w:top w:val="nil"/>
+              <w:left w:val="single" w:sz="5" w:space="0" w:color="CCCCCC"/>
+              <w:bottom w:val="single" w:sz="5" w:space="0" w:color="CCCCCC"/>
+              <w:right w:val="single" w:sz="5" w:space="0" w:color="CCCCCC"/>
+            </w:tcBorders>
+            <w:shd w:val="clear" w:color="auto" w:fill="FFFFFF"/>
+            <w:tcMar>
+              <w:top w:w="60" w:type="dxa"/>
+              <w:left w:w="80" w:type="dxa"/>
+              <w:bottom w:w="60" w:type="dxa"/>
+              <w:right w:w="80" w:type="dxa"/>
+            </w:tcMar>
+          </w:tcPr>
+          <w:p>
+            <w:r>
+              <w:t>2</w:t>
+            </w:r>
+          </w:p>
+        </w:tc>
+        <w:tc>
+          <w:tcPr>
+            <w:tcW w:w="8385" w:type="dxa"/>
+            <w:tcBorders>
+              <w:top w:val="nil"/>
+              <w:left w:val="nil"/>
+              <w:bottom w:val="single" w:sz="5" w:space="0" w:color="CCCCCC"/>
+              <w:right w:val="single" w:sz="5" w:space="0" w:color="CCCCCC"/>
+            </w:tcBorders>
+            <w:shd w:val="clear" w:color="auto" w:fill="FFFFFF"/>
+            <w:tcMar>
+              <w:top w:w="60" w:type="dxa"/>
+              <w:left w:w="80" w:type="dxa"/>
+              <w:bottom w:w="60" w:type="dxa"/>
+              <w:right w:w="80" w:type="dxa"/>
+            </w:tcMar>
+          </w:tcPr>
+          <w:p>
+            <w:r>
+              <w:t>Multiple significant mismatches; assessment tests at a different cognitive level than stated objectives.</w:t>
+            </w:r>
+          </w:p>
+        </w:tc>
+      </w:tr>
+      <w:tr>
+        <w:trPr>
+          <w:trHeight w:val="405"/>
+        </w:trPr>
+        <w:tc>
+          <w:tcPr>
+            <w:tcW w:w="960" w:type="dxa"/>
+            <w:tcBorders>
+              <w:top w:val="nil"/>
+              <w:left w:val="single" w:sz="5" w:space="0" w:color="CCCCCC"/>
+              <w:bottom w:val="single" w:sz="5" w:space="0" w:color="CCCCCC"/>
+              <w:right w:val="single" w:sz="5" w:space="0" w:color="CCCCCC"/>
+            </w:tcBorders>
+            <w:shd w:val="clear" w:color="auto" w:fill="F5F8FA"/>
+            <w:tcMar>
+              <w:top w:w="60" w:type="dxa"/>
+              <w:left w:w="80" w:type="dxa"/>
+              <w:bottom w:w="60" w:type="dxa"/>
+              <w:right w:w="80" w:type="dxa"/>
+            </w:tcMar>
+          </w:tcPr>
+          <w:p>
+            <w:r>
+              <w:t>1</w:t>
+            </w:r>
+          </w:p>
+        </w:tc>
+        <w:tc>
+          <w:tcPr>
+            <w:tcW w:w="8385" w:type="dxa"/>
+            <w:tcBorders>
+              <w:top w:val="nil"/>
+              <w:left w:val="nil"/>
+              <w:bottom w:val="single" w:sz="5" w:space="0" w:color="CCCCCC"/>
+              <w:right w:val="single" w:sz="5" w:space="0" w:color="CCCCCC"/>
+            </w:tcBorders>
+            <w:shd w:val="clear" w:color="auto" w:fill="F5F8FA"/>
+            <w:tcMar>
+              <w:top w:w="60" w:type="dxa"/>
+              <w:left w:w="80" w:type="dxa"/>
+              <w:bottom w:w="60" w:type="dxa"/>
+              <w:right w:w="80" w:type="dxa"/>
+            </w:tcMar>
+          </w:tcPr>
+          <w:p>
+            <w:r>
+              <w:t>Assessment tests fundamentally different behaviors than the objectives state. Overall is capped at 3.0 when this dimension scores 1 or 2.</w:t>
+            </w:r>
+          </w:p>
+        </w:tc>
+      </w:tr>
+    </w:tbl>
+    <w:p>
+      <w:pPr>
+        <w:spacing w:before="2400" w:after="240" w:line="319" w:lineRule="auto"/>
+        <w:rPr>
+          <w:sz w:val="20"/>
+          <w:szCs w:val="20"/>
+        </w:rPr>
+      </w:pPr>
+      <w:r>
+        <w:rPr>
+          <w:sz w:val="20"/>
+          <w:szCs w:val="20"/>
+        </w:rPr>
+        <w:t xml:space="preserve"> </w:t>
+      </w:r>
+    </w:p>
+    <w:p>
+      <w:pPr>
+        <w:pStyle w:val="Heading3"/>
+        <w:spacing w:before="280" w:after="80" w:line="319" w:lineRule="auto"/>
+        <w:rPr>
+          <w:color w:val="3A3A3A"/>
+          <w:sz w:val="26"/>
+          <w:szCs w:val="26"/>
+        </w:rPr>
+      </w:pPr>
+      <w:bookmarkStart w:id="13" w:name="_fp7fl0fj6nni" w:colFirst="0" w:colLast="0"/>
+      <w:bookmarkEnd w:id="13"/>
+      <w:r>
+        <w:rPr>
+          <w:color w:val="3A3A3A"/>
+          <w:sz w:val="26"/>
+          <w:szCs w:val="26"/>
+        </w:rPr>
+        <w:t>Dimension 4: Coverage Completeness</w:t>
+      </w:r>
+    </w:p>
+    <w:p>
+      <w:pPr>
+        <w:spacing w:before="240" w:after="120" w:line="319" w:lineRule="auto"/>
+        <w:rPr>
+          <w:sz w:val="20"/>
+          <w:szCs w:val="20"/>
+        </w:rPr>
+      </w:pPr>
+      <w:r>
+        <w:rPr>
+          <w:b/>
+          <w:bCs/>
+          <w:sz w:val="20"/>
+          <w:szCs w:val="20"/>
+        </w:rPr>
+        <w:t>Theoretical Foundation: Wiggins &amp; McTighe (2005) Understanding by Design / Backward Design; Dick, Carey &amp; Carey (2015) blueprint and table of specifications</w:t>
+      </w:r>
+    </w:p>
+    <w:p>
+      <w:pPr>
+        <w:spacing w:before="240" w:after="120" w:line="319" w:lineRule="auto"/>
+        <w:rPr>
+          <w:sz w:val="20"/>
+          <w:szCs w:val="20"/>
+        </w:rPr>
+      </w:pPr>
+      <w:r>
+        <w:rPr>
+          <w:b/>
+          <w:bCs/>
+          <w:sz w:val="20"/>
+          <w:szCs w:val="20"/>
+        </w:rPr>
+        <w:t>Is every objective served by instruction AND tested? Is every piece of instruction tied to an objective? A blueprint or table of specifications is present or trivially derivable. No orphan objectives (stated but not taught or not tested); no orphan instruction (taught but not aligned to any objective).</w:t>
+      </w:r>
+    </w:p>
+    <w:p>
+      <w:pPr>
+        <w:spacing w:before="240" w:after="120" w:line="319" w:lineRule="auto"/>
+        <w:rPr>
+          <w:sz w:val="20"/>
+          <w:szCs w:val="20"/>
+        </w:rPr>
+      </w:pPr>
+      <w:r>
+        <w:rPr>
+          <w:b/>
+          <w:bCs/>
+          <w:sz w:val="20"/>
+          <w:szCs w:val="20"/>
+        </w:rPr>
+        <w:t>Source Materials:</w:t>
+      </w:r>
+    </w:p>
+    <w:p>
+      <w:pPr>
+        <w:spacing w:before="240" w:after="120" w:line="319" w:lineRule="auto"/>
+        <w:rPr>
+          <w:sz w:val="20"/>
+          <w:szCs w:val="20"/>
+        </w:rPr>
+      </w:pPr>
+      <w:r>
+        <w:rPr>
+          <w:b/>
+          <w:bCs/>
+          <w:sz w:val="20"/>
+          <w:szCs w:val="20"/>
+        </w:rPr>
+        <w:t>Wiggins, G., &amp; McTighe, J. (2005). Understanding by Design (2nd ed.). ASCD.</w:t>
+      </w:r>
+    </w:p>
+    <w:p>
+      <w:pPr>
+        <w:spacing w:before="240" w:after="120" w:line="319" w:lineRule="auto"/>
+        <w:rPr>
+          <w:sz w:val="20"/>
+          <w:szCs w:val="20"/>
+        </w:rPr>
+      </w:pPr>
+      <w:r>
+        <w:rPr>
+          <w:b/>
+          <w:bCs/>
+          <w:sz w:val="20"/>
+          <w:szCs w:val="20"/>
+        </w:rPr>
+        <w:t>Dick, W., Carey, L., &amp; Carey, J.O. (2015). The Systematic Design of Instruction (8th ed.). Pearson.</w:t>
+      </w:r>
+    </w:p>
+    <w:p>
+      <w:pPr>
+        <w:spacing w:before="2400" w:after="240" w:line="319" w:lineRule="auto"/>
+        <w:rPr>
+          <w:sz w:val="20"/>
+          <w:szCs w:val="20"/>
+        </w:rPr>
+      </w:pPr>
+      <w:r>
+        <w:rPr>
+          <w:sz w:val="20"/>
+          <w:szCs w:val="20"/>
+        </w:rPr>
+        <w:t xml:space="preserve"> </w:t>
+      </w:r>
+    </w:p>
+    <w:p>
+      <w:pPr>
+        <w:spacing w:before="240" w:after="120" w:line="319" w:lineRule="auto"/>
+        <w:rPr>
+          <w:sz w:val="20"/>
+          <w:szCs w:val="20"/>
+        </w:rPr>
+      </w:pPr>
+      <w:r>
+        <w:rPr>
+          <w:b/>
+          <w:bCs/>
+          <w:sz w:val="20"/>
+          <w:szCs w:val="20"/>
+        </w:rPr>
+        <w:t>Scoring Criteria:</w:t>
+      </w:r>
+    </w:p>
+    <w:tbl>
+      <w:tblPr>
+        <w:tblStyle w:val="a5"/>
+        <w:tblW w:w="9345" w:type="dxa"/>
+        <w:tblInd w:w="0" w:type="dxa"/>
+        <w:tblBorders>
+          <w:top w:val="nil"/>
+          <w:left w:val="nil"/>
+          <w:bottom w:val="nil"/>
+          <w:right w:val="nil"/>
+          <w:insideH w:val="nil"/>
+          <w:insideV w:val="nil"/>
+        </w:tblBorders>
+        <w:tblLayout w:type="fixed"/>
+        <w:tblLook w:val="0600" w:firstRow="0" w:lastRow="0" w:firstColumn="0" w:lastColumn="0" w:noHBand="1" w:noVBand="1"/>
+      </w:tblPr>
+      <w:tblGrid>
+        <w:gridCol w:w="960"/>
+        <w:gridCol w:w="8385"/>
+      </w:tblGrid>
+      <w:tr>
+        <w:trPr>
+          <w:trHeight w:val="405"/>
+        </w:trPr>
+        <w:tc>
+          <w:tcPr>
+            <w:tcW w:w="960" w:type="dxa"/>
+            <w:tcBorders>
+              <w:top w:val="single" w:sz="5" w:space="0" w:color="CCCCCC"/>
+              <w:left w:val="single" w:sz="5" w:space="0" w:color="CCCCCC"/>
+              <w:bottom w:val="single" w:sz="5" w:space="0" w:color="CCCCCC"/>
+              <w:right w:val="single" w:sz="5" w:space="0" w:color="CCCCCC"/>
+            </w:tcBorders>
+            <w:shd w:val="clear" w:color="auto" w:fill="1B3A5C"/>
+            <w:tcMar>
+              <w:top w:w="60" w:type="dxa"/>
+              <w:left w:w="80" w:type="dxa"/>
+              <w:bottom w:w="60" w:type="dxa"/>
+              <w:right w:w="80" w:type="dxa"/>
+            </w:tcMar>
+          </w:tcPr>
+          <w:p>
+            <w:pPr>
+              <w:spacing w:before="240" w:after="240" w:line="319" w:lineRule="auto"/>
+              <w:rPr>
+                <w:b/>
+                <w:bCs/>
+                <w:color w:val="FFFFFF"/>
+                <w:sz w:val="20"/>
+                <w:szCs w:val="20"/>
+              </w:rPr>
+            </w:pPr>
+            <w:r>
+              <w:rPr>
+                <w:b/>
+                <w:bCs/>
+                <w:color w:val="FFFFFF"/>
+                <w:sz w:val="20"/>
+                <w:szCs w:val="20"/>
+              </w:rPr>
+              <w:t>Score</w:t>
+            </w:r>
+          </w:p>
+        </w:tc>
+        <w:tc>
+          <w:tcPr>
+            <w:tcW w:w="8385" w:type="dxa"/>
+            <w:tcBorders>
+              <w:top w:val="single" w:sz="5" w:space="0" w:color="CCCCCC"/>
+              <w:left w:val="nil"/>
+              <w:bottom w:val="single" w:sz="5" w:space="0" w:color="CCCCCC"/>
+              <w:right w:val="single" w:sz="5" w:space="0" w:color="CCCCCC"/>
+            </w:tcBorders>
+            <w:shd w:val="clear" w:color="auto" w:fill="1B3A5C"/>
+            <w:tcMar>
+              <w:top w:w="60" w:type="dxa"/>
+              <w:left w:w="80" w:type="dxa"/>
+              <w:bottom w:w="60" w:type="dxa"/>
+              <w:right w:w="80" w:type="dxa"/>
+            </w:tcMar>
+          </w:tcPr>
+          <w:p>
+            <w:pPr>
+              <w:spacing w:before="240" w:after="240" w:line="319" w:lineRule="auto"/>
+              <w:rPr>
+                <w:b/>
+                <w:bCs/>
+                <w:color w:val="FFFFFF"/>
+                <w:sz w:val="20"/>
+                <w:szCs w:val="20"/>
+              </w:rPr>
+            </w:pPr>
+            <w:r>
+              <w:rPr>
+                <w:b/>
+                <w:bCs/>
+                <w:color w:val="FFFFFF"/>
+                <w:sz w:val="20"/>
+                <w:szCs w:val="20"/>
+              </w:rPr>
+              <w:t>Criteria</w:t>
+            </w:r>
+          </w:p>
+        </w:tc>
+      </w:tr>
+      <w:tr>
+        <w:trPr>
+          <w:trHeight w:val="930"/>
+        </w:trPr>
+        <w:tc>
+          <w:tcPr>
+            <w:tcW w:w="960" w:type="dxa"/>
+            <w:tcBorders>
+              <w:top w:val="nil"/>
+              <w:left w:val="single" w:sz="5" w:space="0" w:color="CCCCCC"/>
+              <w:bottom w:val="single" w:sz="5" w:space="0" w:color="CCCCCC"/>
+              <w:right w:val="single" w:sz="5" w:space="0" w:color="CCCCCC"/>
+            </w:tcBorders>
+            <w:shd w:val="clear" w:color="auto" w:fill="F5F8FA"/>
+            <w:tcMar>
+              <w:top w:w="60" w:type="dxa"/>
+              <w:left w:w="80" w:type="dxa"/>
+              <w:bottom w:w="60" w:type="dxa"/>
+              <w:right w:w="80" w:type="dxa"/>
+            </w:tcMar>
+          </w:tcPr>
+          <w:p>
+            <w:r>
+              <w:t>5</w:t>
+            </w:r>
+          </w:p>
+        </w:tc>
+        <w:tc>
+          <w:tcPr>
+            <w:tcW w:w="8385" w:type="dxa"/>
+            <w:tcBorders>
+              <w:top w:val="nil"/>
+              <w:left w:val="nil"/>
+              <w:bottom w:val="single" w:sz="5" w:space="0" w:color="CCCCCC"/>
+              <w:right w:val="single" w:sz="5" w:space="0" w:color="CCCCCC"/>
+            </w:tcBorders>
+            <w:shd w:val="clear" w:color="auto" w:fill="F5F8FA"/>
+            <w:tcMar>
+              <w:top w:w="60" w:type="dxa"/>
+              <w:left w:w="80" w:type="dxa"/>
+              <w:bottom w:w="60" w:type="dxa"/>
+              <w:right w:w="80" w:type="dxa"/>
+            </w:tcMar>
+          </w:tcPr>
+          <w:p>
+            <w:r>
+              <w:t>Every objective is addressed in both instruction and assessment; every piece of instruction traces to an objective. Blueprint or table of specifications present or trivially derivable. No orphans.</w:t>
+            </w:r>
+          </w:p>
+        </w:tc>
+      </w:tr>
+      <w:tr>
+        <w:trPr>
+          <w:trHeight w:val="930"/>
+        </w:trPr>
+        <w:tc>
+          <w:tcPr>
+            <w:tcW w:w="960" w:type="dxa"/>
+            <w:tcBorders>
+              <w:top w:val="nil"/>
+              <w:left w:val="single" w:sz="5" w:space="0" w:color="CCCCCC"/>
+              <w:bottom w:val="single" w:sz="5" w:space="0" w:color="CCCCCC"/>
+              <w:right w:val="single" w:sz="5" w:space="0" w:color="CCCCCC"/>
+            </w:tcBorders>
+            <w:shd w:val="clear" w:color="auto" w:fill="FFFFFF"/>
+            <w:tcMar>
+              <w:top w:w="60" w:type="dxa"/>
+              <w:left w:w="80" w:type="dxa"/>
+              <w:bottom w:w="60" w:type="dxa"/>
+              <w:right w:w="80" w:type="dxa"/>
+            </w:tcMar>
+          </w:tcPr>
+          <w:p>
+            <w:r>
+              <w:t>4</w:t>
+            </w:r>
+          </w:p>
+        </w:tc>
+        <w:tc>
+          <w:tcPr>
+            <w:tcW w:w="8385" w:type="dxa"/>
+            <w:tcBorders>
+              <w:top w:val="nil"/>
+              <w:left w:val="nil"/>
+              <w:bottom w:val="single" w:sz="5" w:space="0" w:color="CCCCCC"/>
+              <w:right w:val="single" w:sz="5" w:space="0" w:color="CCCCCC"/>
+            </w:tcBorders>
+            <w:shd w:val="clear" w:color="auto" w:fill="FFFFFF"/>
+            <w:tcMar>
+              <w:top w:w="60" w:type="dxa"/>
+              <w:left w:w="80" w:type="dxa"/>
+              <w:bottom w:w="60" w:type="dxa"/>
+              <w:right w:w="80" w:type="dxa"/>
+            </w:tcMar>
+          </w:tcPr>
+          <w:p>
+            <w:r>
+              <w:t>Strong coverage; one minor orphan (one objective with no practice, OR one piece of instruction not tied to an objective).</w:t>
+            </w:r>
+          </w:p>
+        </w:tc>
+      </w:tr>
+      <w:tr>
+        <w:trPr>
+          <w:trHeight w:val="660"/>
+        </w:trPr>
+        <w:tc>
+          <w:tcPr>
+            <w:tcW w:w="960" w:type="dxa"/>
+            <w:tcBorders>
+              <w:top w:val="nil"/>
+              <w:left w:val="single" w:sz="5" w:space="0" w:color="CCCCCC"/>
+              <w:bottom w:val="single" w:sz="5" w:space="0" w:color="CCCCCC"/>
+              <w:right w:val="single" w:sz="5" w:space="0" w:color="CCCCCC"/>
+            </w:tcBorders>
+            <w:shd w:val="clear" w:color="auto" w:fill="F5F8FA"/>
+            <w:tcMar>
+              <w:top w:w="60" w:type="dxa"/>
+              <w:left w:w="80" w:type="dxa"/>
+              <w:bottom w:w="60" w:type="dxa"/>
+              <w:right w:w="80" w:type="dxa"/>
+            </w:tcMar>
+          </w:tcPr>
+          <w:p>
+            <w:r>
+              <w:t>3</w:t>
+            </w:r>
+          </w:p>
+        </w:tc>
+        <w:tc>
+          <w:tcPr>
+            <w:tcW w:w="8385" w:type="dxa"/>
+            <w:tcBorders>
+              <w:top w:val="nil"/>
+              <w:left w:val="nil"/>
+              <w:bottom w:val="single" w:sz="5" w:space="0" w:color="CCCCCC"/>
+              <w:right w:val="single" w:sz="5" w:space="0" w:color="CCCCCC"/>
+            </w:tcBorders>
+            <w:shd w:val="clear" w:color="auto" w:fill="F5F8FA"/>
+            <w:tcMar>
+              <w:top w:w="60" w:type="dxa"/>
+              <w:left w:w="80" w:type="dxa"/>
+              <w:bottom w:w="60" w:type="dxa"/>
+              <w:right w:w="80" w:type="dxa"/>
+            </w:tcMar>
+          </w:tcPr>
+          <w:p>
+            <w:r>
+              <w:t>Notable gaps; one stated objective is not assessed, OR substantial instruction is not tied to any objective.</w:t>
+            </w:r>
+          </w:p>
+        </w:tc>
+      </w:tr>
+      <w:tr>
+        <w:trPr>
+          <w:trHeight w:val="660"/>
+        </w:trPr>
+        <w:tc>
+          <w:tcPr>
+            <w:tcW w:w="960" w:type="dxa"/>
+            <w:tcBorders>
+              <w:top w:val="nil"/>
+              <w:left w:val="single" w:sz="5" w:space="0" w:color="CCCCCC"/>
+              <w:bottom w:val="single" w:sz="5" w:space="0" w:color="CCCCCC"/>
+              <w:right w:val="single" w:sz="5" w:space="0" w:color="CCCCCC"/>
+            </w:tcBorders>
+            <w:shd w:val="clear" w:color="auto" w:fill="FFFFFF"/>
+            <w:tcMar>
+              <w:top w:w="60" w:type="dxa"/>
+              <w:left w:w="80" w:type="dxa"/>
+              <w:bottom w:w="60" w:type="dxa"/>
+              <w:right w:w="80" w:type="dxa"/>
+            </w:tcMar>
+          </w:tcPr>
+          <w:p>
+            <w:r>
+              <w:t>2</w:t>
+            </w:r>
+          </w:p>
+        </w:tc>
+        <w:tc>
+          <w:tcPr>
+            <w:tcW w:w="8385" w:type="dxa"/>
+            <w:tcBorders>
+              <w:top w:val="nil"/>
+              <w:left w:val="nil"/>
+              <w:bottom w:val="single" w:sz="5" w:space="0" w:color="CCCCCC"/>
+              <w:right w:val="single" w:sz="5" w:space="0" w:color="CCCCCC"/>
+            </w:tcBorders>
+            <w:shd w:val="clear" w:color="auto" w:fill="FFFFFF"/>
+            <w:tcMar>
+              <w:top w:w="60" w:type="dxa"/>
+              <w:left w:w="80" w:type="dxa"/>
+              <w:bottom w:w="60" w:type="dxa"/>
+              <w:right w:w="80" w:type="dxa"/>
+            </w:tcMar>
+          </w:tcPr>
+          <w:p>
+            <w:r>
+              <w:t>Multiple orphan objectives, or large blocks of extraneous instruction.</w:t>
+            </w:r>
+          </w:p>
+        </w:tc>
+      </w:tr>
+      <w:tr>
+        <w:trPr>
+          <w:trHeight w:val="405"/>
+        </w:trPr>
+        <w:tc>
+          <w:tcPr>
+            <w:tcW w:w="960" w:type="dxa"/>
+            <w:tcBorders>
+              <w:top w:val="nil"/>
+              <w:left w:val="single" w:sz="5" w:space="0" w:color="CCCCCC"/>
+              <w:bottom w:val="single" w:sz="5" w:space="0" w:color="CCCCCC"/>
+              <w:right w:val="single" w:sz="5" w:space="0" w:color="CCCCCC"/>
+            </w:tcBorders>
+            <w:shd w:val="clear" w:color="auto" w:fill="F5F8FA"/>
+            <w:tcMar>
+              <w:top w:w="60" w:type="dxa"/>
+              <w:left w:w="80" w:type="dxa"/>
+              <w:bottom w:w="60" w:type="dxa"/>
+              <w:right w:w="80" w:type="dxa"/>
+            </w:tcMar>
+          </w:tcPr>
+          <w:p>
+            <w:r>
+              <w:t>1</w:t>
+            </w:r>
+          </w:p>
+        </w:tc>
+        <w:tc>
+          <w:tcPr>
+            <w:tcW w:w="8385" w:type="dxa"/>
+            <w:tcBorders>
+              <w:top w:val="nil"/>
+              <w:left w:val="nil"/>
+              <w:bottom w:val="single" w:sz="5" w:space="0" w:color="CCCCCC"/>
+              <w:right w:val="single" w:sz="5" w:space="0" w:color="CCCCCC"/>
+            </w:tcBorders>
+            <w:shd w:val="clear" w:color="auto" w:fill="F5F8FA"/>
+            <w:tcMar>
+              <w:top w:w="60" w:type="dxa"/>
+              <w:left w:w="80" w:type="dxa"/>
+              <w:bottom w:w="60" w:type="dxa"/>
+              <w:right w:w="80" w:type="dxa"/>
+            </w:tcMar>
+          </w:tcPr>
+          <w:p>
+            <w:r>
+              <w:t>Coverage is essentially incidental; objectives, instruction, and assessment are three independent lists.</w:t>
+            </w:r>
+          </w:p>
+        </w:tc>
+      </w:tr>
+    </w:tbl>
+    <w:p>
+      <w:pPr>
+        <w:spacing w:before="2400" w:after="240" w:line="319" w:lineRule="auto"/>
+        <w:rPr>
+          <w:sz w:val="20"/>
+          <w:szCs w:val="20"/>
+        </w:rPr>
+      </w:pPr>
+      <w:r>
+        <w:rPr>
+          <w:sz w:val="20"/>
+          <w:szCs w:val="20"/>
+        </w:rPr>
+        <w:t xml:space="preserve"> </w:t>
+      </w:r>
+    </w:p>
+    <w:p>
+      <w:pPr>
+        <w:pStyle w:val="Heading3"/>
+        <w:spacing w:before="280" w:after="80" w:line="319" w:lineRule="auto"/>
+        <w:rPr>
+          <w:color w:val="3A3A3A"/>
+          <w:sz w:val="26"/>
+          <w:szCs w:val="26"/>
+        </w:rPr>
+      </w:pPr>
+      <w:bookmarkStart w:id="13" w:name="_fp7fl0fj6nni" w:colFirst="0" w:colLast="0"/>
+      <w:bookmarkEnd w:id="13"/>
+      <w:r>
+        <w:rPr>
+          <w:color w:val="3A3A3A"/>
+          <w:sz w:val="26"/>
+          <w:szCs w:val="26"/>
+        </w:rPr>
+        <w:t>Dimension 5: Vertical Alignment</w:t>
+      </w:r>
+    </w:p>
+    <w:p>
+      <w:pPr>
+        <w:spacing w:before="240" w:after="120" w:line="319" w:lineRule="auto"/>
+        <w:rPr>
+          <w:sz w:val="20"/>
+          <w:szCs w:val="20"/>
+        </w:rPr>
+      </w:pPr>
+      <w:r>
+        <w:rPr>
+          <w:b/>
+          <w:bCs/>
+          <w:sz w:val="20"/>
+          <w:szCs w:val="20"/>
+        </w:rPr>
+        <w:t>Theoretical Foundation: Bruner spiral curriculum; Reigeluth (1999) Elaboration Theory; van Merrienboer &amp; Kirschner (2018) 4C/ID whole-task progression</w:t>
+      </w:r>
+    </w:p>
+    <w:p>
+      <w:pPr>
+        <w:spacing w:before="240" w:after="120" w:line="319" w:lineRule="auto"/>
+        <w:rPr>
+          <w:sz w:val="20"/>
+          <w:szCs w:val="20"/>
+        </w:rPr>
+      </w:pPr>
+      <w:r>
+        <w:rPr>
+          <w:b/>
+          <w:bCs/>
+          <w:sz w:val="20"/>
+          <w:szCs w:val="20"/>
+        </w:rPr>
+        <w:t>Across lessons, modules, or courses, do they build coherently? Prerequisites identified and respected. Spiral curriculum (Bruner) or elaboration logic (Reigeluth) evident. Later content extends, not merely repeats, earlier content. For single-lesson artifacts, score within-lesson sequencing instead and flag the adaptation in rationale.</w:t>
+      </w:r>
+    </w:p>
+    <w:p>
+      <w:pPr>
+        <w:spacing w:before="240" w:after="120" w:line="319" w:lineRule="auto"/>
+        <w:rPr>
+          <w:sz w:val="20"/>
+          <w:szCs w:val="20"/>
+        </w:rPr>
+      </w:pPr>
+      <w:r>
+        <w:rPr>
+          <w:b/>
+          <w:bCs/>
+          <w:sz w:val="20"/>
+          <w:szCs w:val="20"/>
+        </w:rPr>
+        <w:t>Source Materials:</w:t>
+      </w:r>
+    </w:p>
+    <w:p>
+      <w:pPr>
+        <w:spacing w:before="240" w:after="120" w:line="319" w:lineRule="auto"/>
+        <w:rPr>
+          <w:sz w:val="20"/>
+          <w:szCs w:val="20"/>
+        </w:rPr>
+      </w:pPr>
+      <w:r>
+        <w:rPr>
+          <w:b/>
+          <w:bCs/>
+          <w:sz w:val="20"/>
+          <w:szCs w:val="20"/>
+        </w:rPr>
+        <w:t>Reigeluth, C.M. (1999). Instructional-Design Theories and Models, Volume II. Lawrence Erlbaum.</w:t>
+      </w:r>
+    </w:p>
+    <w:p>
+      <w:pPr>
+        <w:spacing w:before="240" w:after="120" w:line="319" w:lineRule="auto"/>
+        <w:rPr>
+          <w:sz w:val="20"/>
+          <w:szCs w:val="20"/>
+        </w:rPr>
+      </w:pPr>
+      <w:r>
+        <w:rPr>
+          <w:b/>
+          <w:bCs/>
+          <w:sz w:val="20"/>
+          <w:szCs w:val="20"/>
+        </w:rPr>
+        <w:t>van Merrienboer, J.J.G. &amp; Kirschner, P.A. (2018). Ten Steps to Complex Learning (3rd ed.). Routledge.</w:t>
+      </w:r>
+    </w:p>
+    <w:p>
+      <w:pPr>
+        <w:spacing w:before="2400" w:after="240" w:line="319" w:lineRule="auto"/>
+        <w:rPr>
+          <w:sz w:val="20"/>
+          <w:szCs w:val="20"/>
+        </w:rPr>
+      </w:pPr>
+      <w:r>
+        <w:rPr>
+          <w:sz w:val="20"/>
+          <w:szCs w:val="20"/>
+        </w:rPr>
+        <w:t xml:space="preserve"> </w:t>
+      </w:r>
+    </w:p>
+    <w:p>
+      <w:pPr>
+        <w:spacing w:before="240" w:after="120" w:line="319" w:lineRule="auto"/>
+        <w:rPr>
+          <w:sz w:val="20"/>
+          <w:szCs w:val="20"/>
+        </w:rPr>
+      </w:pPr>
+      <w:r>
+        <w:rPr>
+          <w:b/>
+          <w:bCs/>
+          <w:sz w:val="20"/>
+          <w:szCs w:val="20"/>
+        </w:rPr>
+        <w:t>Scoring Criteria:</w:t>
+      </w:r>
+    </w:p>
+    <w:tbl>
+      <w:tblPr>
+        <w:tblStyle w:val="a5"/>
+        <w:tblW w:w="9345" w:type="dxa"/>
+        <w:tblInd w:w="0" w:type="dxa"/>
+        <w:tblBorders>
+          <w:top w:val="nil"/>
+          <w:left w:val="nil"/>
+          <w:bottom w:val="nil"/>
+          <w:right w:val="nil"/>
+          <w:insideH w:val="nil"/>
+          <w:insideV w:val="nil"/>
+        </w:tblBorders>
+        <w:tblLayout w:type="fixed"/>
+        <w:tblLook w:val="0600" w:firstRow="0" w:lastRow="0" w:firstColumn="0" w:lastColumn="0" w:noHBand="1" w:noVBand="1"/>
+      </w:tblPr>
+      <w:tblGrid>
+        <w:gridCol w:w="960"/>
+        <w:gridCol w:w="8385"/>
+      </w:tblGrid>
+      <w:tr>
+        <w:trPr>
+          <w:trHeight w:val="405"/>
+        </w:trPr>
+        <w:tc>
+          <w:tcPr>
+            <w:tcW w:w="960" w:type="dxa"/>
+            <w:tcBorders>
+              <w:top w:val="single" w:sz="5" w:space="0" w:color="CCCCCC"/>
+              <w:left w:val="single" w:sz="5" w:space="0" w:color="CCCCCC"/>
+              <w:bottom w:val="single" w:sz="5" w:space="0" w:color="CCCCCC"/>
+              <w:right w:val="single" w:sz="5" w:space="0" w:color="CCCCCC"/>
+            </w:tcBorders>
+            <w:shd w:val="clear" w:color="auto" w:fill="1B3A5C"/>
+            <w:tcMar>
+              <w:top w:w="60" w:type="dxa"/>
+              <w:left w:w="80" w:type="dxa"/>
+              <w:bottom w:w="60" w:type="dxa"/>
+              <w:right w:w="80" w:type="dxa"/>
+            </w:tcMar>
+          </w:tcPr>
+          <w:p>
+            <w:pPr>
+              <w:spacing w:before="240" w:after="240" w:line="319" w:lineRule="auto"/>
+              <w:rPr>
+                <w:b/>
+                <w:bCs/>
+                <w:color w:val="FFFFFF"/>
+                <w:sz w:val="20"/>
+                <w:szCs w:val="20"/>
+              </w:rPr>
+            </w:pPr>
+            <w:r>
+              <w:rPr>
+                <w:b/>
+                <w:bCs/>
+                <w:color w:val="FFFFFF"/>
+                <w:sz w:val="20"/>
+                <w:szCs w:val="20"/>
+              </w:rPr>
+              <w:t>Score</w:t>
+            </w:r>
+          </w:p>
+        </w:tc>
+        <w:tc>
+          <w:tcPr>
+            <w:tcW w:w="8385" w:type="dxa"/>
+            <w:tcBorders>
+              <w:top w:val="single" w:sz="5" w:space="0" w:color="CCCCCC"/>
+              <w:left w:val="nil"/>
+              <w:bottom w:val="single" w:sz="5" w:space="0" w:color="CCCCCC"/>
+              <w:right w:val="single" w:sz="5" w:space="0" w:color="CCCCCC"/>
+            </w:tcBorders>
+            <w:shd w:val="clear" w:color="auto" w:fill="1B3A5C"/>
+            <w:tcMar>
+              <w:top w:w="60" w:type="dxa"/>
+              <w:left w:w="80" w:type="dxa"/>
+              <w:bottom w:w="60" w:type="dxa"/>
+              <w:right w:w="80" w:type="dxa"/>
+            </w:tcMar>
+          </w:tcPr>
+          <w:p>
+            <w:pPr>
+              <w:spacing w:before="240" w:after="240" w:line="319" w:lineRule="auto"/>
+              <w:rPr>
+                <w:b/>
+                <w:bCs/>
+                <w:color w:val="FFFFFF"/>
+                <w:sz w:val="20"/>
+                <w:szCs w:val="20"/>
+              </w:rPr>
+            </w:pPr>
+            <w:r>
+              <w:rPr>
+                <w:b/>
+                <w:bCs/>
+                <w:color w:val="FFFFFF"/>
+                <w:sz w:val="20"/>
+                <w:szCs w:val="20"/>
+              </w:rPr>
+              <w:t>Criteria</w:t>
+            </w:r>
+          </w:p>
+        </w:tc>
+      </w:tr>
+      <w:tr>
+        <w:trPr>
+          <w:trHeight w:val="930"/>
+        </w:trPr>
+        <w:tc>
+          <w:tcPr>
+            <w:tcW w:w="960" w:type="dxa"/>
+            <w:tcBorders>
+              <w:top w:val="nil"/>
+              <w:left w:val="single" w:sz="5" w:space="0" w:color="CCCCCC"/>
+              <w:bottom w:val="single" w:sz="5" w:space="0" w:color="CCCCCC"/>
+              <w:right w:val="single" w:sz="5" w:space="0" w:color="CCCCCC"/>
+            </w:tcBorders>
+            <w:shd w:val="clear" w:color="auto" w:fill="F5F8FA"/>
+            <w:tcMar>
+              <w:top w:w="60" w:type="dxa"/>
+              <w:left w:w="80" w:type="dxa"/>
+              <w:bottom w:w="60" w:type="dxa"/>
+              <w:right w:w="80" w:type="dxa"/>
+            </w:tcMar>
+          </w:tcPr>
+          <w:p>
+            <w:r>
+              <w:t>5</w:t>
+            </w:r>
+          </w:p>
+        </w:tc>
+        <w:tc>
+          <w:tcPr>
+            <w:tcW w:w="8385" w:type="dxa"/>
+            <w:tcBorders>
+              <w:top w:val="nil"/>
+              <w:left w:val="nil"/>
+              <w:bottom w:val="single" w:sz="5" w:space="0" w:color="CCCCCC"/>
+              <w:right w:val="single" w:sz="5" w:space="0" w:color="CCCCCC"/>
+            </w:tcBorders>
+            <w:shd w:val="clear" w:color="auto" w:fill="F5F8FA"/>
+            <w:tcMar>
+              <w:top w:w="60" w:type="dxa"/>
+              <w:left w:w="80" w:type="dxa"/>
+              <w:bottom w:w="60" w:type="dxa"/>
+              <w:right w:w="80" w:type="dxa"/>
+            </w:tcMar>
+          </w:tcPr>
+          <w:p>
+            <w:r>
+              <w:t>Across lessons/modules/courses, content builds coherently. Prerequisites explicit and respected. Spiral or elaboration logic evident. Later content extends rather than repeats.</w:t>
+            </w:r>
+          </w:p>
+        </w:tc>
+      </w:tr>
+      <w:tr>
+        <w:trPr>
+          <w:trHeight w:val="930"/>
+        </w:trPr>
+        <w:tc>
+          <w:tcPr>
+            <w:tcW w:w="960" w:type="dxa"/>
+            <w:tcBorders>
+              <w:top w:val="nil"/>
+              <w:left w:val="single" w:sz="5" w:space="0" w:color="CCCCCC"/>
+              <w:bottom w:val="single" w:sz="5" w:space="0" w:color="CCCCCC"/>
+              <w:right w:val="single" w:sz="5" w:space="0" w:color="CCCCCC"/>
+            </w:tcBorders>
+            <w:shd w:val="clear" w:color="auto" w:fill="FFFFFF"/>
+            <w:tcMar>
+              <w:top w:w="60" w:type="dxa"/>
+              <w:left w:w="80" w:type="dxa"/>
+              <w:bottom w:w="60" w:type="dxa"/>
+              <w:right w:w="80" w:type="dxa"/>
+            </w:tcMar>
+          </w:tcPr>
+          <w:p>
+            <w:r>
+              <w:t>4</w:t>
+            </w:r>
+          </w:p>
+        </w:tc>
+        <w:tc>
+          <w:tcPr>
+            <w:tcW w:w="8385" w:type="dxa"/>
+            <w:tcBorders>
+              <w:top w:val="nil"/>
+              <w:left w:val="nil"/>
+              <w:bottom w:val="single" w:sz="5" w:space="0" w:color="CCCCCC"/>
+              <w:right w:val="single" w:sz="5" w:space="0" w:color="CCCCCC"/>
+            </w:tcBorders>
+            <w:shd w:val="clear" w:color="auto" w:fill="FFFFFF"/>
+            <w:tcMar>
+              <w:top w:w="60" w:type="dxa"/>
+              <w:left w:w="80" w:type="dxa"/>
+              <w:bottom w:w="60" w:type="dxa"/>
+              <w:right w:w="80" w:type="dxa"/>
+            </w:tcMar>
+          </w:tcPr>
+          <w:p>
+            <w:r>
+              <w:t>Strong vertical logic; one prerequisite gap or one redundancy.</w:t>
+            </w:r>
+          </w:p>
+        </w:tc>
+      </w:tr>
+      <w:tr>
+        <w:trPr>
+          <w:trHeight w:val="660"/>
+        </w:trPr>
+        <w:tc>
+          <w:tcPr>
+            <w:tcW w:w="960" w:type="dxa"/>
+            <w:tcBorders>
+              <w:top w:val="nil"/>
+              <w:left w:val="single" w:sz="5" w:space="0" w:color="CCCCCC"/>
+              <w:bottom w:val="single" w:sz="5" w:space="0" w:color="CCCCCC"/>
+              <w:right w:val="single" w:sz="5" w:space="0" w:color="CCCCCC"/>
+            </w:tcBorders>
+            <w:shd w:val="clear" w:color="auto" w:fill="F5F8FA"/>
+            <w:tcMar>
+              <w:top w:w="60" w:type="dxa"/>
+              <w:left w:w="80" w:type="dxa"/>
+              <w:bottom w:w="60" w:type="dxa"/>
+              <w:right w:w="80" w:type="dxa"/>
+            </w:tcMar>
+          </w:tcPr>
+          <w:p>
+            <w:r>
+              <w:t>3</w:t>
+            </w:r>
+          </w:p>
+        </w:tc>
+        <w:tc>
+          <w:tcPr>
+            <w:tcW w:w="8385" w:type="dxa"/>
+            <w:tcBorders>
+              <w:top w:val="nil"/>
+              <w:left w:val="nil"/>
+              <w:bottom w:val="single" w:sz="5" w:space="0" w:color="CCCCCC"/>
+              <w:right w:val="single" w:sz="5" w:space="0" w:color="CCCCCC"/>
+            </w:tcBorders>
+            <w:shd w:val="clear" w:color="auto" w:fill="F5F8FA"/>
+            <w:tcMar>
+              <w:top w:w="60" w:type="dxa"/>
+              <w:left w:w="80" w:type="dxa"/>
+              <w:bottom w:w="60" w:type="dxa"/>
+              <w:right w:w="80" w:type="dxa"/>
+            </w:tcMar>
+          </w:tcPr>
+          <w:p>
+            <w:r>
+              <w:t>Moderate; some modules build on prior, others stand alone in ways that do not make pedagogical sense.</w:t>
+            </w:r>
+          </w:p>
+        </w:tc>
+      </w:tr>
+      <w:tr>
+        <w:trPr>
+          <w:trHeight w:val="660"/>
+        </w:trPr>
+        <w:tc>
+          <w:tcPr>
+            <w:tcW w:w="960" w:type="dxa"/>
+            <w:tcBorders>
+              <w:top w:val="nil"/>
+              <w:left w:val="single" w:sz="5" w:space="0" w:color="CCCCCC"/>
+              <w:bottom w:val="single" w:sz="5" w:space="0" w:color="CCCCCC"/>
+              <w:right w:val="single" w:sz="5" w:space="0" w:color="CCCCCC"/>
+            </w:tcBorders>
+            <w:shd w:val="clear" w:color="auto" w:fill="FFFFFF"/>
+            <w:tcMar>
+              <w:top w:w="60" w:type="dxa"/>
+              <w:left w:w="80" w:type="dxa"/>
+              <w:bottom w:w="60" w:type="dxa"/>
+              <w:right w:w="80" w:type="dxa"/>
+            </w:tcMar>
+          </w:tcPr>
+          <w:p>
+            <w:r>
+              <w:t>2</w:t>
+            </w:r>
+          </w:p>
+        </w:tc>
+        <w:tc>
+          <w:tcPr>
+            <w:tcW w:w="8385" w:type="dxa"/>
+            <w:tcBorders>
+              <w:top w:val="nil"/>
+              <w:left w:val="nil"/>
+              <w:bottom w:val="single" w:sz="5" w:space="0" w:color="CCCCCC"/>
+              <w:right w:val="single" w:sz="5" w:space="0" w:color="CCCCCC"/>
+            </w:tcBorders>
+            <w:shd w:val="clear" w:color="auto" w:fill="FFFFFF"/>
+            <w:tcMar>
+              <w:top w:w="60" w:type="dxa"/>
+              <w:left w:w="80" w:type="dxa"/>
+              <w:bottom w:w="60" w:type="dxa"/>
+              <w:right w:w="80" w:type="dxa"/>
+            </w:tcMar>
+          </w:tcPr>
+          <w:p>
+            <w:r>
+              <w:t>Weak vertical logic; modules feel like independent units rather than a connected progression.</w:t>
+            </w:r>
+          </w:p>
+        </w:tc>
+      </w:tr>
+      <w:tr>
+        <w:trPr>
+          <w:trHeight w:val="405"/>
+        </w:trPr>
+        <w:tc>
+          <w:tcPr>
+            <w:tcW w:w="960" w:type="dxa"/>
+            <w:tcBorders>
+              <w:top w:val="nil"/>
+              <w:left w:val="single" w:sz="5" w:space="0" w:color="CCCCCC"/>
+              <w:bottom w:val="single" w:sz="5" w:space="0" w:color="CCCCCC"/>
+              <w:right w:val="single" w:sz="5" w:space="0" w:color="CCCCCC"/>
+            </w:tcBorders>
+            <w:shd w:val="clear" w:color="auto" w:fill="F5F8FA"/>
+            <w:tcMar>
+              <w:top w:w="60" w:type="dxa"/>
+              <w:left w:w="80" w:type="dxa"/>
+              <w:bottom w:w="60" w:type="dxa"/>
+              <w:right w:w="80" w:type="dxa"/>
+            </w:tcMar>
+          </w:tcPr>
+          <w:p>
+            <w:r>
+              <w:t>1</w:t>
+            </w:r>
+          </w:p>
+        </w:tc>
+        <w:tc>
+          <w:tcPr>
+            <w:tcW w:w="8385" w:type="dxa"/>
+            <w:tcBorders>
+              <w:top w:val="nil"/>
+              <w:left w:val="nil"/>
+              <w:bottom w:val="single" w:sz="5" w:space="0" w:color="CCCCCC"/>
+              <w:right w:val="single" w:sz="5" w:space="0" w:color="CCCCCC"/>
+            </w:tcBorders>
+            <w:shd w:val="clear" w:color="auto" w:fill="F5F8FA"/>
+            <w:tcMar>
+              <w:top w:w="60" w:type="dxa"/>
+              <w:left w:w="80" w:type="dxa"/>
+              <w:bottom w:w="60" w:type="dxa"/>
+              <w:right w:w="80" w:type="dxa"/>
+            </w:tcMar>
+          </w:tcPr>
+          <w:p>
+            <w:r>
+              <w:t>No vertical alignment; lesson/module order is arbitrary or reverse-coherent.</w:t>
+            </w:r>
+          </w:p>
+        </w:tc>
+      </w:tr>
+    </w:tbl>
+    <w:p>
+      <w:pPr>
+        <w:spacing w:before="2400" w:after="240" w:line="319" w:lineRule="auto"/>
+        <w:rPr>
+          <w:sz w:val="20"/>
+          <w:szCs w:val="20"/>
+        </w:rPr>
+      </w:pPr>
+      <w:r>
+        <w:rPr>
+          <w:sz w:val="20"/>
+          <w:szCs w:val="20"/>
+        </w:rPr>
+        <w:t xml:space="preserve"> </w:t>
+      </w:r>
+    </w:p>
+    <w:p>
+      <w:pPr>
+        <w:pStyle w:val="Heading3"/>
+        <w:spacing w:before="280" w:after="80" w:line="319" w:lineRule="auto"/>
+        <w:rPr>
+          <w:color w:val="3A3A3A"/>
+          <w:sz w:val="26"/>
+          <w:szCs w:val="26"/>
+        </w:rPr>
+      </w:pPr>
+      <w:bookmarkStart w:id="13" w:name="_fp7fl0fj6nni" w:colFirst="0" w:colLast="0"/>
+      <w:bookmarkEnd w:id="13"/>
+      <w:r>
+        <w:rPr>
+          <w:color w:val="3A3A3A"/>
+          <w:sz w:val="26"/>
+          <w:szCs w:val="26"/>
+        </w:rPr>
+        <w:t>Dimension 6: Discipline Alignment</w:t>
+      </w:r>
+    </w:p>
+    <w:p>
+      <w:pPr>
+        <w:spacing w:before="240" w:after="120" w:line="319" w:lineRule="auto"/>
+        <w:rPr>
+          <w:sz w:val="20"/>
+          <w:szCs w:val="20"/>
+        </w:rPr>
+      </w:pPr>
+      <w:r>
+        <w:rPr>
+          <w:b/>
+          <w:bCs/>
+          <w:sz w:val="20"/>
+          <w:szCs w:val="20"/>
+        </w:rPr>
+        <w:t>Theoretical Foundation: Hirumi, Ratliff &amp; de la Mora (2021) discipline-scope alignment in Figure 1; Hirumi (2025) three-alignments mapping; competency-based education traditions (IBSTPI, ATD, Quality Matters)</w:t>
+      </w:r>
+    </w:p>
+    <w:p>
+      <w:pPr>
+        <w:spacing w:before="240" w:after="120" w:line="319" w:lineRule="auto"/>
+        <w:rPr>
+          <w:sz w:val="20"/>
+          <w:szCs w:val="20"/>
+        </w:rPr>
+      </w:pPr>
+      <w:r>
+        <w:rPr>
+          <w:b/>
+          <w:bCs/>
+          <w:sz w:val="20"/>
+          <w:szCs w:val="20"/>
+        </w:rPr>
+        <w:t>Does the course or program ladder up to professional competencies, knowledge base, or accrediting examinations? Every objective at the unit/lesson level maps upward to a competency at the discipline level. For artifacts not intended to ladder up to a discipline (e.g., one-off workshops, internal training), score on internal coherence with stated purpose and note the adaptation in rationale.</w:t>
+      </w:r>
+    </w:p>
+    <w:p>
+      <w:pPr>
+        <w:spacing w:before="240" w:after="120" w:line="319" w:lineRule="auto"/>
+        <w:rPr>
+          <w:sz w:val="20"/>
+          <w:szCs w:val="20"/>
+        </w:rPr>
+      </w:pPr>
+      <w:r>
+        <w:rPr>
+          <w:b/>
+          <w:bCs/>
+          <w:sz w:val="20"/>
+          <w:szCs w:val="20"/>
+        </w:rPr>
+        <w:t>Source Materials:</w:t>
+      </w:r>
+    </w:p>
+    <w:p>
+      <w:pPr>
+        <w:spacing w:before="240" w:after="120" w:line="319" w:lineRule="auto"/>
+        <w:rPr>
+          <w:sz w:val="20"/>
+          <w:szCs w:val="20"/>
+        </w:rPr>
+      </w:pPr>
+      <w:r>
+        <w:rPr>
+          <w:b/>
+          <w:bCs/>
+          <w:sz w:val="20"/>
+          <w:szCs w:val="20"/>
+        </w:rPr>
+        <w:t>Hirumi, A., Ratliff, M., &amp; de la Mora Velasco, E. (2021). Analyzing your context to improve and innovate distance learning. In L. Cifuentes (Ed.), Guide to Administering Distance Learning. Brill.</w:t>
+      </w:r>
+    </w:p>
+    <w:p>
+      <w:pPr>
+        <w:spacing w:before="240" w:after="120" w:line="319" w:lineRule="auto"/>
+        <w:rPr>
+          <w:sz w:val="20"/>
+          <w:szCs w:val="20"/>
+        </w:rPr>
+      </w:pPr>
+      <w:r>
+        <w:rPr>
+          <w:b/>
+          <w:bCs/>
+          <w:sz w:val="20"/>
+          <w:szCs w:val="20"/>
+        </w:rPr>
+        <w:t>Hirumi, A. (2025). Design Principles, Ethics, and Evidence-Informed Decision Making. In R.E. West &amp; H. Leary (Eds.), Foundations of Learning and Instructional Design Technology (2nd ed., pp. 433-448). EdTechBooks.</w:t>
+      </w:r>
+    </w:p>
+    <w:p>
+      <w:pPr>
+        <w:spacing w:before="2400" w:after="240" w:line="319" w:lineRule="auto"/>
+        <w:rPr>
+          <w:sz w:val="20"/>
+          <w:szCs w:val="20"/>
+        </w:rPr>
+      </w:pPr>
+      <w:r>
+        <w:rPr>
+          <w:sz w:val="20"/>
+          <w:szCs w:val="20"/>
+        </w:rPr>
+        <w:t xml:space="preserve"> </w:t>
+      </w:r>
+    </w:p>
+    <w:p>
+      <w:pPr>
+        <w:spacing w:before="240" w:after="120" w:line="319" w:lineRule="auto"/>
+        <w:rPr>
+          <w:sz w:val="20"/>
+          <w:szCs w:val="20"/>
+        </w:rPr>
+      </w:pPr>
+      <w:r>
+        <w:rPr>
+          <w:b/>
+          <w:bCs/>
+          <w:sz w:val="20"/>
+          <w:szCs w:val="20"/>
+        </w:rPr>
+        <w:t>Scoring Criteria:</w:t>
+      </w:r>
+    </w:p>
+    <w:tbl>
+      <w:tblPr>
+        <w:tblStyle w:val="a5"/>
+        <w:tblW w:w="9345" w:type="dxa"/>
+        <w:tblInd w:w="0" w:type="dxa"/>
+        <w:tblBorders>
+          <w:top w:val="nil"/>
+          <w:left w:val="nil"/>
+          <w:bottom w:val="nil"/>
+          <w:right w:val="nil"/>
+          <w:insideH w:val="nil"/>
+          <w:insideV w:val="nil"/>
+        </w:tblBorders>
+        <w:tblLayout w:type="fixed"/>
+        <w:tblLook w:val="0600" w:firstRow="0" w:lastRow="0" w:firstColumn="0" w:lastColumn="0" w:noHBand="1" w:noVBand="1"/>
+      </w:tblPr>
+      <w:tblGrid>
+        <w:gridCol w:w="960"/>
+        <w:gridCol w:w="8385"/>
+      </w:tblGrid>
+      <w:tr>
+        <w:trPr>
+          <w:trHeight w:val="405"/>
+        </w:trPr>
+        <w:tc>
+          <w:tcPr>
+            <w:tcW w:w="960" w:type="dxa"/>
+            <w:tcBorders>
+              <w:top w:val="single" w:sz="5" w:space="0" w:color="CCCCCC"/>
+              <w:left w:val="single" w:sz="5" w:space="0" w:color="CCCCCC"/>
+              <w:bottom w:val="single" w:sz="5" w:space="0" w:color="CCCCCC"/>
+              <w:right w:val="single" w:sz="5" w:space="0" w:color="CCCCCC"/>
+            </w:tcBorders>
+            <w:shd w:val="clear" w:color="auto" w:fill="1B3A5C"/>
+            <w:tcMar>
+              <w:top w:w="60" w:type="dxa"/>
+              <w:left w:w="80" w:type="dxa"/>
+              <w:bottom w:w="60" w:type="dxa"/>
+              <w:right w:w="80" w:type="dxa"/>
+            </w:tcMar>
+          </w:tcPr>
+          <w:p>
+            <w:pPr>
+              <w:spacing w:before="240" w:after="240" w:line="319" w:lineRule="auto"/>
+              <w:rPr>
+                <w:b/>
+                <w:bCs/>
+                <w:color w:val="FFFFFF"/>
+                <w:sz w:val="20"/>
+                <w:szCs w:val="20"/>
+              </w:rPr>
+            </w:pPr>
+            <w:r>
+              <w:rPr>
+                <w:b/>
+                <w:bCs/>
+                <w:color w:val="FFFFFF"/>
+                <w:sz w:val="20"/>
+                <w:szCs w:val="20"/>
+              </w:rPr>
+              <w:t>Score</w:t>
+            </w:r>
+          </w:p>
+        </w:tc>
+        <w:tc>
+          <w:tcPr>
+            <w:tcW w:w="8385" w:type="dxa"/>
+            <w:tcBorders>
+              <w:top w:val="single" w:sz="5" w:space="0" w:color="CCCCCC"/>
+              <w:left w:val="nil"/>
+              <w:bottom w:val="single" w:sz="5" w:space="0" w:color="CCCCCC"/>
+              <w:right w:val="single" w:sz="5" w:space="0" w:color="CCCCCC"/>
+            </w:tcBorders>
+            <w:shd w:val="clear" w:color="auto" w:fill="1B3A5C"/>
+            <w:tcMar>
+              <w:top w:w="60" w:type="dxa"/>
+              <w:left w:w="80" w:type="dxa"/>
+              <w:bottom w:w="60" w:type="dxa"/>
+              <w:right w:w="80" w:type="dxa"/>
+            </w:tcMar>
+          </w:tcPr>
+          <w:p>
+            <w:pPr>
+              <w:spacing w:before="240" w:after="240" w:line="319" w:lineRule="auto"/>
+              <w:rPr>
+                <w:b/>
+                <w:bCs/>
+                <w:color w:val="FFFFFF"/>
+                <w:sz w:val="20"/>
+                <w:szCs w:val="20"/>
+              </w:rPr>
+            </w:pPr>
+            <w:r>
+              <w:rPr>
+                <w:b/>
+                <w:bCs/>
+                <w:color w:val="FFFFFF"/>
+                <w:sz w:val="20"/>
+                <w:szCs w:val="20"/>
+              </w:rPr>
+              <w:t>Criteria</w:t>
+            </w:r>
+          </w:p>
+        </w:tc>
+      </w:tr>
+      <w:tr>
+        <w:trPr>
+          <w:trHeight w:val="930"/>
+        </w:trPr>
+        <w:tc>
+          <w:tcPr>
+            <w:tcW w:w="960" w:type="dxa"/>
+            <w:tcBorders>
+              <w:top w:val="nil"/>
+              <w:left w:val="single" w:sz="5" w:space="0" w:color="CCCCCC"/>
+              <w:bottom w:val="single" w:sz="5" w:space="0" w:color="CCCCCC"/>
+              <w:right w:val="single" w:sz="5" w:space="0" w:color="CCCCCC"/>
+            </w:tcBorders>
+            <w:shd w:val="clear" w:color="auto" w:fill="F5F8FA"/>
+            <w:tcMar>
+              <w:top w:w="60" w:type="dxa"/>
+              <w:left w:w="80" w:type="dxa"/>
+              <w:bottom w:w="60" w:type="dxa"/>
+              <w:right w:w="80" w:type="dxa"/>
+            </w:tcMar>
+          </w:tcPr>
+          <w:p>
+            <w:r>
+              <w:t>5</w:t>
+            </w:r>
+          </w:p>
+        </w:tc>
+        <w:tc>
+          <w:tcPr>
+            <w:tcW w:w="8385" w:type="dxa"/>
+            <w:tcBorders>
+              <w:top w:val="nil"/>
+              <w:left w:val="nil"/>
+              <w:bottom w:val="single" w:sz="5" w:space="0" w:color="CCCCCC"/>
+              <w:right w:val="single" w:sz="5" w:space="0" w:color="CCCCCC"/>
+            </w:tcBorders>
+            <w:shd w:val="clear" w:color="auto" w:fill="F5F8FA"/>
+            <w:tcMar>
+              <w:top w:w="60" w:type="dxa"/>
+              <w:left w:w="80" w:type="dxa"/>
+              <w:bottom w:w="60" w:type="dxa"/>
+              <w:right w:w="80" w:type="dxa"/>
+            </w:tcMar>
+          </w:tcPr>
+          <w:p>
+            <w:r>
+              <w:t>Explicit, traceable linkage to external competency framework (national exam, professional standards, accreditation body). Every objective at the unit/lesson level maps upward to a competency at the discipline level.</w:t>
+            </w:r>
+          </w:p>
+        </w:tc>
+      </w:tr>
+      <w:tr>
+        <w:trPr>
+          <w:trHeight w:val="930"/>
+        </w:trPr>
+        <w:tc>
+          <w:tcPr>
+            <w:tcW w:w="960" w:type="dxa"/>
+            <w:tcBorders>
+              <w:top w:val="nil"/>
+              <w:left w:val="single" w:sz="5" w:space="0" w:color="CCCCCC"/>
+              <w:bottom w:val="single" w:sz="5" w:space="0" w:color="CCCCCC"/>
+              <w:right w:val="single" w:sz="5" w:space="0" w:color="CCCCCC"/>
+            </w:tcBorders>
+            <w:shd w:val="clear" w:color="auto" w:fill="FFFFFF"/>
+            <w:tcMar>
+              <w:top w:w="60" w:type="dxa"/>
+              <w:left w:w="80" w:type="dxa"/>
+              <w:bottom w:w="60" w:type="dxa"/>
+              <w:right w:w="80" w:type="dxa"/>
+            </w:tcMar>
+          </w:tcPr>
+          <w:p>
+            <w:r>
+              <w:t>4</w:t>
+            </w:r>
+          </w:p>
+        </w:tc>
+        <w:tc>
+          <w:tcPr>
+            <w:tcW w:w="8385" w:type="dxa"/>
+            <w:tcBorders>
+              <w:top w:val="nil"/>
+              <w:left w:val="nil"/>
+              <w:bottom w:val="single" w:sz="5" w:space="0" w:color="CCCCCC"/>
+              <w:right w:val="single" w:sz="5" w:space="0" w:color="CCCCCC"/>
+            </w:tcBorders>
+            <w:shd w:val="clear" w:color="auto" w:fill="FFFFFF"/>
+            <w:tcMar>
+              <w:top w:w="60" w:type="dxa"/>
+              <w:left w:w="80" w:type="dxa"/>
+              <w:bottom w:w="60" w:type="dxa"/>
+              <w:right w:w="80" w:type="dxa"/>
+            </w:tcMar>
+          </w:tcPr>
+          <w:p>
+            <w:r>
+              <w:t>Strong linkage; one objective does not map cleanly to a stated competency.</w:t>
+            </w:r>
+          </w:p>
+        </w:tc>
+      </w:tr>
+      <w:tr>
+        <w:trPr>
+          <w:trHeight w:val="660"/>
+        </w:trPr>
+        <w:tc>
+          <w:tcPr>
+            <w:tcW w:w="960" w:type="dxa"/>
+            <w:tcBorders>
+              <w:top w:val="nil"/>
+              <w:left w:val="single" w:sz="5" w:space="0" w:color="CCCCCC"/>
+              <w:bottom w:val="single" w:sz="5" w:space="0" w:color="CCCCCC"/>
+              <w:right w:val="single" w:sz="5" w:space="0" w:color="CCCCCC"/>
+            </w:tcBorders>
+            <w:shd w:val="clear" w:color="auto" w:fill="F5F8FA"/>
+            <w:tcMar>
+              <w:top w:w="60" w:type="dxa"/>
+              <w:left w:w="80" w:type="dxa"/>
+              <w:bottom w:w="60" w:type="dxa"/>
+              <w:right w:w="80" w:type="dxa"/>
+            </w:tcMar>
+          </w:tcPr>
+          <w:p>
+            <w:r>
+              <w:t>3</w:t>
+            </w:r>
+          </w:p>
+        </w:tc>
+        <w:tc>
+          <w:tcPr>
+            <w:tcW w:w="8385" w:type="dxa"/>
+            <w:tcBorders>
+              <w:top w:val="nil"/>
+              <w:left w:val="nil"/>
+              <w:bottom w:val="single" w:sz="5" w:space="0" w:color="CCCCCC"/>
+              <w:right w:val="single" w:sz="5" w:space="0" w:color="CCCCCC"/>
+            </w:tcBorders>
+            <w:shd w:val="clear" w:color="auto" w:fill="F5F8FA"/>
+            <w:tcMar>
+              <w:top w:w="60" w:type="dxa"/>
+              <w:left w:w="80" w:type="dxa"/>
+              <w:bottom w:w="60" w:type="dxa"/>
+              <w:right w:w="80" w:type="dxa"/>
+            </w:tcMar>
+          </w:tcPr>
+          <w:p>
+            <w:r>
+              <w:t>Linkage stated but not traceable in detail; competency framework named but specific mappings unclear.</w:t>
+            </w:r>
+          </w:p>
+        </w:tc>
+      </w:tr>
+      <w:tr>
+        <w:trPr>
+          <w:trHeight w:val="660"/>
+        </w:trPr>
+        <w:tc>
+          <w:tcPr>
+            <w:tcW w:w="960" w:type="dxa"/>
+            <w:tcBorders>
+              <w:top w:val="nil"/>
+              <w:left w:val="single" w:sz="5" w:space="0" w:color="CCCCCC"/>
+              <w:bottom w:val="single" w:sz="5" w:space="0" w:color="CCCCCC"/>
+              <w:right w:val="single" w:sz="5" w:space="0" w:color="CCCCCC"/>
+            </w:tcBorders>
+            <w:shd w:val="clear" w:color="auto" w:fill="FFFFFF"/>
+            <w:tcMar>
+              <w:top w:w="60" w:type="dxa"/>
+              <w:left w:w="80" w:type="dxa"/>
+              <w:bottom w:w="60" w:type="dxa"/>
+              <w:right w:w="80" w:type="dxa"/>
+            </w:tcMar>
+          </w:tcPr>
+          <w:p>
+            <w:r>
+              <w:t>2</w:t>
+            </w:r>
+          </w:p>
+        </w:tc>
+        <w:tc>
+          <w:tcPr>
+            <w:tcW w:w="8385" w:type="dxa"/>
+            <w:tcBorders>
+              <w:top w:val="nil"/>
+              <w:left w:val="nil"/>
+              <w:bottom w:val="single" w:sz="5" w:space="0" w:color="CCCCCC"/>
+              <w:right w:val="single" w:sz="5" w:space="0" w:color="CCCCCC"/>
+            </w:tcBorders>
+            <w:shd w:val="clear" w:color="auto" w:fill="FFFFFF"/>
+            <w:tcMar>
+              <w:top w:w="60" w:type="dxa"/>
+              <w:left w:w="80" w:type="dxa"/>
+              <w:bottom w:w="60" w:type="dxa"/>
+              <w:right w:w="80" w:type="dxa"/>
+            </w:tcMar>
+          </w:tcPr>
+          <w:p>
+            <w:r>
+              <w:t>Weak linkage; some content seems to serve external standards but the mapping is left to the reader.</w:t>
+            </w:r>
+          </w:p>
+        </w:tc>
+      </w:tr>
+      <w:tr>
+        <w:trPr>
+          <w:trHeight w:val="405"/>
+        </w:trPr>
+        <w:tc>
+          <w:tcPr>
+            <w:tcW w:w="960" w:type="dxa"/>
+            <w:tcBorders>
+              <w:top w:val="nil"/>
+              <w:left w:val="single" w:sz="5" w:space="0" w:color="CCCCCC"/>
+              <w:bottom w:val="single" w:sz="5" w:space="0" w:color="CCCCCC"/>
+              <w:right w:val="single" w:sz="5" w:space="0" w:color="CCCCCC"/>
+            </w:tcBorders>
+            <w:shd w:val="clear" w:color="auto" w:fill="F5F8FA"/>
+            <w:tcMar>
+              <w:top w:w="60" w:type="dxa"/>
+              <w:left w:w="80" w:type="dxa"/>
+              <w:bottom w:w="60" w:type="dxa"/>
+              <w:right w:w="80" w:type="dxa"/>
+            </w:tcMar>
+          </w:tcPr>
+          <w:p>
+            <w:r>
+              <w:t>1</w:t>
+            </w:r>
+          </w:p>
+        </w:tc>
+        <w:tc>
+          <w:tcPr>
+            <w:tcW w:w="8385" w:type="dxa"/>
+            <w:tcBorders>
+              <w:top w:val="nil"/>
+              <w:left w:val="nil"/>
+              <w:bottom w:val="single" w:sz="5" w:space="0" w:color="CCCCCC"/>
+              <w:right w:val="single" w:sz="5" w:space="0" w:color="CCCCCC"/>
+            </w:tcBorders>
+            <w:shd w:val="clear" w:color="auto" w:fill="F5F8FA"/>
+            <w:tcMar>
+              <w:top w:w="60" w:type="dxa"/>
+              <w:left w:w="80" w:type="dxa"/>
+              <w:bottom w:w="60" w:type="dxa"/>
+              <w:right w:w="80" w:type="dxa"/>
+            </w:tcMar>
+          </w:tcPr>
+          <w:p>
+            <w:r>
+              <w:t>No stated discipline-level alignment; course exists in isolation from professional competencies or accreditation.</w:t>
+            </w:r>
+          </w:p>
+        </w:tc>
+      </w:tr>
+    </w:tbl>
+    <w:p>
+      <w:pPr>
+        <w:spacing w:before="2400" w:after="240" w:line="319" w:lineRule="auto"/>
         <w:rPr>
           <w:sz w:val="20"/>
           <w:szCs w:val="20"/>
@@ -55521,6 +59072,272 @@
         </w:rPr>
         <w:t xml:space="preserve"> 2023). arXiv:2306.05685.</w:t>
       </w:r>
+    </w:p>
+    <w:p>
+      <w:pPr>
+        <w:spacing w:after="100" w:line="319" w:lineRule="auto"/>
+        <w:ind w:left="360"/>
+        <w:rPr>
+          <w:sz w:val="20"/>
+          <w:szCs w:val="20"/>
+        </w:rPr>
+      </w:pPr>
+      <w:r>
+        <w:rPr>
+          <w:sz w:val="20"/>
+          <w:szCs w:val="20"/>
+        </w:rPr>
+        <w:t xml:space="preserve"> </w:t>
+      </w:r>
+      <w:proofErr w:type="spellStart"/>
+      <w:proofErr w:type="spellEnd"/>
+    </w:p>
+    <w:p>
+      <w:pPr>
+        <w:spacing w:after="100" w:line="319" w:lineRule="auto"/>
+        <w:ind w:left="360"/>
+        <w:rPr>
+          <w:sz w:val="20"/>
+          <w:szCs w:val="20"/>
+        </w:rPr>
+      </w:pPr>
+      <w:r>
+        <w:rPr>
+          <w:sz w:val="20"/>
+          <w:szCs w:val="20"/>
+        </w:rPr>
+        <w:t>References added in v3.1.0 - v3.1.2:</w:t>
+      </w:r>
+      <w:proofErr w:type="spellStart"/>
+      <w:proofErr w:type="spellEnd"/>
+    </w:p>
+    <w:p>
+      <w:pPr>
+        <w:spacing w:after="100" w:line="319" w:lineRule="auto"/>
+        <w:ind w:left="360"/>
+        <w:rPr>
+          <w:sz w:val="20"/>
+          <w:szCs w:val="20"/>
+        </w:rPr>
+      </w:pPr>
+      <w:r>
+        <w:rPr>
+          <w:sz w:val="20"/>
+          <w:szCs w:val="20"/>
+        </w:rPr>
+        <w:t>Tyler, R.W. (1949). Basic Principles of Curriculum and Instruction. University of Chicago Press.</w:t>
+      </w:r>
+      <w:proofErr w:type="spellStart"/>
+      <w:proofErr w:type="spellEnd"/>
+    </w:p>
+    <w:p>
+      <w:pPr>
+        <w:spacing w:after="100" w:line="319" w:lineRule="auto"/>
+        <w:ind w:left="360"/>
+        <w:rPr>
+          <w:sz w:val="20"/>
+          <w:szCs w:val="20"/>
+        </w:rPr>
+      </w:pPr>
+      <w:r>
+        <w:rPr>
+          <w:sz w:val="20"/>
+          <w:szCs w:val="20"/>
+        </w:rPr>
+        <w:t>Anderson, L.W. &amp; Krathwohl, D.R. (Eds.) (2001). A Taxonomy for Learning, Teaching, and Assessing: A Revision of Bloom's Taxonomy of Educational Objectives. Longman.</w:t>
+      </w:r>
+      <w:proofErr w:type="spellStart"/>
+      <w:proofErr w:type="spellEnd"/>
+    </w:p>
+    <w:p>
+      <w:pPr>
+        <w:spacing w:after="100" w:line="319" w:lineRule="auto"/>
+        <w:ind w:left="360"/>
+        <w:rPr>
+          <w:sz w:val="20"/>
+          <w:szCs w:val="20"/>
+        </w:rPr>
+      </w:pPr>
+      <w:r>
+        <w:rPr>
+          <w:sz w:val="20"/>
+          <w:szCs w:val="20"/>
+        </w:rPr>
+        <w:t>Webb, N.L. (1997). Criteria for alignment of expectations and assessments in mathematics and science education. CCSSO Research Monograph No. 6.</w:t>
+      </w:r>
+      <w:proofErr w:type="spellStart"/>
+      <w:proofErr w:type="spellEnd"/>
+    </w:p>
+    <w:p>
+      <w:pPr>
+        <w:spacing w:after="100" w:line="319" w:lineRule="auto"/>
+        <w:ind w:left="360"/>
+        <w:rPr>
+          <w:sz w:val="20"/>
+          <w:szCs w:val="20"/>
+        </w:rPr>
+      </w:pPr>
+      <w:r>
+        <w:rPr>
+          <w:sz w:val="20"/>
+          <w:szCs w:val="20"/>
+        </w:rPr>
+        <w:t>Wiggins, G., &amp; McTighe, J. (2005). Understanding by Design (2nd ed.). ASCD.</w:t>
+      </w:r>
+      <w:proofErr w:type="spellStart"/>
+      <w:proofErr w:type="spellEnd"/>
+    </w:p>
+    <w:p>
+      <w:pPr>
+        <w:spacing w:after="100" w:line="319" w:lineRule="auto"/>
+        <w:ind w:left="360"/>
+        <w:rPr>
+          <w:sz w:val="20"/>
+          <w:szCs w:val="20"/>
+        </w:rPr>
+      </w:pPr>
+      <w:r>
+        <w:rPr>
+          <w:sz w:val="20"/>
+          <w:szCs w:val="20"/>
+        </w:rPr>
+        <w:t>Reigeluth, C.M. (1999). Instructional-Design Theories and Models, Volume II: A New Paradigm of Instructional Theory. Lawrence Erlbaum.</w:t>
+      </w:r>
+      <w:proofErr w:type="spellStart"/>
+      <w:proofErr w:type="spellEnd"/>
+    </w:p>
+    <w:p>
+      <w:pPr>
+        <w:spacing w:after="100" w:line="319" w:lineRule="auto"/>
+        <w:ind w:left="360"/>
+        <w:rPr>
+          <w:sz w:val="20"/>
+          <w:szCs w:val="20"/>
+        </w:rPr>
+      </w:pPr>
+      <w:r>
+        <w:rPr>
+          <w:sz w:val="20"/>
+          <w:szCs w:val="20"/>
+        </w:rPr>
+        <w:t>van Merrienboer, J.J.G., &amp; Kirschner, P.A. (2018). Ten Steps to Complex Learning (3rd ed.). Routledge.</w:t>
+      </w:r>
+      <w:proofErr w:type="spellStart"/>
+      <w:proofErr w:type="spellEnd"/>
+    </w:p>
+    <w:p>
+      <w:pPr>
+        <w:spacing w:after="100" w:line="319" w:lineRule="auto"/>
+        <w:ind w:left="360"/>
+        <w:rPr>
+          <w:sz w:val="20"/>
+          <w:szCs w:val="20"/>
+        </w:rPr>
+      </w:pPr>
+      <w:r>
+        <w:rPr>
+          <w:sz w:val="20"/>
+          <w:szCs w:val="20"/>
+        </w:rPr>
+        <w:t>Merrill, M.D. (2002). First principles of instruction. Educational Technology Research and Development, 50(3), 43-59.</w:t>
+      </w:r>
+      <w:proofErr w:type="spellStart"/>
+      <w:proofErr w:type="spellEnd"/>
+    </w:p>
+    <w:p>
+      <w:pPr>
+        <w:spacing w:after="100" w:line="319" w:lineRule="auto"/>
+        <w:ind w:left="360"/>
+        <w:rPr>
+          <w:sz w:val="20"/>
+          <w:szCs w:val="20"/>
+        </w:rPr>
+      </w:pPr>
+      <w:r>
+        <w:rPr>
+          <w:sz w:val="20"/>
+          <w:szCs w:val="20"/>
+        </w:rPr>
+        <w:t>Keller, J.M. (1987). Development and Use of the ARCS Model of Instructional Design. Journal of Instructional Development, 10(3), 2-10.</w:t>
+      </w:r>
+      <w:proofErr w:type="spellStart"/>
+      <w:proofErr w:type="spellEnd"/>
+    </w:p>
+    <w:p>
+      <w:pPr>
+        <w:spacing w:after="100" w:line="319" w:lineRule="auto"/>
+        <w:ind w:left="360"/>
+        <w:rPr>
+          <w:sz w:val="20"/>
+          <w:szCs w:val="20"/>
+        </w:rPr>
+      </w:pPr>
+      <w:r>
+        <w:rPr>
+          <w:sz w:val="20"/>
+          <w:szCs w:val="20"/>
+        </w:rPr>
+        <w:t>Keller, J.M. (2010). Motivational Design for Learning and Performance: The ARCS Model Approach. Springer.</w:t>
+      </w:r>
+      <w:proofErr w:type="spellStart"/>
+      <w:proofErr w:type="spellEnd"/>
+    </w:p>
+    <w:p>
+      <w:pPr>
+        <w:spacing w:after="100" w:line="319" w:lineRule="auto"/>
+        <w:ind w:left="360"/>
+        <w:rPr>
+          <w:sz w:val="20"/>
+          <w:szCs w:val="20"/>
+        </w:rPr>
+      </w:pPr>
+      <w:r>
+        <w:rPr>
+          <w:sz w:val="20"/>
+          <w:szCs w:val="20"/>
+        </w:rPr>
+        <w:t>Hannafin, M.J., Hannafin, K.M., Land, S.M., &amp; Oliver, K. (1997). Grounded practice and the design of constructivist learning environments. Educational Technology Research and Development, 45(3), 101-117.</w:t>
+      </w:r>
+      <w:proofErr w:type="spellStart"/>
+      <w:proofErr w:type="spellEnd"/>
+    </w:p>
+    <w:p>
+      <w:pPr>
+        <w:spacing w:after="100" w:line="319" w:lineRule="auto"/>
+        <w:ind w:left="360"/>
+        <w:rPr>
+          <w:sz w:val="20"/>
+          <w:szCs w:val="20"/>
+        </w:rPr>
+      </w:pPr>
+      <w:r>
+        <w:rPr>
+          <w:sz w:val="20"/>
+          <w:szCs w:val="20"/>
+        </w:rPr>
+        <w:t>Hirumi, A., Ratliff, M., &amp; de la Mora Velasco, E. (2021). Analyzing your context to improve and innovate distance learning (pp. 104-140). In L. Cifuentes (Ed.), Guide to Administering Distance Learning. Brill Publishing.</w:t>
+      </w:r>
+      <w:proofErr w:type="spellStart"/>
+      <w:proofErr w:type="spellEnd"/>
+    </w:p>
+    <w:p>
+      <w:pPr>
+        <w:spacing w:after="100" w:line="319" w:lineRule="auto"/>
+        <w:ind w:left="360"/>
+        <w:rPr>
+          <w:sz w:val="20"/>
+          <w:szCs w:val="20"/>
+        </w:rPr>
+      </w:pPr>
+      <w:r>
+        <w:rPr>
+          <w:sz w:val="20"/>
+          <w:szCs w:val="20"/>
+        </w:rPr>
+        <w:t>Hirumi, A. (2025). Design Principles, Ethics, and Evidence-Informed Decision Making: The (Evolving) Future of the Field is Design! In R.E. West &amp; H. Leary (Eds.), Foundations of Learning and Instructional Design Technology (2nd ed., pp. 244-254 and 433-448). EdTechBooks.</w:t>
+      </w:r>
+      <w:proofErr w:type="spellStart"/>
+      <w:proofErr w:type="spellEnd"/>
     </w:p>
     <w:p>
       <w:pPr>

--- a/GUIDE_Rubric_Document.docx
+++ b/GUIDE_Rubric_Document.docx
@@ -545,6 +545,7 @@
           <w:sz w:val="20"/>
           <w:szCs w:val="20"/>
         </w:rPr>
+        <w:lastRenderedPageBreak/>
         <w:br w:type="page"/>
       </w:r>
     </w:p>
@@ -558,131 +559,94 @@
           <w:szCs w:val="34"/>
         </w:rPr>
       </w:pPr>
-      <w:proofErr w:type="gramStart"/>
       <w:r>
         <w:rPr>
           <w:color w:val="2E6EA6"/>
           <w:sz w:val="34"/>
           <w:szCs w:val="34"/>
         </w:rPr>
+        <w:lastRenderedPageBreak/>
         <w:t>Quality Outcomes: Effective, Efficient, Engaging</w:t>
       </w:r>
-      <w:proofErr w:type="gramEnd"/>
-      <w:proofErr w:type="gramStart"/>
-      <w:proofErr w:type="gramEnd"/>
-    </w:p>
-    <w:p>
-      <w:pPr>
-        <w:spacing w:before="240" w:after="120" w:line="319" w:lineRule="auto"/>
-        <w:jc w:val="center"/>
+    </w:p>
+    <w:p>
+      <w:r>
+        <w:t>High-quality instruction is effective, efficient, and engaging (Merrill, 2002). Hirumi (2025), building on Hirumi, Ratliff &amp; de la Mora (2021), maps each of those quality outcomes to an alignment of instructional elements. GUIDE operationalizes each.</w:t>
+      </w:r>
+    </w:p>
+    <w:p/>
+    <w:p>
+      <w:pPr>
+        <w:pStyle w:val="ListParagraph"/>
+        <w:numPr>
+          <w:ilvl w:val="0"/>
+          <w:numId w:val="2"/>
+        </w:numPr>
+      </w:pPr>
+      <w:r>
         <w:rPr>
           <w:b/>
           <w:bCs/>
-          <w:color w:val="1B3A5C"/>
-          <w:sz w:val="48"/>
-          <w:szCs w:val="48"/>
-        </w:rPr>
+        </w:rPr>
+        <w:t>Effective</w:t>
+      </w:r>
+      <w:r>
+        <w:t xml:space="preserve"> - instructional elements aligned with theory, research, and documented best practice (Hannafin, Hannafin, Land, &amp; Oliver, 1997). Whether the artifact reflects what learning science </w:t>
+      </w:r>
+      <w:r>
+        <w:t>says</w:t>
+      </w:r>
+      <w:r>
+        <w:t xml:space="preserve"> works. This is </w:t>
+      </w:r>
+      <w:r>
+        <w:t>grounded</w:t>
+      </w:r>
+      <w:r>
+        <w:t xml:space="preserve"> in Grounded Universal Instructional Design Evaluator.</w:t>
+      </w:r>
+    </w:p>
+    <w:p>
+      <w:pPr>
+        <w:pStyle w:val="ListParagraph"/>
+        <w:numPr>
+          <w:ilvl w:val="0"/>
+          <w:numId w:val="2"/>
+        </w:numPr>
       </w:pPr>
       <w:r>
         <w:rPr>
           <w:b/>
           <w:bCs/>
-          <w:color w:val="1B3A5C"/>
-          <w:sz w:val="48"/>
-          <w:szCs w:val="48"/>
-        </w:rPr>
-        <w:t>High-quality instruction is effective, efficient, and engaging (Merrill, 2002). Hirumi (2025), building on Hirumi, Ratliff &amp; de la Mora (2021), maps each of those quality outcomes to an alignment of instructional elements. GUIDE operationalizes each.</w:t>
-      </w:r>
-    </w:p>
-    <w:p>
-      <w:pPr>
-        <w:spacing w:before="240" w:after="120" w:line="319" w:lineRule="auto"/>
-        <w:jc w:val="center"/>
+        </w:rPr>
+        <w:t xml:space="preserve">Efficient </w:t>
+      </w:r>
+      <w:r>
+        <w:t>- objectives, instructional strategies (chunking and sequencing), and learner assessments aligned with each other (Tyler, 1949; Bloom, 1956; Dick, Carey &amp; Carey, 2015). Whether the artifact's internal pieces cohere so learners are not doing wasted work. Archetype 10 (Curriculum Alignment) operationalizes this alignment as a dedicated evaluation lens.</w:t>
+      </w:r>
+    </w:p>
+    <w:p>
+      <w:pPr>
+        <w:pStyle w:val="ListParagraph"/>
+        <w:numPr>
+          <w:ilvl w:val="0"/>
+          <w:numId w:val="2"/>
+        </w:numPr>
+      </w:pPr>
+      <w:r>
         <w:rPr>
           <w:b/>
           <w:bCs/>
-          <w:color w:val="1B3A5C"/>
-          <w:sz w:val="48"/>
-          <w:szCs w:val="48"/>
-        </w:rPr>
-      </w:pPr>
-      <w:r>
-        <w:rPr>
-          <w:b/>
-          <w:bCs/>
-          <w:color w:val="1B3A5C"/>
-          <w:sz w:val="48"/>
-          <w:szCs w:val="48"/>
-        </w:rPr>
-        <w:t>Effective - instructional elements aligned with theory, research, and documented best practice (Hannafin, Hannafin, Land, &amp; Oliver, 1997). Whether the artifact reflects what learning science actually says works. This is the grounded in Grounded Universal Instructional Design Evaluator.</w:t>
-      </w:r>
-    </w:p>
-    <w:p>
-      <w:pPr>
-        <w:spacing w:before="240" w:after="120" w:line="319" w:lineRule="auto"/>
-        <w:jc w:val="center"/>
-        <w:rPr>
-          <w:b/>
-          <w:bCs/>
-          <w:color w:val="1B3A5C"/>
-          <w:sz w:val="48"/>
-          <w:szCs w:val="48"/>
-        </w:rPr>
-      </w:pPr>
-      <w:r>
-        <w:rPr>
-          <w:b/>
-          <w:bCs/>
-          <w:color w:val="1B3A5C"/>
-          <w:sz w:val="48"/>
-          <w:szCs w:val="48"/>
-        </w:rPr>
-        <w:t>Efficient - objectives, instructional strategies (chunking and sequencing), and learner assessments aligned with each other (Tyler, 1949; Bloom, 1956; Dick, Carey &amp; Carey, 2015). Whether the artifact's internal pieces cohere so learners are not doing wasted work. Archetype 10 (Curriculum Alignment) operationalizes this alignment as a dedicated evaluation lens.</w:t>
-      </w:r>
-    </w:p>
-    <w:p>
-      <w:pPr>
-        <w:spacing w:before="240" w:after="120" w:line="319" w:lineRule="auto"/>
-        <w:jc w:val="center"/>
-        <w:rPr>
-          <w:b/>
-          <w:bCs/>
-          <w:color w:val="1B3A5C"/>
-          <w:sz w:val="48"/>
-          <w:szCs w:val="48"/>
-        </w:rPr>
-      </w:pPr>
-      <w:r>
-        <w:rPr>
-          <w:b/>
-          <w:bCs/>
-          <w:color w:val="1B3A5C"/>
-          <w:sz w:val="48"/>
-          <w:szCs w:val="48"/>
-        </w:rPr>
-        <w:t>Engaging - instructional elements aligned with learners' personal and professional goals, interests, and motivations (Keller, 1987, 2010 - ARCS). Whether the artifact connects to who the learner is and what they are trying to become. ARCS is operationalized as a capture requirement in Archetype 07 Level 4 (Learner Needs) and as a cross-cutting motivational design layer in Archetype 03 (Learning Domain Alignment).</w:t>
-      </w:r>
-    </w:p>
-    <w:p>
-      <w:pPr>
-        <w:spacing w:before="240" w:after="120" w:line="319" w:lineRule="auto"/>
-        <w:jc w:val="center"/>
-        <w:rPr>
-          <w:b/>
-          <w:bCs/>
-          <w:color w:val="1B3A5C"/>
-          <w:sz w:val="48"/>
-          <w:szCs w:val="48"/>
-        </w:rPr>
-      </w:pPr>
-      <w:r>
-        <w:rPr>
-          <w:b/>
-          <w:bCs/>
-          <w:color w:val="1B3A5C"/>
-          <w:sz w:val="48"/>
-          <w:szCs w:val="48"/>
-        </w:rPr>
+        </w:rPr>
+        <w:t xml:space="preserve">Engaging </w:t>
+      </w:r>
+      <w:r>
+        <w:t>- instructional elements aligned with learners' personal and professional goals, interests, and motivations (Keller, 1987, 2010 - ARCS). Whether the artifact connects to who the learner is and what they are trying to become. ARCS is operationalized as a capture requirement in Archetype 07 Level 4 (Learner Needs) and as a cross-cutting motivational design layer in Archetype 03 (Learning Domain Alignment).</w:t>
+      </w:r>
+    </w:p>
+    <w:p/>
+    <w:p>
+      <w:r>
         <w:t>Each archetype below evaluates one or more of these three alignments. Archetypes 01-09 evaluate component quality across the ADDIE lifecycle; Archetype 10 is the synthesis archetype that evaluates internal coherence between objectives, instruction, and assessment.</w:t>
       </w:r>
     </w:p>
@@ -703,7 +667,6 @@
           <w:sz w:val="34"/>
           <w:szCs w:val="34"/>
         </w:rPr>
-        <w:lastRenderedPageBreak/>
         <w:t>Quick-Reference</w:t>
       </w:r>
       <w:proofErr w:type="gramEnd"/>
@@ -1039,6 +1002,7 @@
                 <w:sz w:val="18"/>
                 <w:szCs w:val="18"/>
               </w:rPr>
+              <w:lastRenderedPageBreak/>
               <w:t>03 - Instructional Sequencing</w:t>
             </w:r>
           </w:p>
@@ -1517,7 +1481,6 @@
                 <w:sz w:val="18"/>
                 <w:szCs w:val="18"/>
               </w:rPr>
-              <w:lastRenderedPageBreak/>
               <w:t>09 - Cognitive Neuroscience</w:t>
             </w:r>
           </w:p>
@@ -1579,7 +1542,21 @@
             </w:tcMar>
           </w:tcPr>
           <w:p>
-            <w:r>
+            <w:pPr>
+              <w:rPr>
+                <w:b/>
+                <w:bCs/>
+                <w:sz w:val="18"/>
+                <w:szCs w:val="18"/>
+              </w:rPr>
+            </w:pPr>
+            <w:r>
+              <w:rPr>
+                <w:b/>
+                <w:bCs/>
+                <w:sz w:val="18"/>
+                <w:szCs w:val="18"/>
+              </w:rPr>
               <w:t>10 - Curriculum Alignment</w:t>
             </w:r>
           </w:p>
@@ -1602,7 +1579,17 @@
             </w:tcMar>
           </w:tcPr>
           <w:p>
-            <w:r>
+            <w:pPr>
+              <w:rPr>
+                <w:sz w:val="18"/>
+                <w:szCs w:val="18"/>
+              </w:rPr>
+            </w:pPr>
+            <w:r>
+              <w:rPr>
+                <w:sz w:val="18"/>
+                <w:szCs w:val="18"/>
+              </w:rPr>
               <w:t>Objective &lt;-&gt; Strategy Coherence, Strategy &lt;-&gt; Assessment Coherence, Objective &lt;-&gt; Assessment Coherence, Coverage Completeness, Vertical Alignment, Discipline Alignment</w:t>
             </w:r>
           </w:p>
@@ -5348,23 +5335,21 @@
           <w:sz w:val="20"/>
           <w:szCs w:val="20"/>
         </w:rPr>
-        <w:t xml:space="preserve">GUIDE is a modular suite of nine evaluation archetypes built on a shared infrastructure (guide_base.py) with a central registry (guide_registry.py). Each archetype defines its own judge system prompt and human prompt template; the shared infrastructure provides the machinery to execute them individually, in composite, or as a full suite. The framework synthesizes </w:t>
-      </w:r>
-      <w:proofErr w:type="gramStart"/>
-      <w:r>
-        <w:rPr>
-          <w:sz w:val="20"/>
-          <w:szCs w:val="20"/>
-        </w:rPr>
-        <w:t>principle</w:t>
-      </w:r>
-      <w:proofErr w:type="gramEnd"/>
-      <w:r>
-        <w:rPr>
-          <w:sz w:val="20"/>
-          <w:szCs w:val="20"/>
-        </w:rPr>
-        <w:t xml:space="preserve"> sets from peer-reviewed instructional design research, each grounded in source materials from the UCF Master of Arts in Instructional Systems program.</w:t>
+        <w:t xml:space="preserve">GUIDE is a modular suite of </w:t>
+      </w:r>
+      <w:r>
+        <w:rPr>
+          <w:sz w:val="20"/>
+          <w:szCs w:val="20"/>
+        </w:rPr>
+        <w:t>ten</w:t>
+      </w:r>
+      <w:r>
+        <w:rPr>
+          <w:sz w:val="20"/>
+          <w:szCs w:val="20"/>
+        </w:rPr>
+        <w:t xml:space="preserve"> evaluation archetypes built on a shared infrastructure (guide_base.py) with a central registry (guide_registry.py). Each archetype defines its own judge system prompt and human prompt template; the shared infrastructure provides the machinery to execute them individually, in composite, or as a full suite. The framework synthesizes peer-reviewed instructional design research, grounded in source materials from the UCF Master of Arts in Instructional Systems program.</w:t>
       </w:r>
     </w:p>
     <w:p>
@@ -5403,15 +5388,13 @@
         </w:rPr>
         <w:t xml:space="preserve">The following terms appear throughout this document. </w:t>
       </w:r>
-      <w:proofErr w:type="gramStart"/>
-      <w:r>
-        <w:rPr>
-          <w:sz w:val="20"/>
-          <w:szCs w:val="20"/>
-        </w:rPr>
-        <w:t>Refer back</w:t>
-      </w:r>
-      <w:proofErr w:type="gramEnd"/>
+      <w:r>
+        <w:rPr>
+          <w:sz w:val="20"/>
+          <w:szCs w:val="20"/>
+        </w:rPr>
+        <w:t>Refer</w:t>
+      </w:r>
       <w:r>
         <w:rPr>
           <w:sz w:val="20"/>
@@ -9336,7 +9319,6 @@
           <w:sz w:val="20"/>
           <w:szCs w:val="20"/>
         </w:rPr>
-        <w:lastRenderedPageBreak/>
         <w:t xml:space="preserve"> </w:t>
       </w:r>
     </w:p>
@@ -9415,23 +9397,7 @@
                 <w:sz w:val="20"/>
                 <w:szCs w:val="20"/>
               </w:rPr>
-              <w:t xml:space="preserve">Before scoring your own artifacts, ask yourself: would I have scored Dimension 3 a 3 or a 4? If </w:t>
-            </w:r>
-            <w:proofErr w:type="gramStart"/>
-            <w:r>
-              <w:rPr>
-                <w:sz w:val="20"/>
-                <w:szCs w:val="20"/>
-              </w:rPr>
-              <w:t>you would have</w:t>
-            </w:r>
-            <w:proofErr w:type="gramEnd"/>
-            <w:r>
-              <w:rPr>
-                <w:sz w:val="20"/>
-                <w:szCs w:val="20"/>
-              </w:rPr>
-              <w:t xml:space="preserve"> </w:t>
+              <w:t xml:space="preserve">Before scoring your own artifacts, ask yourself: would I have scored Dimension 3 a 3 or a 4? If you would have </w:t>
             </w:r>
             <w:proofErr w:type="gramStart"/>
             <w:r>
@@ -9607,8 +9573,6 @@
           <w:szCs w:val="26"/>
         </w:rPr>
       </w:pPr>
-      <w:bookmarkStart w:id="13" w:name="_fp7fl0fj6nni" w:colFirst="0" w:colLast="0"/>
-      <w:bookmarkEnd w:id="13"/>
       <w:r>
         <w:rPr>
           <w:color w:val="3A3A3A"/>
@@ -10361,8 +10325,8 @@
           <w:szCs w:val="26"/>
         </w:rPr>
       </w:pPr>
-      <w:bookmarkStart w:id="14" w:name="_wyzo9u83yqo1" w:colFirst="0" w:colLast="0"/>
-      <w:bookmarkEnd w:id="14"/>
+      <w:bookmarkStart w:id="13" w:name="_wyzo9u83yqo1" w:colFirst="0" w:colLast="0"/>
+      <w:bookmarkEnd w:id="13"/>
     </w:p>
     <w:p>
       <w:pPr>
@@ -10374,8 +10338,8 @@
           <w:szCs w:val="26"/>
         </w:rPr>
       </w:pPr>
-      <w:bookmarkStart w:id="15" w:name="_ilnhp9mbncjk" w:colFirst="0" w:colLast="0"/>
-      <w:bookmarkEnd w:id="15"/>
+      <w:bookmarkStart w:id="14" w:name="_ilnhp9mbncjk" w:colFirst="0" w:colLast="0"/>
+      <w:bookmarkEnd w:id="14"/>
       <w:r>
         <w:rPr>
           <w:color w:val="3A3A3A"/>
@@ -11112,8 +11076,8 @@
           <w:szCs w:val="26"/>
         </w:rPr>
       </w:pPr>
-      <w:bookmarkStart w:id="16" w:name="_o8fvvfbdrtuo" w:colFirst="0" w:colLast="0"/>
-      <w:bookmarkEnd w:id="16"/>
+      <w:bookmarkStart w:id="15" w:name="_o8fvvfbdrtuo" w:colFirst="0" w:colLast="0"/>
+      <w:bookmarkEnd w:id="15"/>
       <w:r>
         <w:rPr>
           <w:color w:val="3A3A3A"/>
@@ -11883,8 +11847,8 @@
           <w:szCs w:val="26"/>
         </w:rPr>
       </w:pPr>
-      <w:bookmarkStart w:id="17" w:name="_ogxnlghl0nl" w:colFirst="0" w:colLast="0"/>
-      <w:bookmarkEnd w:id="17"/>
+      <w:bookmarkStart w:id="16" w:name="_ogxnlghl0nl" w:colFirst="0" w:colLast="0"/>
+      <w:bookmarkEnd w:id="16"/>
       <w:r>
         <w:rPr>
           <w:color w:val="3A3A3A"/>
@@ -12641,8 +12605,8 @@
           <w:szCs w:val="26"/>
         </w:rPr>
       </w:pPr>
-      <w:bookmarkStart w:id="18" w:name="_ah8pvh5y5j3j" w:colFirst="0" w:colLast="0"/>
-      <w:bookmarkEnd w:id="18"/>
+      <w:bookmarkStart w:id="17" w:name="_ah8pvh5y5j3j" w:colFirst="0" w:colLast="0"/>
+      <w:bookmarkEnd w:id="17"/>
       <w:r>
         <w:rPr>
           <w:color w:val="3A3A3A"/>
@@ -13384,8 +13348,8 @@
           <w:szCs w:val="26"/>
         </w:rPr>
       </w:pPr>
-      <w:bookmarkStart w:id="19" w:name="_sfu34musvf06" w:colFirst="0" w:colLast="0"/>
-      <w:bookmarkEnd w:id="19"/>
+      <w:bookmarkStart w:id="18" w:name="_sfu34musvf06" w:colFirst="0" w:colLast="0"/>
+      <w:bookmarkEnd w:id="18"/>
       <w:r>
         <w:rPr>
           <w:color w:val="3A3A3A"/>
@@ -14147,8 +14111,8 @@
           <w:szCs w:val="46"/>
         </w:rPr>
       </w:pPr>
-      <w:bookmarkStart w:id="20" w:name="_59m0n9gkzi8z" w:colFirst="0" w:colLast="0"/>
-      <w:bookmarkEnd w:id="20"/>
+      <w:bookmarkStart w:id="19" w:name="_59m0n9gkzi8z" w:colFirst="0" w:colLast="0"/>
+      <w:bookmarkEnd w:id="19"/>
       <w:r>
         <w:rPr>
           <w:color w:val="1B3A5C"/>
@@ -14282,8 +14246,8 @@
           <w:szCs w:val="26"/>
         </w:rPr>
       </w:pPr>
-      <w:bookmarkStart w:id="21" w:name="_59qzi59lq433" w:colFirst="0" w:colLast="0"/>
-      <w:bookmarkEnd w:id="21"/>
+      <w:bookmarkStart w:id="20" w:name="_59qzi59lq433" w:colFirst="0" w:colLast="0"/>
+      <w:bookmarkEnd w:id="20"/>
       <w:r>
         <w:rPr>
           <w:color w:val="3A3A3A"/>
@@ -14928,8 +14892,8 @@
           <w:szCs w:val="26"/>
         </w:rPr>
       </w:pPr>
-      <w:bookmarkStart w:id="22" w:name="_w751kcv8dfah" w:colFirst="0" w:colLast="0"/>
-      <w:bookmarkEnd w:id="22"/>
+      <w:bookmarkStart w:id="21" w:name="_w751kcv8dfah" w:colFirst="0" w:colLast="0"/>
+      <w:bookmarkEnd w:id="21"/>
       <w:r>
         <w:rPr>
           <w:color w:val="3A3A3A"/>
@@ -15359,23 +15323,7 @@
                 <w:sz w:val="20"/>
                 <w:szCs w:val="20"/>
               </w:rPr>
-              <w:t xml:space="preserve">Well-defined </w:t>
-            </w:r>
-            <w:proofErr w:type="gramStart"/>
-            <w:r>
-              <w:rPr>
-                <w:sz w:val="20"/>
-                <w:szCs w:val="20"/>
-              </w:rPr>
-              <w:t>objectives;</w:t>
-            </w:r>
-            <w:proofErr w:type="gramEnd"/>
-            <w:r>
-              <w:rPr>
-                <w:sz w:val="20"/>
-                <w:szCs w:val="20"/>
-              </w:rPr>
-              <w:t xml:space="preserve"> most items align; 1-2 tangential.</w:t>
+              <w:t>Well-defined objectives; most items align; 1-2 tangential.</w:t>
             </w:r>
           </w:p>
         </w:tc>
@@ -15642,8 +15590,8 @@
           <w:szCs w:val="26"/>
         </w:rPr>
       </w:pPr>
-      <w:bookmarkStart w:id="23" w:name="_iowl7akrj1q1" w:colFirst="0" w:colLast="0"/>
-      <w:bookmarkEnd w:id="23"/>
+      <w:bookmarkStart w:id="22" w:name="_iowl7akrj1q1" w:colFirst="0" w:colLast="0"/>
+      <w:bookmarkEnd w:id="22"/>
       <w:r>
         <w:rPr>
           <w:color w:val="3A3A3A"/>
@@ -16287,8 +16235,8 @@
           <w:szCs w:val="26"/>
         </w:rPr>
       </w:pPr>
-      <w:bookmarkStart w:id="24" w:name="_dog0hwirs0kp" w:colFirst="0" w:colLast="0"/>
-      <w:bookmarkEnd w:id="24"/>
+      <w:bookmarkStart w:id="23" w:name="_dog0hwirs0kp" w:colFirst="0" w:colLast="0"/>
+      <w:bookmarkEnd w:id="23"/>
       <w:r>
         <w:rPr>
           <w:color w:val="3A3A3A"/>
@@ -16882,8 +16830,8 @@
           <w:szCs w:val="26"/>
         </w:rPr>
       </w:pPr>
-      <w:bookmarkStart w:id="25" w:name="_sqnr629n4elz" w:colFirst="0" w:colLast="0"/>
-      <w:bookmarkEnd w:id="25"/>
+      <w:bookmarkStart w:id="24" w:name="_sqnr629n4elz" w:colFirst="0" w:colLast="0"/>
+      <w:bookmarkEnd w:id="24"/>
       <w:r>
         <w:rPr>
           <w:color w:val="3A3A3A"/>
@@ -17486,8 +17434,8 @@
           <w:szCs w:val="26"/>
         </w:rPr>
       </w:pPr>
-      <w:bookmarkStart w:id="26" w:name="_wjvsaqn5v88h" w:colFirst="0" w:colLast="0"/>
-      <w:bookmarkEnd w:id="26"/>
+      <w:bookmarkStart w:id="25" w:name="_wjvsaqn5v88h" w:colFirst="0" w:colLast="0"/>
+      <w:bookmarkEnd w:id="25"/>
       <w:r>
         <w:rPr>
           <w:color w:val="3A3A3A"/>
@@ -18115,8 +18063,8 @@
           <w:szCs w:val="46"/>
         </w:rPr>
       </w:pPr>
-      <w:bookmarkStart w:id="27" w:name="_dq249agagspn" w:colFirst="0" w:colLast="0"/>
-      <w:bookmarkEnd w:id="27"/>
+      <w:bookmarkStart w:id="26" w:name="_dq249agagspn" w:colFirst="0" w:colLast="0"/>
+      <w:bookmarkEnd w:id="26"/>
       <w:r>
         <w:rPr>
           <w:color w:val="1B3A5C"/>
@@ -18266,8 +18214,8 @@
           <w:szCs w:val="26"/>
         </w:rPr>
       </w:pPr>
-      <w:bookmarkStart w:id="28" w:name="_393m5n8zszsi" w:colFirst="0" w:colLast="0"/>
-      <w:bookmarkEnd w:id="28"/>
+      <w:bookmarkStart w:id="27" w:name="_393m5n8zszsi" w:colFirst="0" w:colLast="0"/>
+      <w:bookmarkEnd w:id="27"/>
       <w:r>
         <w:rPr>
           <w:color w:val="3A3A3A"/>
@@ -18980,8 +18928,8 @@
           <w:szCs w:val="26"/>
         </w:rPr>
       </w:pPr>
-      <w:bookmarkStart w:id="29" w:name="_6a463qccehw5" w:colFirst="0" w:colLast="0"/>
-      <w:bookmarkEnd w:id="29"/>
+      <w:bookmarkStart w:id="28" w:name="_6a463qccehw5" w:colFirst="0" w:colLast="0"/>
+      <w:bookmarkEnd w:id="28"/>
       <w:r>
         <w:rPr>
           <w:color w:val="3A3A3A"/>
@@ -19497,6 +19445,7 @@
                 <w:sz w:val="20"/>
                 <w:szCs w:val="20"/>
               </w:rPr>
+              <w:lastRenderedPageBreak/>
               <w:t>2</w:t>
             </w:r>
           </w:p>
@@ -19641,15 +19590,14 @@
           <w:szCs w:val="26"/>
         </w:rPr>
       </w:pPr>
-      <w:bookmarkStart w:id="30" w:name="_e67vguxhp3nc" w:colFirst="0" w:colLast="0"/>
-      <w:bookmarkEnd w:id="30"/>
+      <w:bookmarkStart w:id="29" w:name="_e67vguxhp3nc" w:colFirst="0" w:colLast="0"/>
+      <w:bookmarkEnd w:id="29"/>
       <w:r>
         <w:rPr>
           <w:color w:val="3A3A3A"/>
           <w:sz w:val="26"/>
           <w:szCs w:val="26"/>
         </w:rPr>
-        <w:lastRenderedPageBreak/>
         <w:t>Dimension 3: Sequencing Logic</w:t>
       </w:r>
     </w:p>
@@ -20287,14 +20235,15 @@
           <w:szCs w:val="26"/>
         </w:rPr>
       </w:pPr>
-      <w:bookmarkStart w:id="31" w:name="_6rcjuawyt40x" w:colFirst="0" w:colLast="0"/>
-      <w:bookmarkEnd w:id="31"/>
+      <w:bookmarkStart w:id="30" w:name="_6rcjuawyt40x" w:colFirst="0" w:colLast="0"/>
+      <w:bookmarkEnd w:id="30"/>
       <w:r>
         <w:rPr>
           <w:color w:val="3A3A3A"/>
           <w:sz w:val="26"/>
           <w:szCs w:val="26"/>
         </w:rPr>
+        <w:lastRenderedPageBreak/>
         <w:t>Dimension 4: Scaffolding and Gradual Release</w:t>
       </w:r>
     </w:p>
@@ -20376,7 +20325,6 @@
           <w:sz w:val="20"/>
           <w:szCs w:val="20"/>
         </w:rPr>
-        <w:lastRenderedPageBreak/>
         <w:t>Vygotsky, L.S. (1978). Mind in Society. Harvard University Press.</w:t>
       </w:r>
     </w:p>
@@ -20843,23 +20791,7 @@
                 <w:sz w:val="20"/>
                 <w:szCs w:val="20"/>
               </w:rPr>
-              <w:t xml:space="preserve">Minimal </w:t>
-            </w:r>
-            <w:proofErr w:type="gramStart"/>
-            <w:r>
-              <w:rPr>
-                <w:sz w:val="20"/>
-                <w:szCs w:val="20"/>
-              </w:rPr>
-              <w:t>scaffolding;</w:t>
-            </w:r>
-            <w:proofErr w:type="gramEnd"/>
-            <w:r>
-              <w:rPr>
-                <w:sz w:val="20"/>
-                <w:szCs w:val="20"/>
-              </w:rPr>
-              <w:t xml:space="preserve"> learners may be unsupported early.</w:t>
+              <w:t>Minimal scaffolding; learners may be unsupported early.</w:t>
             </w:r>
           </w:p>
         </w:tc>
@@ -20937,23 +20869,7 @@
                 <w:sz w:val="20"/>
                 <w:szCs w:val="20"/>
               </w:rPr>
-              <w:t xml:space="preserve">No </w:t>
-            </w:r>
-            <w:proofErr w:type="gramStart"/>
-            <w:r>
-              <w:rPr>
-                <w:sz w:val="20"/>
-                <w:szCs w:val="20"/>
-              </w:rPr>
-              <w:t>scaffolding;</w:t>
-            </w:r>
-            <w:proofErr w:type="gramEnd"/>
-            <w:r>
-              <w:rPr>
-                <w:sz w:val="20"/>
-                <w:szCs w:val="20"/>
-              </w:rPr>
-              <w:t xml:space="preserve"> independent work expected immediately.</w:t>
+              <w:t>No scaffolding; independent work expected immediately.</w:t>
             </w:r>
           </w:p>
         </w:tc>
@@ -20985,8 +20901,8 @@
           <w:szCs w:val="26"/>
         </w:rPr>
       </w:pPr>
-      <w:bookmarkStart w:id="32" w:name="_mi54jdrrmrce" w:colFirst="0" w:colLast="0"/>
-      <w:bookmarkEnd w:id="32"/>
+      <w:bookmarkStart w:id="31" w:name="_mi54jdrrmrce" w:colFirst="0" w:colLast="0"/>
+      <w:bookmarkEnd w:id="31"/>
       <w:r>
         <w:rPr>
           <w:color w:val="3A3A3A"/>
@@ -21210,7 +21126,6 @@
                 <w:sz w:val="20"/>
                 <w:szCs w:val="20"/>
               </w:rPr>
-              <w:lastRenderedPageBreak/>
               <w:t>5</w:t>
             </w:r>
           </w:p>
@@ -21589,8 +21504,8 @@
           <w:szCs w:val="26"/>
         </w:rPr>
       </w:pPr>
-      <w:bookmarkStart w:id="33" w:name="_7cfrh7juy5ez" w:colFirst="0" w:colLast="0"/>
-      <w:bookmarkEnd w:id="33"/>
+      <w:bookmarkStart w:id="32" w:name="_7cfrh7juy5ez" w:colFirst="0" w:colLast="0"/>
+      <w:bookmarkEnd w:id="32"/>
       <w:r>
         <w:rPr>
           <w:color w:val="3A3A3A"/>
@@ -21986,6 +21901,7 @@
                 <w:sz w:val="20"/>
                 <w:szCs w:val="20"/>
               </w:rPr>
+              <w:lastRenderedPageBreak/>
               <w:t>3</w:t>
             </w:r>
           </w:p>
@@ -22142,7 +22058,6 @@
                 <w:sz w:val="20"/>
                 <w:szCs w:val="20"/>
               </w:rPr>
-              <w:lastRenderedPageBreak/>
               <w:t>1</w:t>
             </w:r>
           </w:p>
@@ -22238,8 +22153,8 @@
           <w:szCs w:val="46"/>
         </w:rPr>
       </w:pPr>
-      <w:bookmarkStart w:id="34" w:name="_72rjtdsg60ik" w:colFirst="0" w:colLast="0"/>
-      <w:bookmarkEnd w:id="34"/>
+      <w:bookmarkStart w:id="33" w:name="_72rjtdsg60ik" w:colFirst="0" w:colLast="0"/>
+      <w:bookmarkEnd w:id="33"/>
       <w:r>
         <w:rPr>
           <w:color w:val="1B3A5C"/>
@@ -22373,8 +22288,8 @@
           <w:szCs w:val="26"/>
         </w:rPr>
       </w:pPr>
-      <w:bookmarkStart w:id="35" w:name="_c6yu55ir7ci1" w:colFirst="0" w:colLast="0"/>
-      <w:bookmarkEnd w:id="35"/>
+      <w:bookmarkStart w:id="34" w:name="_c6yu55ir7ci1" w:colFirst="0" w:colLast="0"/>
+      <w:bookmarkEnd w:id="34"/>
       <w:r>
         <w:rPr>
           <w:color w:val="3A3A3A"/>
@@ -23057,8 +22972,8 @@
           <w:szCs w:val="26"/>
         </w:rPr>
       </w:pPr>
-      <w:bookmarkStart w:id="36" w:name="_x8arsnk0blnz" w:colFirst="0" w:colLast="0"/>
-      <w:bookmarkEnd w:id="36"/>
+      <w:bookmarkStart w:id="35" w:name="_x8arsnk0blnz" w:colFirst="0" w:colLast="0"/>
+      <w:bookmarkEnd w:id="35"/>
       <w:r>
         <w:rPr>
           <w:color w:val="3A3A3A"/>
@@ -23759,8 +23674,8 @@
           <w:szCs w:val="26"/>
         </w:rPr>
       </w:pPr>
-      <w:bookmarkStart w:id="37" w:name="_qizt8m1e2ao7" w:colFirst="0" w:colLast="0"/>
-      <w:bookmarkEnd w:id="37"/>
+      <w:bookmarkStart w:id="36" w:name="_qizt8m1e2ao7" w:colFirst="0" w:colLast="0"/>
+      <w:bookmarkEnd w:id="36"/>
       <w:r>
         <w:rPr>
           <w:color w:val="3A3A3A"/>
@@ -24396,8 +24311,8 @@
           <w:szCs w:val="26"/>
         </w:rPr>
       </w:pPr>
-      <w:bookmarkStart w:id="38" w:name="_962m8i1jgaa0" w:colFirst="0" w:colLast="0"/>
-      <w:bookmarkEnd w:id="38"/>
+      <w:bookmarkStart w:id="37" w:name="_962m8i1jgaa0" w:colFirst="0" w:colLast="0"/>
+      <w:bookmarkEnd w:id="37"/>
       <w:r>
         <w:rPr>
           <w:color w:val="3A3A3A"/>
@@ -24991,8 +24906,8 @@
           <w:szCs w:val="26"/>
         </w:rPr>
       </w:pPr>
-      <w:bookmarkStart w:id="39" w:name="_oga1vk3py16i" w:colFirst="0" w:colLast="0"/>
-      <w:bookmarkEnd w:id="39"/>
+      <w:bookmarkStart w:id="38" w:name="_oga1vk3py16i" w:colFirst="0" w:colLast="0"/>
+      <w:bookmarkEnd w:id="38"/>
       <w:r>
         <w:rPr>
           <w:color w:val="3A3A3A"/>
@@ -25622,8 +25537,8 @@
           <w:szCs w:val="26"/>
         </w:rPr>
       </w:pPr>
-      <w:bookmarkStart w:id="40" w:name="_my54qt8812ub" w:colFirst="0" w:colLast="0"/>
-      <w:bookmarkEnd w:id="40"/>
+      <w:bookmarkStart w:id="39" w:name="_my54qt8812ub" w:colFirst="0" w:colLast="0"/>
+      <w:bookmarkEnd w:id="39"/>
       <w:r>
         <w:rPr>
           <w:color w:val="3A3A3A"/>
@@ -26046,23 +25961,7 @@
                 <w:sz w:val="20"/>
                 <w:szCs w:val="20"/>
               </w:rPr>
-              <w:t xml:space="preserve">Mostly clear; minor readability or </w:t>
-            </w:r>
-            <w:proofErr w:type="gramStart"/>
-            <w:r>
-              <w:rPr>
-                <w:sz w:val="20"/>
-                <w:szCs w:val="20"/>
-              </w:rPr>
-              <w:t>organization</w:t>
-            </w:r>
-            <w:proofErr w:type="gramEnd"/>
-            <w:r>
-              <w:rPr>
-                <w:sz w:val="20"/>
-                <w:szCs w:val="20"/>
-              </w:rPr>
-              <w:t xml:space="preserve"> issues.</w:t>
+              <w:t>Mostly clear; minor readability or organization issues.</w:t>
             </w:r>
           </w:p>
         </w:tc>
@@ -26357,8 +26256,8 @@
           <w:szCs w:val="46"/>
         </w:rPr>
       </w:pPr>
-      <w:bookmarkStart w:id="41" w:name="_bsgjmfdetjz2" w:colFirst="0" w:colLast="0"/>
-      <w:bookmarkEnd w:id="41"/>
+      <w:bookmarkStart w:id="40" w:name="_bsgjmfdetjz2" w:colFirst="0" w:colLast="0"/>
+      <w:bookmarkEnd w:id="40"/>
       <w:r>
         <w:rPr>
           <w:color w:val="1B3A5C"/>
@@ -26476,8 +26375,8 @@
           <w:szCs w:val="26"/>
         </w:rPr>
       </w:pPr>
-      <w:bookmarkStart w:id="42" w:name="_om31n2b6q4zp" w:colFirst="0" w:colLast="0"/>
-      <w:bookmarkEnd w:id="42"/>
+      <w:bookmarkStart w:id="41" w:name="_om31n2b6q4zp" w:colFirst="0" w:colLast="0"/>
+      <w:bookmarkEnd w:id="41"/>
       <w:r>
         <w:rPr>
           <w:color w:val="3A3A3A"/>
@@ -27154,8 +27053,8 @@
           <w:szCs w:val="26"/>
         </w:rPr>
       </w:pPr>
-      <w:bookmarkStart w:id="43" w:name="_wxdfcljvaf3y" w:colFirst="0" w:colLast="0"/>
-      <w:bookmarkEnd w:id="43"/>
+      <w:bookmarkStart w:id="42" w:name="_wxdfcljvaf3y" w:colFirst="0" w:colLast="0"/>
+      <w:bookmarkEnd w:id="42"/>
       <w:r>
         <w:rPr>
           <w:color w:val="3A3A3A"/>
@@ -27807,8 +27706,8 @@
           <w:szCs w:val="26"/>
         </w:rPr>
       </w:pPr>
-      <w:bookmarkStart w:id="44" w:name="_sfvzju6d01m6" w:colFirst="0" w:colLast="0"/>
-      <w:bookmarkEnd w:id="44"/>
+      <w:bookmarkStart w:id="43" w:name="_sfvzju6d01m6" w:colFirst="0" w:colLast="0"/>
+      <w:bookmarkEnd w:id="43"/>
       <w:r>
         <w:rPr>
           <w:color w:val="3A3A3A"/>
@@ -28410,8 +28309,8 @@
           <w:szCs w:val="26"/>
         </w:rPr>
       </w:pPr>
-      <w:bookmarkStart w:id="45" w:name="_qa99zdytymyk" w:colFirst="0" w:colLast="0"/>
-      <w:bookmarkEnd w:id="45"/>
+      <w:bookmarkStart w:id="44" w:name="_qa99zdytymyk" w:colFirst="0" w:colLast="0"/>
+      <w:bookmarkEnd w:id="44"/>
       <w:r>
         <w:rPr>
           <w:color w:val="3A3A3A"/>
@@ -29030,8 +28929,8 @@
           <w:szCs w:val="26"/>
         </w:rPr>
       </w:pPr>
-      <w:bookmarkStart w:id="46" w:name="_2sgidvgfdbdc" w:colFirst="0" w:colLast="0"/>
-      <w:bookmarkEnd w:id="46"/>
+      <w:bookmarkStart w:id="45" w:name="_2sgidvgfdbdc" w:colFirst="0" w:colLast="0"/>
+      <w:bookmarkEnd w:id="45"/>
       <w:r>
         <w:rPr>
           <w:color w:val="3A3A3A"/>
@@ -29676,8 +29575,8 @@
           <w:szCs w:val="26"/>
         </w:rPr>
       </w:pPr>
-      <w:bookmarkStart w:id="47" w:name="_png91fhhx3rp" w:colFirst="0" w:colLast="0"/>
-      <w:bookmarkEnd w:id="47"/>
+      <w:bookmarkStart w:id="46" w:name="_png91fhhx3rp" w:colFirst="0" w:colLast="0"/>
+      <w:bookmarkEnd w:id="46"/>
       <w:r>
         <w:rPr>
           <w:color w:val="3A3A3A"/>
@@ -30336,8 +30235,8 @@
           <w:szCs w:val="46"/>
         </w:rPr>
       </w:pPr>
-      <w:bookmarkStart w:id="48" w:name="_o4qd5sr8ydoh" w:colFirst="0" w:colLast="0"/>
-      <w:bookmarkEnd w:id="48"/>
+      <w:bookmarkStart w:id="47" w:name="_o4qd5sr8ydoh" w:colFirst="0" w:colLast="0"/>
+      <w:bookmarkEnd w:id="47"/>
       <w:r>
         <w:rPr>
           <w:color w:val="1B3A5C"/>
@@ -30471,8 +30370,8 @@
           <w:szCs w:val="26"/>
         </w:rPr>
       </w:pPr>
-      <w:bookmarkStart w:id="49" w:name="_4kqwz3oljqqo" w:colFirst="0" w:colLast="0"/>
-      <w:bookmarkEnd w:id="49"/>
+      <w:bookmarkStart w:id="48" w:name="_4kqwz3oljqqo" w:colFirst="0" w:colLast="0"/>
+      <w:bookmarkEnd w:id="48"/>
       <w:r>
         <w:rPr>
           <w:color w:val="3A3A3A"/>
@@ -31137,8 +31036,8 @@
           <w:szCs w:val="26"/>
         </w:rPr>
       </w:pPr>
-      <w:bookmarkStart w:id="50" w:name="_e64jlt2p75aw" w:colFirst="0" w:colLast="0"/>
-      <w:bookmarkEnd w:id="50"/>
+      <w:bookmarkStart w:id="49" w:name="_e64jlt2p75aw" w:colFirst="0" w:colLast="0"/>
+      <w:bookmarkEnd w:id="49"/>
       <w:r>
         <w:rPr>
           <w:color w:val="3A3A3A"/>
@@ -31741,8 +31640,8 @@
           <w:szCs w:val="26"/>
         </w:rPr>
       </w:pPr>
-      <w:bookmarkStart w:id="51" w:name="_wm3f5hi2k8xo" w:colFirst="0" w:colLast="0"/>
-      <w:bookmarkEnd w:id="51"/>
+      <w:bookmarkStart w:id="50" w:name="_wm3f5hi2k8xo" w:colFirst="0" w:colLast="0"/>
+      <w:bookmarkEnd w:id="50"/>
       <w:r>
         <w:rPr>
           <w:color w:val="3A3A3A"/>
@@ -32042,23 +31941,7 @@
                 <w:sz w:val="20"/>
                 <w:szCs w:val="20"/>
               </w:rPr>
-              <w:t xml:space="preserve">Explicit alignment </w:t>
-            </w:r>
-            <w:proofErr w:type="gramStart"/>
-            <w:r>
-              <w:rPr>
-                <w:sz w:val="20"/>
-                <w:szCs w:val="20"/>
-              </w:rPr>
-              <w:t>table;</w:t>
-            </w:r>
-            <w:proofErr w:type="gramEnd"/>
-            <w:r>
-              <w:rPr>
-                <w:sz w:val="20"/>
-                <w:szCs w:val="20"/>
-              </w:rPr>
-              <w:t xml:space="preserve"> complete instruments attached; multiple complementary methods; all questions covered.</w:t>
+              <w:t>Explicit alignment table; complete instruments attached; multiple complementary methods; all questions covered.</w:t>
             </w:r>
           </w:p>
         </w:tc>
@@ -32136,23 +32019,7 @@
                 <w:sz w:val="20"/>
                 <w:szCs w:val="20"/>
               </w:rPr>
-              <w:t xml:space="preserve">Good </w:t>
-            </w:r>
-            <w:proofErr w:type="gramStart"/>
-            <w:r>
-              <w:rPr>
-                <w:sz w:val="20"/>
-                <w:szCs w:val="20"/>
-              </w:rPr>
-              <w:t>alignment;</w:t>
-            </w:r>
-            <w:proofErr w:type="gramEnd"/>
-            <w:r>
-              <w:rPr>
-                <w:sz w:val="20"/>
-                <w:szCs w:val="20"/>
-              </w:rPr>
-              <w:t xml:space="preserve"> instruments attached or detailed; well-matched methods; comprehensive coverage.</w:t>
+              <w:t>Good alignment; instruments attached or detailed; well-matched methods; comprehensive coverage.</w:t>
             </w:r>
           </w:p>
         </w:tc>
@@ -32230,23 +32097,7 @@
                 <w:sz w:val="20"/>
                 <w:szCs w:val="20"/>
               </w:rPr>
-              <w:t xml:space="preserve">Moderate </w:t>
-            </w:r>
-            <w:proofErr w:type="gramStart"/>
-            <w:r>
-              <w:rPr>
-                <w:sz w:val="20"/>
-                <w:szCs w:val="20"/>
-              </w:rPr>
-              <w:t>alignment;</w:t>
-            </w:r>
-            <w:proofErr w:type="gramEnd"/>
-            <w:r>
-              <w:rPr>
-                <w:sz w:val="20"/>
-                <w:szCs w:val="20"/>
-              </w:rPr>
-              <w:t xml:space="preserve"> most instruments specified; appropriate methods; covers most questions.</w:t>
+              <w:t>Moderate alignment; most instruments specified; appropriate methods; covers most questions.</w:t>
             </w:r>
           </w:p>
         </w:tc>
@@ -32324,23 +32175,7 @@
                 <w:sz w:val="20"/>
                 <w:szCs w:val="20"/>
               </w:rPr>
-              <w:t xml:space="preserve">Weak </w:t>
-            </w:r>
-            <w:proofErr w:type="gramStart"/>
-            <w:r>
-              <w:rPr>
-                <w:sz w:val="20"/>
-                <w:szCs w:val="20"/>
-              </w:rPr>
-              <w:t>connection;</w:t>
-            </w:r>
-            <w:proofErr w:type="gramEnd"/>
-            <w:r>
-              <w:rPr>
-                <w:sz w:val="20"/>
-                <w:szCs w:val="20"/>
-              </w:rPr>
-              <w:t xml:space="preserve"> some instruments listed; mostly appropriate; coverage gaps.</w:t>
+              <w:t>Weak connection; some instruments listed; mostly appropriate; coverage gaps.</w:t>
             </w:r>
           </w:p>
         </w:tc>
@@ -32468,8 +32303,8 @@
           <w:szCs w:val="26"/>
         </w:rPr>
       </w:pPr>
-      <w:bookmarkStart w:id="52" w:name="_uyoasvxz6w0" w:colFirst="0" w:colLast="0"/>
-      <w:bookmarkEnd w:id="52"/>
+      <w:bookmarkStart w:id="51" w:name="_uyoasvxz6w0" w:colFirst="0" w:colLast="0"/>
+      <w:bookmarkEnd w:id="51"/>
       <w:r>
         <w:rPr>
           <w:color w:val="3A3A3A"/>
@@ -32857,23 +32692,7 @@
                 <w:sz w:val="20"/>
                 <w:szCs w:val="20"/>
               </w:rPr>
-              <w:t xml:space="preserve"> documented </w:t>
-            </w:r>
-            <w:proofErr w:type="gramStart"/>
-            <w:r>
-              <w:rPr>
-                <w:sz w:val="20"/>
-                <w:szCs w:val="20"/>
-              </w:rPr>
-              <w:t>process;</w:t>
-            </w:r>
-            <w:proofErr w:type="gramEnd"/>
-            <w:r>
-              <w:rPr>
-                <w:sz w:val="20"/>
-                <w:szCs w:val="20"/>
-              </w:rPr>
-              <w:t xml:space="preserve"> severity applied; clear threshold; well-documented; tracked.</w:t>
+              <w:t xml:space="preserve"> documented process; severity applied; clear threshold; well-documented; tracked.</w:t>
             </w:r>
           </w:p>
         </w:tc>
@@ -33166,8 +32985,8 @@
           <w:szCs w:val="26"/>
         </w:rPr>
       </w:pPr>
-      <w:bookmarkStart w:id="53" w:name="_ovo0h6kbvb0w" w:colFirst="0" w:colLast="0"/>
-      <w:bookmarkEnd w:id="53"/>
+      <w:bookmarkStart w:id="52" w:name="_ovo0h6kbvb0w" w:colFirst="0" w:colLast="0"/>
+      <w:bookmarkEnd w:id="52"/>
       <w:r>
         <w:rPr>
           <w:color w:val="3A3A3A"/>
@@ -33770,8 +33589,8 @@
           <w:szCs w:val="26"/>
         </w:rPr>
       </w:pPr>
-      <w:bookmarkStart w:id="54" w:name="_66ya1xtc9j1p" w:colFirst="0" w:colLast="0"/>
-      <w:bookmarkEnd w:id="54"/>
+      <w:bookmarkStart w:id="53" w:name="_66ya1xtc9j1p" w:colFirst="0" w:colLast="0"/>
+      <w:bookmarkEnd w:id="53"/>
       <w:r>
         <w:rPr>
           <w:color w:val="3A3A3A"/>
@@ -34473,8 +34292,8 @@
           <w:szCs w:val="46"/>
         </w:rPr>
       </w:pPr>
-      <w:bookmarkStart w:id="55" w:name="_w9jbbmzdecc8" w:colFirst="0" w:colLast="0"/>
-      <w:bookmarkEnd w:id="55"/>
+      <w:bookmarkStart w:id="54" w:name="_w9jbbmzdecc8" w:colFirst="0" w:colLast="0"/>
+      <w:bookmarkEnd w:id="54"/>
       <w:r>
         <w:rPr>
           <w:color w:val="1B3A5C"/>
@@ -34633,8 +34452,8 @@
           <w:szCs w:val="26"/>
         </w:rPr>
       </w:pPr>
-      <w:bookmarkStart w:id="56" w:name="_2dhssulofes6" w:colFirst="0" w:colLast="0"/>
-      <w:bookmarkEnd w:id="56"/>
+      <w:bookmarkStart w:id="55" w:name="_2dhssulofes6" w:colFirst="0" w:colLast="0"/>
+      <w:bookmarkEnd w:id="55"/>
       <w:r>
         <w:rPr>
           <w:color w:val="3A3A3A"/>
@@ -35279,8 +35098,8 @@
           <w:szCs w:val="26"/>
         </w:rPr>
       </w:pPr>
-      <w:bookmarkStart w:id="57" w:name="_en1clwyouo5u" w:colFirst="0" w:colLast="0"/>
-      <w:bookmarkEnd w:id="57"/>
+      <w:bookmarkStart w:id="56" w:name="_en1clwyouo5u" w:colFirst="0" w:colLast="0"/>
+      <w:bookmarkEnd w:id="56"/>
       <w:r>
         <w:rPr>
           <w:color w:val="3A3A3A"/>
@@ -35940,23 +35759,7 @@
                 <w:sz w:val="20"/>
                 <w:szCs w:val="20"/>
               </w:rPr>
-              <w:t xml:space="preserve">No cause </w:t>
-            </w:r>
-            <w:proofErr w:type="gramStart"/>
-            <w:r>
-              <w:rPr>
-                <w:sz w:val="20"/>
-                <w:szCs w:val="20"/>
-              </w:rPr>
-              <w:t>analysis;</w:t>
-            </w:r>
-            <w:proofErr w:type="gramEnd"/>
-            <w:r>
-              <w:rPr>
-                <w:sz w:val="20"/>
-                <w:szCs w:val="20"/>
-              </w:rPr>
-              <w:t xml:space="preserve"> assumes training is the answer; gaps not distinguished.</w:t>
+              <w:t>No cause analysis; assumes training is the answer; gaps not distinguished.</w:t>
             </w:r>
           </w:p>
         </w:tc>
@@ -35988,8 +35791,8 @@
           <w:szCs w:val="26"/>
         </w:rPr>
       </w:pPr>
-      <w:bookmarkStart w:id="58" w:name="_417t6bb514yj" w:colFirst="0" w:colLast="0"/>
-      <w:bookmarkEnd w:id="58"/>
+      <w:bookmarkStart w:id="57" w:name="_417t6bb514yj" w:colFirst="0" w:colLast="0"/>
+      <w:bookmarkEnd w:id="57"/>
       <w:r>
         <w:rPr>
           <w:color w:val="3A3A3A"/>
@@ -36583,6 +36386,7 @@
                 <w:sz w:val="20"/>
                 <w:szCs w:val="20"/>
               </w:rPr>
+              <w:lastRenderedPageBreak/>
               <w:t>1</w:t>
             </w:r>
           </w:p>
@@ -36649,8 +36453,8 @@
           <w:szCs w:val="26"/>
         </w:rPr>
       </w:pPr>
-      <w:bookmarkStart w:id="59" w:name="_vlcpvqnh4msy" w:colFirst="0" w:colLast="0"/>
-      <w:bookmarkEnd w:id="59"/>
+      <w:bookmarkStart w:id="58" w:name="_vlcpvqnh4msy" w:colFirst="0" w:colLast="0"/>
+      <w:bookmarkEnd w:id="58"/>
     </w:p>
     <w:p>
       <w:pPr>
@@ -36662,15 +36466,14 @@
           <w:szCs w:val="26"/>
         </w:rPr>
       </w:pPr>
-      <w:bookmarkStart w:id="60" w:name="_phgkkdev4kh9" w:colFirst="0" w:colLast="0"/>
-      <w:bookmarkEnd w:id="60"/>
+      <w:bookmarkStart w:id="59" w:name="_phgkkdev4kh9" w:colFirst="0" w:colLast="0"/>
+      <w:bookmarkEnd w:id="59"/>
       <w:r>
         <w:rPr>
           <w:color w:val="3A3A3A"/>
           <w:sz w:val="26"/>
           <w:szCs w:val="26"/>
         </w:rPr>
-        <w:lastRenderedPageBreak/>
         <w:t>Dimension 4: Goal and Objective Quality</w:t>
       </w:r>
     </w:p>
@@ -37308,14 +37111,15 @@
           <w:szCs w:val="26"/>
         </w:rPr>
       </w:pPr>
-      <w:bookmarkStart w:id="61" w:name="_4o9osae16xnk" w:colFirst="0" w:colLast="0"/>
-      <w:bookmarkEnd w:id="61"/>
+      <w:bookmarkStart w:id="60" w:name="_4o9osae16xnk" w:colFirst="0" w:colLast="0"/>
+      <w:bookmarkEnd w:id="60"/>
       <w:r>
         <w:rPr>
           <w:color w:val="3A3A3A"/>
           <w:sz w:val="26"/>
           <w:szCs w:val="26"/>
         </w:rPr>
+        <w:lastRenderedPageBreak/>
         <w:t>Dimension 5: Stakeholder Alignment</w:t>
       </w:r>
     </w:p>
@@ -37388,7 +37192,6 @@
           <w:sz w:val="20"/>
           <w:szCs w:val="20"/>
         </w:rPr>
-        <w:lastRenderedPageBreak/>
         <w:t>Scoring Criteria:</w:t>
       </w:r>
     </w:p>
@@ -37914,8 +37717,8 @@
           <w:szCs w:val="26"/>
         </w:rPr>
       </w:pPr>
-      <w:bookmarkStart w:id="62" w:name="_czl2p251l0g4" w:colFirst="0" w:colLast="0"/>
-      <w:bookmarkEnd w:id="62"/>
+      <w:bookmarkStart w:id="61" w:name="_czl2p251l0g4" w:colFirst="0" w:colLast="0"/>
+      <w:bookmarkEnd w:id="61"/>
       <w:r>
         <w:rPr>
           <w:color w:val="3A3A3A"/>
@@ -38057,6 +37860,7 @@
                 <w:sz w:val="20"/>
                 <w:szCs w:val="20"/>
               </w:rPr>
+              <w:lastRenderedPageBreak/>
               <w:t>Score</w:t>
             </w:r>
           </w:p>
@@ -38219,7 +38023,6 @@
                 <w:sz w:val="20"/>
                 <w:szCs w:val="20"/>
               </w:rPr>
-              <w:lastRenderedPageBreak/>
               <w:t>4</w:t>
             </w:r>
           </w:p>
@@ -38254,23 +38057,7 @@
                 <w:sz w:val="20"/>
                 <w:szCs w:val="20"/>
               </w:rPr>
-              <w:t xml:space="preserve">Good </w:t>
-            </w:r>
-            <w:proofErr w:type="gramStart"/>
-            <w:r>
-              <w:rPr>
-                <w:sz w:val="20"/>
-                <w:szCs w:val="20"/>
-              </w:rPr>
-              <w:t>match;</w:t>
-            </w:r>
-            <w:proofErr w:type="gramEnd"/>
-            <w:r>
-              <w:rPr>
-                <w:sz w:val="20"/>
-                <w:szCs w:val="20"/>
-              </w:rPr>
-              <w:t xml:space="preserve"> multiple interventions explored; training justified with evidence.</w:t>
+              <w:t>Good match; multiple interventions explored; training justified with evidence.</w:t>
             </w:r>
           </w:p>
         </w:tc>
@@ -38426,23 +38213,7 @@
                 <w:sz w:val="20"/>
                 <w:szCs w:val="20"/>
               </w:rPr>
-              <w:t xml:space="preserve">Partial </w:t>
-            </w:r>
-            <w:proofErr w:type="gramStart"/>
-            <w:r>
-              <w:rPr>
-                <w:sz w:val="20"/>
-                <w:szCs w:val="20"/>
-              </w:rPr>
-              <w:t>match;</w:t>
-            </w:r>
-            <w:proofErr w:type="gramEnd"/>
-            <w:r>
-              <w:rPr>
-                <w:sz w:val="20"/>
-                <w:szCs w:val="20"/>
-              </w:rPr>
-              <w:t xml:space="preserve"> training primary but may be wrong; weak justification.</w:t>
+              <w:t>Partial match; training primary but may be wrong; weak justification.</w:t>
             </w:r>
           </w:p>
         </w:tc>
@@ -38581,8 +38352,8 @@
           <w:szCs w:val="46"/>
         </w:rPr>
       </w:pPr>
-      <w:bookmarkStart w:id="63" w:name="_qqgwu4onq3" w:colFirst="0" w:colLast="0"/>
-      <w:bookmarkEnd w:id="63"/>
+      <w:bookmarkStart w:id="62" w:name="_qqgwu4onq3" w:colFirst="0" w:colLast="0"/>
+      <w:bookmarkEnd w:id="62"/>
       <w:r>
         <w:rPr>
           <w:color w:val="1B3A5C"/>
@@ -38716,8 +38487,8 @@
           <w:szCs w:val="26"/>
         </w:rPr>
       </w:pPr>
-      <w:bookmarkStart w:id="64" w:name="_83t66xs54szs" w:colFirst="0" w:colLast="0"/>
-      <w:bookmarkEnd w:id="64"/>
+      <w:bookmarkStart w:id="63" w:name="_83t66xs54szs" w:colFirst="0" w:colLast="0"/>
+      <w:bookmarkEnd w:id="63"/>
       <w:r>
         <w:rPr>
           <w:color w:val="3A3A3A"/>
@@ -39472,8 +39243,8 @@
           <w:szCs w:val="26"/>
         </w:rPr>
       </w:pPr>
-      <w:bookmarkStart w:id="65" w:name="_m0usmid5wgr8" w:colFirst="0" w:colLast="0"/>
-      <w:bookmarkEnd w:id="65"/>
+      <w:bookmarkStart w:id="64" w:name="_m0usmid5wgr8" w:colFirst="0" w:colLast="0"/>
+      <w:bookmarkEnd w:id="64"/>
       <w:r>
         <w:rPr>
           <w:color w:val="3A3A3A"/>
@@ -40137,8 +39908,8 @@
           <w:szCs w:val="26"/>
         </w:rPr>
       </w:pPr>
-      <w:bookmarkStart w:id="66" w:name="_kv2etpx5iwwt" w:colFirst="0" w:colLast="0"/>
-      <w:bookmarkEnd w:id="66"/>
+      <w:bookmarkStart w:id="65" w:name="_kv2etpx5iwwt" w:colFirst="0" w:colLast="0"/>
+      <w:bookmarkEnd w:id="65"/>
       <w:r>
         <w:rPr>
           <w:color w:val="3A3A3A"/>
@@ -40795,8 +40566,8 @@
           <w:szCs w:val="26"/>
         </w:rPr>
       </w:pPr>
-      <w:bookmarkStart w:id="67" w:name="_niqpl5ed76kz" w:colFirst="0" w:colLast="0"/>
-      <w:bookmarkEnd w:id="67"/>
+      <w:bookmarkStart w:id="66" w:name="_niqpl5ed76kz" w:colFirst="0" w:colLast="0"/>
+      <w:bookmarkEnd w:id="66"/>
       <w:r>
         <w:rPr>
           <w:color w:val="3A3A3A"/>
@@ -41202,23 +40973,7 @@
                 <w:sz w:val="20"/>
                 <w:szCs w:val="20"/>
               </w:rPr>
-              <w:t xml:space="preserve">Moderate </w:t>
-            </w:r>
-            <w:proofErr w:type="gramStart"/>
-            <w:r>
-              <w:rPr>
-                <w:sz w:val="20"/>
-                <w:szCs w:val="20"/>
-              </w:rPr>
-              <w:t>engagement;</w:t>
-            </w:r>
-            <w:proofErr w:type="gramEnd"/>
-            <w:r>
-              <w:rPr>
-                <w:sz w:val="20"/>
-                <w:szCs w:val="20"/>
-              </w:rPr>
-              <w:t xml:space="preserve"> some tension and stakes; mostly productive; occasional overwhelming moments.</w:t>
+              <w:t>Moderate engagement; some tension and stakes; mostly productive; occasional overwhelming moments.</w:t>
             </w:r>
           </w:p>
         </w:tc>
@@ -41422,8 +41177,8 @@
           <w:szCs w:val="26"/>
         </w:rPr>
       </w:pPr>
-      <w:bookmarkStart w:id="68" w:name="_qknrxmbbr0c8" w:colFirst="0" w:colLast="0"/>
-      <w:bookmarkEnd w:id="68"/>
+      <w:bookmarkStart w:id="67" w:name="_qknrxmbbr0c8" w:colFirst="0" w:colLast="0"/>
+      <w:bookmarkEnd w:id="67"/>
       <w:r>
         <w:rPr>
           <w:color w:val="3A3A3A"/>
@@ -42026,8 +41781,8 @@
           <w:szCs w:val="26"/>
         </w:rPr>
       </w:pPr>
-      <w:bookmarkStart w:id="69" w:name="_7tjhprxi6if1" w:colFirst="0" w:colLast="0"/>
-      <w:bookmarkEnd w:id="69"/>
+      <w:bookmarkStart w:id="68" w:name="_7tjhprxi6if1" w:colFirst="0" w:colLast="0"/>
+      <w:bookmarkEnd w:id="68"/>
       <w:r>
         <w:rPr>
           <w:color w:val="3A3A3A"/>
@@ -42629,8 +42384,6 @@
           <w:szCs w:val="46"/>
         </w:rPr>
       </w:pPr>
-      <w:bookmarkStart w:id="70" w:name="_6jfy5trkcfmn" w:colFirst="0" w:colLast="0"/>
-      <w:bookmarkEnd w:id="70"/>
       <w:r>
         <w:rPr>
           <w:color w:val="1B3A5C"/>
@@ -42812,8 +42565,8 @@
           <w:szCs w:val="26"/>
         </w:rPr>
       </w:pPr>
-      <w:bookmarkStart w:id="71" w:name="_2nz94tez4ztr" w:colFirst="0" w:colLast="0"/>
-      <w:bookmarkEnd w:id="71"/>
+      <w:bookmarkStart w:id="69" w:name="_2nz94tez4ztr" w:colFirst="0" w:colLast="0"/>
+      <w:bookmarkEnd w:id="69"/>
       <w:r>
         <w:rPr>
           <w:color w:val="3A3A3A"/>
@@ -43526,8 +43279,8 @@
           <w:szCs w:val="26"/>
         </w:rPr>
       </w:pPr>
-      <w:bookmarkStart w:id="72" w:name="_c90okho40sy9" w:colFirst="0" w:colLast="0"/>
-      <w:bookmarkEnd w:id="72"/>
+      <w:bookmarkStart w:id="70" w:name="_c90okho40sy9" w:colFirst="0" w:colLast="0"/>
+      <w:bookmarkEnd w:id="70"/>
       <w:r>
         <w:rPr>
           <w:color w:val="3A3A3A"/>
@@ -44285,8 +44038,8 @@
           <w:szCs w:val="26"/>
         </w:rPr>
       </w:pPr>
-      <w:bookmarkStart w:id="73" w:name="_nkm209ppwhyo" w:colFirst="0" w:colLast="0"/>
-      <w:bookmarkEnd w:id="73"/>
+      <w:bookmarkStart w:id="71" w:name="_nkm209ppwhyo" w:colFirst="0" w:colLast="0"/>
+      <w:bookmarkEnd w:id="71"/>
       <w:r>
         <w:rPr>
           <w:color w:val="3A3A3A"/>
@@ -44996,8 +44749,8 @@
           <w:szCs w:val="26"/>
         </w:rPr>
       </w:pPr>
-      <w:bookmarkStart w:id="74" w:name="_vih0kz6updsu" w:colFirst="0" w:colLast="0"/>
-      <w:bookmarkEnd w:id="74"/>
+      <w:bookmarkStart w:id="72" w:name="_vih0kz6updsu" w:colFirst="0" w:colLast="0"/>
+      <w:bookmarkEnd w:id="72"/>
       <w:r>
         <w:rPr>
           <w:color w:val="3A3A3A"/>
@@ -45675,8 +45428,8 @@
           <w:szCs w:val="26"/>
         </w:rPr>
       </w:pPr>
-      <w:bookmarkStart w:id="75" w:name="_sqqdw2vbpvjh" w:colFirst="0" w:colLast="0"/>
-      <w:bookmarkEnd w:id="75"/>
+      <w:bookmarkStart w:id="73" w:name="_sqqdw2vbpvjh" w:colFirst="0" w:colLast="0"/>
+      <w:bookmarkEnd w:id="73"/>
       <w:r>
         <w:rPr>
           <w:color w:val="3A3A3A"/>
@@ -46369,8 +46122,8 @@
           <w:szCs w:val="26"/>
         </w:rPr>
       </w:pPr>
-      <w:bookmarkStart w:id="76" w:name="_68k0n7pqep9" w:colFirst="0" w:colLast="0"/>
-      <w:bookmarkEnd w:id="76"/>
+      <w:bookmarkStart w:id="74" w:name="_68k0n7pqep9" w:colFirst="0" w:colLast="0"/>
+      <w:bookmarkEnd w:id="74"/>
       <w:r>
         <w:rPr>
           <w:color w:val="3A3A3A"/>
@@ -47044,8 +46797,8 @@
           <w:szCs w:val="46"/>
         </w:rPr>
       </w:pPr>
-      <w:bookmarkStart w:id="70" w:name="_6jfy5trkcfmn" w:colFirst="0" w:colLast="0"/>
-      <w:bookmarkEnd w:id="70"/>
+      <w:bookmarkStart w:id="75" w:name="_6jfy5trkcfmn" w:colFirst="0" w:colLast="0"/>
+      <w:bookmarkEnd w:id="75"/>
       <w:r>
         <w:rPr>
           <w:color w:val="1B3A5C"/>
@@ -47070,8 +46823,6 @@
         </w:rPr>
         <w:t>Evaluates whether an instructional artifact's internal pieces - objectives, instructional strategies (content, activities, chunking, sequencing), and learner assessments - cohere with each other and with broader scopes (course-level vertical progression, discipline-level competencies). This archetype operationalizes the Efficient quality outcome (Merrill, 2002) per the alignment mapping in Hirumi (2025). It does not evaluate the quality of any individual component - other archetypes (02, 03, 07) do that. It evaluates whether the components, taken together, say the same thing.</w:t>
       </w:r>
-      <w:proofErr w:type="gramStart"/>
-      <w:proofErr w:type="gramEnd"/>
     </w:p>
     <w:tbl>
       <w:tblPr>
@@ -47116,6 +46867,8 @@
           <w:p>
             <w:r>
               <w:t>When to use this archetype:</w:t>
+            </w:r>
+            <w:r>
               <w:br/>
               <w:t>Apply for end-to-end course design reviews (objectives + lessons + assessments together), curriculum mapping against professional competencies, Bloom-drift checks between stated and tested behavior, detecting orphan objectives or extraneous instruction, and vertical alignment review across modules in a course or courses in a program. Run in addition to component archetypes (02, 03, 07) when the question is whether the pieces hang together rather than whether any one piece is well-designed.</w:t>
             </w:r>
@@ -47136,6 +46889,7 @@
           <w:sz w:val="20"/>
           <w:szCs w:val="20"/>
         </w:rPr>
+        <w:lastRenderedPageBreak/>
         <w:t xml:space="preserve"> </w:t>
       </w:r>
     </w:p>
@@ -47149,8 +46903,6 @@
           <w:szCs w:val="26"/>
         </w:rPr>
       </w:pPr>
-      <w:bookmarkStart w:id="13" w:name="_fp7fl0fj6nni" w:colFirst="0" w:colLast="0"/>
-      <w:bookmarkEnd w:id="13"/>
       <w:r>
         <w:rPr>
           <w:color w:val="3A3A3A"/>
@@ -47550,6 +47302,7 @@
           </w:tcPr>
           <w:p>
             <w:r>
+              <w:lastRenderedPageBreak/>
               <w:t>3</w:t>
             </w:r>
           </w:p>
@@ -47707,8 +47460,6 @@
           <w:szCs w:val="26"/>
         </w:rPr>
       </w:pPr>
-      <w:bookmarkStart w:id="13" w:name="_fp7fl0fj6nni" w:colFirst="0" w:colLast="0"/>
-      <w:bookmarkEnd w:id="13"/>
       <w:r>
         <w:rPr>
           <w:color w:val="3A3A3A"/>
@@ -47902,6 +47653,7 @@
                 <w:sz w:val="20"/>
                 <w:szCs w:val="20"/>
               </w:rPr>
+              <w:lastRenderedPageBreak/>
               <w:t>Score</w:t>
             </w:r>
           </w:p>
@@ -48229,8 +47981,6 @@
           <w:szCs w:val="26"/>
         </w:rPr>
       </w:pPr>
-      <w:bookmarkStart w:id="13" w:name="_fp7fl0fj6nni" w:colFirst="0" w:colLast="0"/>
-      <w:bookmarkEnd w:id="13"/>
       <w:r>
         <w:rPr>
           <w:color w:val="3A3A3A"/>
@@ -48345,6 +48095,7 @@
           <w:sz w:val="20"/>
           <w:szCs w:val="20"/>
         </w:rPr>
+        <w:lastRenderedPageBreak/>
         <w:t>Anderson, L.W. &amp; Krathwohl, D.R. (2001). A Taxonomy for Learning, Teaching, and Assessing. Longman.</w:t>
       </w:r>
     </w:p>
@@ -48787,14 +48538,13 @@
           <w:szCs w:val="26"/>
         </w:rPr>
       </w:pPr>
-      <w:bookmarkStart w:id="13" w:name="_fp7fl0fj6nni" w:colFirst="0" w:colLast="0"/>
-      <w:bookmarkEnd w:id="13"/>
       <w:r>
         <w:rPr>
           <w:color w:val="3A3A3A"/>
           <w:sz w:val="26"/>
           <w:szCs w:val="26"/>
         </w:rPr>
+        <w:lastRenderedPageBreak/>
         <w:t>Dimension 4: Coverage Completeness</w:t>
       </w:r>
     </w:p>
@@ -49296,6 +49046,7 @@
           <w:sz w:val="20"/>
           <w:szCs w:val="20"/>
         </w:rPr>
+        <w:lastRenderedPageBreak/>
         <w:t xml:space="preserve"> </w:t>
       </w:r>
     </w:p>
@@ -49309,8 +49060,6 @@
           <w:szCs w:val="26"/>
         </w:rPr>
       </w:pPr>
-      <w:bookmarkStart w:id="13" w:name="_fp7fl0fj6nni" w:colFirst="0" w:colLast="0"/>
-      <w:bookmarkEnd w:id="13"/>
       <w:r>
         <w:rPr>
           <w:color w:val="3A3A3A"/>
@@ -49725,6 +49474,7 @@
           </w:tcPr>
           <w:p>
             <w:r>
+              <w:lastRenderedPageBreak/>
               <w:t>2</w:t>
             </w:r>
           </w:p>
@@ -49831,8 +49581,8 @@
           <w:szCs w:val="26"/>
         </w:rPr>
       </w:pPr>
-      <w:bookmarkStart w:id="13" w:name="_fp7fl0fj6nni" w:colFirst="0" w:colLast="0"/>
-      <w:bookmarkEnd w:id="13"/>
+      <w:bookmarkStart w:id="76" w:name="_fp7fl0fj6nni" w:colFirst="0" w:colLast="0"/>
+      <w:bookmarkEnd w:id="76"/>
       <w:r>
         <w:rPr>
           <w:color w:val="3A3A3A"/>
@@ -49857,7 +49607,30 @@
           <w:sz w:val="20"/>
           <w:szCs w:val="20"/>
         </w:rPr>
-        <w:t>Theoretical Foundation: Hirumi, Ratliff &amp; de la Mora (2021) discipline-scope alignment in Figure 1; Hirumi (2025) three-alignments mapping; competency-based education traditions (IBSTPI, ATD, Quality Matters)</w:t>
+        <w:t xml:space="preserve">Theoretical Foundation: </w:t>
+      </w:r>
+      <w:r>
+        <w:rPr>
+          <w:sz w:val="20"/>
+          <w:szCs w:val="20"/>
+        </w:rPr>
+        <w:t>Hirumi, Ratliff &amp; de la Mora (2021) discipline-scope alignment in Figure 1; Hirumi (2025) three-alignments mapping; competency-based education traditions (IBSTPI, ATD, Quality Matters)</w:t>
+      </w:r>
+    </w:p>
+    <w:p>
+      <w:pPr>
+        <w:spacing w:before="240" w:after="120" w:line="319" w:lineRule="auto"/>
+        <w:rPr>
+          <w:sz w:val="20"/>
+          <w:szCs w:val="20"/>
+        </w:rPr>
+      </w:pPr>
+      <w:r>
+        <w:rPr>
+          <w:sz w:val="20"/>
+          <w:szCs w:val="20"/>
+        </w:rPr>
+        <w:t>Does the course or program ladder up to professional competencies, knowledge base, or accrediting examinations? Every objective at the unit/lesson level maps upward to a competency at the discipline level. For artifacts not intended to ladder up to a discipline (e.g., one-off workshops, internal training), score on internal coherence with stated purpose and note the adaptation in rationale.</w:t>
       </w:r>
     </w:p>
     <w:p>
@@ -49875,7 +49648,55 @@
           <w:sz w:val="20"/>
           <w:szCs w:val="20"/>
         </w:rPr>
-        <w:t>Does the course or program ladder up to professional competencies, knowledge base, or accrediting examinations? Every objective at the unit/lesson level maps upward to a competency at the discipline level. For artifacts not intended to ladder up to a discipline (e.g., one-off workshops, internal training), score on internal coherence with stated purpose and note the adaptation in rationale.</w:t>
+        <w:t>Source Materials:</w:t>
+      </w:r>
+    </w:p>
+    <w:p>
+      <w:pPr>
+        <w:spacing w:before="240" w:after="120" w:line="319" w:lineRule="auto"/>
+        <w:rPr>
+          <w:sz w:val="20"/>
+          <w:szCs w:val="20"/>
+        </w:rPr>
+      </w:pPr>
+      <w:r>
+        <w:rPr>
+          <w:sz w:val="20"/>
+          <w:szCs w:val="20"/>
+        </w:rPr>
+        <w:t>Hirumi, A., Ratliff, M., &amp; de la Mora Velasco, E. (2021). Analyzing your context to improve and innovate distance learning. In L. Cifuentes (Ed.), Guide to Administering Distance Learning. Brill.</w:t>
+      </w:r>
+    </w:p>
+    <w:p>
+      <w:pPr>
+        <w:spacing w:before="240" w:after="120" w:line="319" w:lineRule="auto"/>
+        <w:rPr>
+          <w:sz w:val="20"/>
+          <w:szCs w:val="20"/>
+        </w:rPr>
+      </w:pPr>
+      <w:r>
+        <w:rPr>
+          <w:sz w:val="20"/>
+          <w:szCs w:val="20"/>
+        </w:rPr>
+        <w:t>Hirumi, A. (2025). Design Principles, Ethics, and Evidence-Informed Decision Making. In R.E. West &amp; H. Leary (Eds.), Foundations of Learning and Instructional Design Technology (2nd ed., pp. 433-448). EdTechBooks.</w:t>
+      </w:r>
+    </w:p>
+    <w:p>
+      <w:pPr>
+        <w:spacing w:before="2400" w:after="240" w:line="319" w:lineRule="auto"/>
+        <w:rPr>
+          <w:sz w:val="20"/>
+          <w:szCs w:val="20"/>
+        </w:rPr>
+      </w:pPr>
+      <w:r>
+        <w:rPr>
+          <w:sz w:val="20"/>
+          <w:szCs w:val="20"/>
+        </w:rPr>
+        <w:t xml:space="preserve"> </w:t>
       </w:r>
     </w:p>
     <w:p>
@@ -49893,76 +49714,7 @@
           <w:sz w:val="20"/>
           <w:szCs w:val="20"/>
         </w:rPr>
-        <w:t>Source Materials:</w:t>
-      </w:r>
-    </w:p>
-    <w:p>
-      <w:pPr>
-        <w:spacing w:before="240" w:after="120" w:line="319" w:lineRule="auto"/>
-        <w:rPr>
-          <w:sz w:val="20"/>
-          <w:szCs w:val="20"/>
-        </w:rPr>
-      </w:pPr>
-      <w:r>
-        <w:rPr>
-          <w:b/>
-          <w:bCs/>
-          <w:sz w:val="20"/>
-          <w:szCs w:val="20"/>
-        </w:rPr>
-        <w:t>Hirumi, A., Ratliff, M., &amp; de la Mora Velasco, E. (2021). Analyzing your context to improve and innovate distance learning. In L. Cifuentes (Ed.), Guide to Administering Distance Learning. Brill.</w:t>
-      </w:r>
-    </w:p>
-    <w:p>
-      <w:pPr>
-        <w:spacing w:before="240" w:after="120" w:line="319" w:lineRule="auto"/>
-        <w:rPr>
-          <w:sz w:val="20"/>
-          <w:szCs w:val="20"/>
-        </w:rPr>
-      </w:pPr>
-      <w:r>
-        <w:rPr>
-          <w:b/>
-          <w:bCs/>
-          <w:sz w:val="20"/>
-          <w:szCs w:val="20"/>
-        </w:rPr>
-        <w:t>Hirumi, A. (2025). Design Principles, Ethics, and Evidence-Informed Decision Making. In R.E. West &amp; H. Leary (Eds.), Foundations of Learning and Instructional Design Technology (2nd ed., pp. 433-448). EdTechBooks.</w:t>
-      </w:r>
-    </w:p>
-    <w:p>
-      <w:pPr>
-        <w:spacing w:before="2400" w:after="240" w:line="319" w:lineRule="auto"/>
-        <w:rPr>
-          <w:sz w:val="20"/>
-          <w:szCs w:val="20"/>
-        </w:rPr>
-      </w:pPr>
-      <w:r>
-        <w:rPr>
-          <w:sz w:val="20"/>
-          <w:szCs w:val="20"/>
-        </w:rPr>
-        <w:t xml:space="preserve"> </w:t>
-      </w:r>
-    </w:p>
-    <w:p>
-      <w:pPr>
-        <w:spacing w:before="240" w:after="120" w:line="319" w:lineRule="auto"/>
-        <w:rPr>
-          <w:sz w:val="20"/>
-          <w:szCs w:val="20"/>
-        </w:rPr>
-      </w:pPr>
-      <w:r>
-        <w:rPr>
-          <w:b/>
-          <w:bCs/>
-          <w:sz w:val="20"/>
-          <w:szCs w:val="20"/>
-        </w:rPr>
+        <w:lastRenderedPageBreak/>
         <w:t>Scoring Criteria:</w:t>
       </w:r>
     </w:p>
@@ -50404,15 +50156,13 @@
         </w:rPr>
         <w:t xml:space="preserve">High priority - problems that significantly impair </w:t>
       </w:r>
-      <w:proofErr w:type="gramStart"/>
-      <w:r>
-        <w:rPr>
-          <w:sz w:val="20"/>
-          <w:szCs w:val="20"/>
-        </w:rPr>
-        <w:t>the instructional</w:t>
-      </w:r>
-      <w:proofErr w:type="gramEnd"/>
+      <w:r>
+        <w:rPr>
+          <w:sz w:val="20"/>
+          <w:szCs w:val="20"/>
+        </w:rPr>
+        <w:t>instructional</w:t>
+      </w:r>
       <w:r>
         <w:rPr>
           <w:sz w:val="20"/>
@@ -50463,6 +50213,7 @@
           <w:sz w:val="20"/>
           <w:szCs w:val="20"/>
         </w:rPr>
+        <w:lastRenderedPageBreak/>
         <w:t>Source: Nielsen, J. (1994). Severity Ratings for Usability Problems. Nielsen Norman Group.</w:t>
       </w:r>
     </w:p>
@@ -50484,7 +50235,6 @@
           <w:sz w:val="46"/>
           <w:szCs w:val="46"/>
         </w:rPr>
-        <w:lastRenderedPageBreak/>
         <w:t>Cross-Archetype Coverage Matrix</w:t>
       </w:r>
     </w:p>
@@ -50948,7 +50698,7 @@
       </w:tr>
       <w:tr>
         <w:trPr>
-          <w:trHeight w:val="420"/>
+          <w:trHeight w:val="617"/>
         </w:trPr>
         <w:tc>
           <w:tcPr>
@@ -54589,6 +54339,7 @@
                 <w:sz w:val="16"/>
                 <w:szCs w:val="16"/>
               </w:rPr>
+              <w:lastRenderedPageBreak/>
               <w:t>WCAG 2.1 / POUR (W3C, 2018)</w:t>
             </w:r>
           </w:p>
@@ -54952,7 +54703,6 @@
                 <w:sz w:val="16"/>
                 <w:szCs w:val="16"/>
               </w:rPr>
-              <w:lastRenderedPageBreak/>
               <w:t>UDL (CAST, 2018)</w:t>
             </w:r>
           </w:p>
@@ -56709,7 +56459,7 @@
       </w:tr>
       <w:tr>
         <w:trPr>
-          <w:trHeight w:val="420"/>
+          <w:trHeight w:val="707"/>
         </w:trPr>
         <w:tc>
           <w:tcPr>
@@ -59089,8 +58839,6 @@
         </w:rPr>
         <w:t xml:space="preserve"> </w:t>
       </w:r>
-      <w:proofErr w:type="spellStart"/>
-      <w:proofErr w:type="spellEnd"/>
     </w:p>
     <w:p>
       <w:pPr>
@@ -59108,8 +58856,6 @@
         </w:rPr>
         <w:t>References added in v3.1.0 - v3.1.2:</w:t>
       </w:r>
-      <w:proofErr w:type="spellStart"/>
-      <w:proofErr w:type="spellEnd"/>
     </w:p>
     <w:p>
       <w:pPr>
@@ -59127,8 +58873,6 @@
         </w:rPr>
         <w:t>Tyler, R.W. (1949). Basic Principles of Curriculum and Instruction. University of Chicago Press.</w:t>
       </w:r>
-      <w:proofErr w:type="spellStart"/>
-      <w:proofErr w:type="spellEnd"/>
     </w:p>
     <w:p>
       <w:pPr>
@@ -59146,8 +58890,6 @@
         </w:rPr>
         <w:t>Anderson, L.W. &amp; Krathwohl, D.R. (Eds.) (2001). A Taxonomy for Learning, Teaching, and Assessing: A Revision of Bloom's Taxonomy of Educational Objectives. Longman.</w:t>
       </w:r>
-      <w:proofErr w:type="spellStart"/>
-      <w:proofErr w:type="spellEnd"/>
     </w:p>
     <w:p>
       <w:pPr>
@@ -59165,8 +58907,6 @@
         </w:rPr>
         <w:t>Webb, N.L. (1997). Criteria for alignment of expectations and assessments in mathematics and science education. CCSSO Research Monograph No. 6.</w:t>
       </w:r>
-      <w:proofErr w:type="spellStart"/>
-      <w:proofErr w:type="spellEnd"/>
     </w:p>
     <w:p>
       <w:pPr>
@@ -59184,8 +58924,6 @@
         </w:rPr>
         <w:t>Wiggins, G., &amp; McTighe, J. (2005). Understanding by Design (2nd ed.). ASCD.</w:t>
       </w:r>
-      <w:proofErr w:type="spellStart"/>
-      <w:proofErr w:type="spellEnd"/>
     </w:p>
     <w:p>
       <w:pPr>
@@ -59203,8 +58941,6 @@
         </w:rPr>
         <w:t>Reigeluth, C.M. (1999). Instructional-Design Theories and Models, Volume II: A New Paradigm of Instructional Theory. Lawrence Erlbaum.</w:t>
       </w:r>
-      <w:proofErr w:type="spellStart"/>
-      <w:proofErr w:type="spellEnd"/>
     </w:p>
     <w:p>
       <w:pPr>
@@ -59222,8 +58958,6 @@
         </w:rPr>
         <w:t>van Merrienboer, J.J.G., &amp; Kirschner, P.A. (2018). Ten Steps to Complex Learning (3rd ed.). Routledge.</w:t>
       </w:r>
-      <w:proofErr w:type="spellStart"/>
-      <w:proofErr w:type="spellEnd"/>
     </w:p>
     <w:p>
       <w:pPr>
@@ -59241,8 +58975,6 @@
         </w:rPr>
         <w:t>Merrill, M.D. (2002). First principles of instruction. Educational Technology Research and Development, 50(3), 43-59.</w:t>
       </w:r>
-      <w:proofErr w:type="spellStart"/>
-      <w:proofErr w:type="spellEnd"/>
     </w:p>
     <w:p>
       <w:pPr>
@@ -59260,8 +58992,6 @@
         </w:rPr>
         <w:t>Keller, J.M. (1987). Development and Use of the ARCS Model of Instructional Design. Journal of Instructional Development, 10(3), 2-10.</w:t>
       </w:r>
-      <w:proofErr w:type="spellStart"/>
-      <w:proofErr w:type="spellEnd"/>
     </w:p>
     <w:p>
       <w:pPr>
@@ -59279,8 +59009,6 @@
         </w:rPr>
         <w:t>Keller, J.M. (2010). Motivational Design for Learning and Performance: The ARCS Model Approach. Springer.</w:t>
       </w:r>
-      <w:proofErr w:type="spellStart"/>
-      <w:proofErr w:type="spellEnd"/>
     </w:p>
     <w:p>
       <w:pPr>
@@ -59298,8 +59026,6 @@
         </w:rPr>
         <w:t>Hannafin, M.J., Hannafin, K.M., Land, S.M., &amp; Oliver, K. (1997). Grounded practice and the design of constructivist learning environments. Educational Technology Research and Development, 45(3), 101-117.</w:t>
       </w:r>
-      <w:proofErr w:type="spellStart"/>
-      <w:proofErr w:type="spellEnd"/>
     </w:p>
     <w:p>
       <w:pPr>
@@ -59317,8 +59043,6 @@
         </w:rPr>
         <w:t>Hirumi, A., Ratliff, M., &amp; de la Mora Velasco, E. (2021). Analyzing your context to improve and innovate distance learning (pp. 104-140). In L. Cifuentes (Ed.), Guide to Administering Distance Learning. Brill Publishing.</w:t>
       </w:r>
-      <w:proofErr w:type="spellStart"/>
-      <w:proofErr w:type="spellEnd"/>
     </w:p>
     <w:p>
       <w:pPr>
@@ -59334,10 +59058,24 @@
           <w:sz w:val="20"/>
           <w:szCs w:val="20"/>
         </w:rPr>
-        <w:t>Hirumi, A. (2025). Design Principles, Ethics, and Evidence-Informed Decision Making: The (Evolving) Future of the Field is Design! In R.E. West &amp; H. Leary (Eds.), Foundations of Learning and Instructional Design Technology (2nd ed., pp. 244-254 and 433-448). EdTechBooks.</w:t>
+        <w:t xml:space="preserve">Hirumi, A. (2025). Design Principles, Ethics, and Evidence-Informed Decision Making: The (Evolving) Future of the Field is Design! In R.E. West &amp; H. Leary (Eds.), Foundations of Learning and Instructional Design Technology (2nd ed., pp. 244-254 and 433-448). </w:t>
       </w:r>
       <w:proofErr w:type="spellStart"/>
+      <w:r>
+        <w:rPr>
+          <w:sz w:val="20"/>
+          <w:szCs w:val="20"/>
+        </w:rPr>
+        <w:t>EdTechBooks</w:t>
+      </w:r>
       <w:proofErr w:type="spellEnd"/>
+      <w:r>
+        <w:rPr>
+          <w:sz w:val="20"/>
+          <w:szCs w:val="20"/>
+        </w:rPr>
+        <w:t>.</w:t>
+      </w:r>
     </w:p>
     <w:p>
       <w:pPr>
@@ -59496,6 +59234,119 @@
 <file path=word/numbering.xml><?xml version="1.0" encoding="utf-8"?>
 <w:numbering xmlns:wpc="http://schemas.microsoft.com/office/word/2010/wordprocessingCanvas" xmlns:cx="http://schemas.microsoft.com/office/drawing/2014/chartex" xmlns:cx1="http://schemas.microsoft.com/office/drawing/2015/9/8/chartex" xmlns:cx2="http://schemas.microsoft.com/office/drawing/2015/10/21/chartex" xmlns:cx3="http://schemas.microsoft.com/office/drawing/2016/5/9/chartex" xmlns:cx4="http://schemas.microsoft.com/office/drawing/2016/5/10/chartex" xmlns:cx5="http://schemas.microsoft.com/office/drawing/2016/5/11/chartex" xmlns:cx6="http://schemas.microsoft.com/office/drawing/2016/5/12/chartex" xmlns:cx7="http://schemas.microsoft.com/office/drawing/2016/5/13/chartex" xmlns:cx8="http://schemas.microsoft.com/office/drawing/2016/5/14/chartex" xmlns:mc="http://schemas.openxmlformats.org/markup-compatibility/2006" xmlns:aink="http://schemas.microsoft.com/office/drawing/2016/ink" xmlns:am3d="http://schemas.microsoft.com/office/drawing/2017/model3d" xmlns:o="urn:schemas-microsoft-com:office:office" xmlns:oel="http://schemas.microsoft.com/office/2019/extlst" xmlns:r="http://schemas.openxmlformats.org/officeDocument/2006/relationships" xmlns:m="http://schemas.openxmlformats.org/officeDocument/2006/math" xmlns:v="urn:schemas-microsoft-com:vml" xmlns:wp14="http://schemas.microsoft.com/office/word/2010/wordprocessingDrawing" xmlns:wp="http://schemas.openxmlformats.org/drawingml/2006/wordprocessingDrawing" xmlns:w10="urn:schemas-microsoft-com:office:word" xmlns:w="http://schemas.openxmlformats.org/wordprocessingml/2006/main" xmlns:w14="http://schemas.microsoft.com/office/word/2010/wordml" xmlns:w15="http://schemas.microsoft.com/office/word/2012/wordml" xmlns:w16cex="http://schemas.microsoft.com/office/word/2018/wordml/cex" xmlns:w16cid="http://schemas.microsoft.com/office/word/2016/wordml/cid" xmlns:w16="http://schemas.microsoft.com/office/word/2018/wordml" xmlns:w16du="http://schemas.microsoft.com/office/word/2023/wordml/word16du" xmlns:w16sdtdh="http://schemas.microsoft.com/office/word/2020/wordml/sdtdatahash" xmlns:w16sdtfl="http://schemas.microsoft.com/office/word/2024/wordml/sdtformatlock" xmlns:w16se="http://schemas.microsoft.com/office/word/2015/wordml/symex" xmlns:wpg="http://schemas.microsoft.com/office/word/2010/wordprocessingGroup" xmlns:wpi="http://schemas.microsoft.com/office/word/2010/wordprocessingInk" xmlns:wne="http://schemas.microsoft.com/office/word/2006/wordml" xmlns:wps="http://schemas.microsoft.com/office/word/2010/wordprocessingShape" mc:Ignorable="w14 w15 w16se w16cid w16 w16cex w16sdtdh w16sdtfl w16du wp14">
   <w:abstractNum w:abstractNumId="0" w15:restartNumberingAfterBreak="0">
+    <w:nsid w:val="33AE5A09"/>
+    <w:multiLevelType w:val="hybridMultilevel"/>
+    <w:tmpl w:val="B33695AC"/>
+    <w:lvl w:ilvl="0" w:tplc="04090001">
+      <w:start w:val="1"/>
+      <w:numFmt w:val="bullet"/>
+      <w:lvlText w:val=""/>
+      <w:lvlJc w:val="left"/>
+      <w:pPr>
+        <w:ind w:left="720" w:hanging="360"/>
+      </w:pPr>
+      <w:rPr>
+        <w:rFonts w:ascii="Symbol" w:hAnsi="Symbol" w:hint="default"/>
+      </w:rPr>
+    </w:lvl>
+    <w:lvl w:ilvl="1" w:tplc="04090003" w:tentative="1">
+      <w:start w:val="1"/>
+      <w:numFmt w:val="bullet"/>
+      <w:lvlText w:val="o"/>
+      <w:lvlJc w:val="left"/>
+      <w:pPr>
+        <w:ind w:left="1440" w:hanging="360"/>
+      </w:pPr>
+      <w:rPr>
+        <w:rFonts w:ascii="Courier New" w:hAnsi="Courier New" w:cs="Courier New" w:hint="default"/>
+      </w:rPr>
+    </w:lvl>
+    <w:lvl w:ilvl="2" w:tplc="04090005" w:tentative="1">
+      <w:start w:val="1"/>
+      <w:numFmt w:val="bullet"/>
+      <w:lvlText w:val=""/>
+      <w:lvlJc w:val="left"/>
+      <w:pPr>
+        <w:ind w:left="2160" w:hanging="360"/>
+      </w:pPr>
+      <w:rPr>
+        <w:rFonts w:ascii="Wingdings" w:hAnsi="Wingdings" w:hint="default"/>
+      </w:rPr>
+    </w:lvl>
+    <w:lvl w:ilvl="3" w:tplc="04090001" w:tentative="1">
+      <w:start w:val="1"/>
+      <w:numFmt w:val="bullet"/>
+      <w:lvlText w:val=""/>
+      <w:lvlJc w:val="left"/>
+      <w:pPr>
+        <w:ind w:left="2880" w:hanging="360"/>
+      </w:pPr>
+      <w:rPr>
+        <w:rFonts w:ascii="Symbol" w:hAnsi="Symbol" w:hint="default"/>
+      </w:rPr>
+    </w:lvl>
+    <w:lvl w:ilvl="4" w:tplc="04090003" w:tentative="1">
+      <w:start w:val="1"/>
+      <w:numFmt w:val="bullet"/>
+      <w:lvlText w:val="o"/>
+      <w:lvlJc w:val="left"/>
+      <w:pPr>
+        <w:ind w:left="3600" w:hanging="360"/>
+      </w:pPr>
+      <w:rPr>
+        <w:rFonts w:ascii="Courier New" w:hAnsi="Courier New" w:cs="Courier New" w:hint="default"/>
+      </w:rPr>
+    </w:lvl>
+    <w:lvl w:ilvl="5" w:tplc="04090005" w:tentative="1">
+      <w:start w:val="1"/>
+      <w:numFmt w:val="bullet"/>
+      <w:lvlText w:val=""/>
+      <w:lvlJc w:val="left"/>
+      <w:pPr>
+        <w:ind w:left="4320" w:hanging="360"/>
+      </w:pPr>
+      <w:rPr>
+        <w:rFonts w:ascii="Wingdings" w:hAnsi="Wingdings" w:hint="default"/>
+      </w:rPr>
+    </w:lvl>
+    <w:lvl w:ilvl="6" w:tplc="04090001" w:tentative="1">
+      <w:start w:val="1"/>
+      <w:numFmt w:val="bullet"/>
+      <w:lvlText w:val=""/>
+      <w:lvlJc w:val="left"/>
+      <w:pPr>
+        <w:ind w:left="5040" w:hanging="360"/>
+      </w:pPr>
+      <w:rPr>
+        <w:rFonts w:ascii="Symbol" w:hAnsi="Symbol" w:hint="default"/>
+      </w:rPr>
+    </w:lvl>
+    <w:lvl w:ilvl="7" w:tplc="04090003" w:tentative="1">
+      <w:start w:val="1"/>
+      <w:numFmt w:val="bullet"/>
+      <w:lvlText w:val="o"/>
+      <w:lvlJc w:val="left"/>
+      <w:pPr>
+        <w:ind w:left="5760" w:hanging="360"/>
+      </w:pPr>
+      <w:rPr>
+        <w:rFonts w:ascii="Courier New" w:hAnsi="Courier New" w:cs="Courier New" w:hint="default"/>
+      </w:rPr>
+    </w:lvl>
+    <w:lvl w:ilvl="8" w:tplc="04090005" w:tentative="1">
+      <w:start w:val="1"/>
+      <w:numFmt w:val="bullet"/>
+      <w:lvlText w:val=""/>
+      <w:lvlJc w:val="left"/>
+      <w:pPr>
+        <w:ind w:left="6480" w:hanging="360"/>
+      </w:pPr>
+      <w:rPr>
+        <w:rFonts w:ascii="Wingdings" w:hAnsi="Wingdings" w:hint="default"/>
+      </w:rPr>
+    </w:lvl>
+  </w:abstractNum>
+  <w:abstractNum w:abstractNumId="1" w15:restartNumberingAfterBreak="0">
     <w:nsid w:val="5C643ACE"/>
     <w:multiLevelType w:val="hybridMultilevel"/>
     <w:tmpl w:val="0B948C8C"/>
@@ -59608,6 +59459,9 @@
     </w:lvl>
   </w:abstractNum>
   <w:num w:numId="1" w16cid:durableId="928856557">
+    <w:abstractNumId w:val="1"/>
+  </w:num>
+  <w:num w:numId="2" w16cid:durableId="932131654">
     <w:abstractNumId w:val="0"/>
   </w:num>
 </w:numbering>
